--- a/fiches-docx/F-06.docx
+++ b/fiches-docx/F-06.docx
@@ -28,7 +28,7 @@
                 <w:color w:val="1A2B22"/>
                 <w:sz w:val="26"/>
               </w:rPr>
-              <w:t xml:space="preserve">  F-06 — البرمجة الزمنية السنوية للأنشطة (نونبر → يونيو)  </w:t>
+              <w:t xml:space="preserve">  F-06 — البرمجة الزمنية السنوية للأنشطة (أكتوبر → شتنبر)  </w:t>
             </w:r>
           </w:p>
         </w:tc>
@@ -74,7 +74,7 @@
           <w:b/>
           <w:sz w:val="22"/>
         </w:rPr>
-        <w:t xml:space="preserve">السنة الدراسية: </w:t>
+        <w:t xml:space="preserve">الموسم الدراسي: </w:t>
       </w:r>
       <w:r>
         <w:t>__________________________________________________</w:t>
@@ -89,21 +89,25 @@
         <w:tblLook w:firstColumn="1" w:firstRow="1" w:lastColumn="0" w:lastRow="0" w:noHBand="0" w:noVBand="1" w:val="04A0"/>
       </w:tblPr>
       <w:tblGrid>
-        <w:gridCol w:w="997"/>
-        <w:gridCol w:w="997"/>
-        <w:gridCol w:w="997"/>
-        <w:gridCol w:w="997"/>
-        <w:gridCol w:w="997"/>
-        <w:gridCol w:w="997"/>
-        <w:gridCol w:w="997"/>
-        <w:gridCol w:w="997"/>
-        <w:gridCol w:w="997"/>
-        <w:gridCol w:w="997"/>
+        <w:gridCol w:w="712"/>
+        <w:gridCol w:w="712"/>
+        <w:gridCol w:w="712"/>
+        <w:gridCol w:w="712"/>
+        <w:gridCol w:w="712"/>
+        <w:gridCol w:w="712"/>
+        <w:gridCol w:w="712"/>
+        <w:gridCol w:w="712"/>
+        <w:gridCol w:w="712"/>
+        <w:gridCol w:w="712"/>
+        <w:gridCol w:w="712"/>
+        <w:gridCol w:w="712"/>
+        <w:gridCol w:w="712"/>
+        <w:gridCol w:w="712"/>
       </w:tblGrid>
       <w:tr>
         <w:tc>
           <w:tcPr>
-            <w:tcW w:type="dxa" w:w="997"/>
+            <w:tcW w:type="dxa" w:w="712"/>
             <w:shd w:val="clear" w:color="auto" w:fill="e8e8e8"/>
           </w:tcPr>
           <w:p>
@@ -122,7 +126,26 @@
         </w:tc>
         <w:tc>
           <w:tcPr>
-            <w:tcW w:type="dxa" w:w="997"/>
+            <w:tcW w:type="dxa" w:w="712"/>
+            <w:shd w:val="clear" w:color="auto" w:fill="e8e8e8"/>
+          </w:tcPr>
+          <w:p>
+            <w:pPr>
+              <w:jc w:val="center"/>
+              <w:bidi/>
+            </w:pPr>
+            <w:r>
+              <w:rPr>
+                <w:b/>
+                <w:sz w:val="20"/>
+              </w:rPr>
+              <w:t>أكتوبر</w:t>
+            </w:r>
+          </w:p>
+        </w:tc>
+        <w:tc>
+          <w:tcPr>
+            <w:tcW w:type="dxa" w:w="712"/>
             <w:shd w:val="clear" w:color="auto" w:fill="e8e8e8"/>
           </w:tcPr>
           <w:p>
@@ -141,7 +164,7 @@
         </w:tc>
         <w:tc>
           <w:tcPr>
-            <w:tcW w:type="dxa" w:w="997"/>
+            <w:tcW w:type="dxa" w:w="712"/>
             <w:shd w:val="clear" w:color="auto" w:fill="e8e8e8"/>
           </w:tcPr>
           <w:p>
@@ -160,7 +183,7 @@
         </w:tc>
         <w:tc>
           <w:tcPr>
-            <w:tcW w:type="dxa" w:w="997"/>
+            <w:tcW w:type="dxa" w:w="712"/>
             <w:shd w:val="clear" w:color="auto" w:fill="e8e8e8"/>
           </w:tcPr>
           <w:p>
@@ -179,7 +202,7 @@
         </w:tc>
         <w:tc>
           <w:tcPr>
-            <w:tcW w:type="dxa" w:w="997"/>
+            <w:tcW w:type="dxa" w:w="712"/>
             <w:shd w:val="clear" w:color="auto" w:fill="e8e8e8"/>
           </w:tcPr>
           <w:p>
@@ -198,7 +221,7 @@
         </w:tc>
         <w:tc>
           <w:tcPr>
-            <w:tcW w:type="dxa" w:w="997"/>
+            <w:tcW w:type="dxa" w:w="712"/>
             <w:shd w:val="clear" w:color="auto" w:fill="e8e8e8"/>
           </w:tcPr>
           <w:p>
@@ -217,7 +240,7 @@
         </w:tc>
         <w:tc>
           <w:tcPr>
-            <w:tcW w:type="dxa" w:w="997"/>
+            <w:tcW w:type="dxa" w:w="712"/>
             <w:shd w:val="clear" w:color="auto" w:fill="e8e8e8"/>
           </w:tcPr>
           <w:p>
@@ -236,7 +259,7 @@
         </w:tc>
         <w:tc>
           <w:tcPr>
-            <w:tcW w:type="dxa" w:w="997"/>
+            <w:tcW w:type="dxa" w:w="712"/>
             <w:shd w:val="clear" w:color="auto" w:fill="e8e8e8"/>
           </w:tcPr>
           <w:p>
@@ -255,7 +278,7 @@
         </w:tc>
         <w:tc>
           <w:tcPr>
-            <w:tcW w:type="dxa" w:w="997"/>
+            <w:tcW w:type="dxa" w:w="712"/>
             <w:shd w:val="clear" w:color="auto" w:fill="e8e8e8"/>
           </w:tcPr>
           <w:p>
@@ -274,7 +297,64 @@
         </w:tc>
         <w:tc>
           <w:tcPr>
-            <w:tcW w:type="dxa" w:w="997"/>
+            <w:tcW w:type="dxa" w:w="712"/>
+            <w:shd w:val="clear" w:color="auto" w:fill="e8e8e8"/>
+          </w:tcPr>
+          <w:p>
+            <w:pPr>
+              <w:jc w:val="center"/>
+              <w:bidi/>
+            </w:pPr>
+            <w:r>
+              <w:rPr>
+                <w:b/>
+                <w:sz w:val="20"/>
+              </w:rPr>
+              <w:t>يوليوز</w:t>
+            </w:r>
+          </w:p>
+        </w:tc>
+        <w:tc>
+          <w:tcPr>
+            <w:tcW w:type="dxa" w:w="712"/>
+            <w:shd w:val="clear" w:color="auto" w:fill="e8e8e8"/>
+          </w:tcPr>
+          <w:p>
+            <w:pPr>
+              <w:jc w:val="center"/>
+              <w:bidi/>
+            </w:pPr>
+            <w:r>
+              <w:rPr>
+                <w:b/>
+                <w:sz w:val="20"/>
+              </w:rPr>
+              <w:t>غشت</w:t>
+            </w:r>
+          </w:p>
+        </w:tc>
+        <w:tc>
+          <w:tcPr>
+            <w:tcW w:type="dxa" w:w="712"/>
+            <w:shd w:val="clear" w:color="auto" w:fill="e8e8e8"/>
+          </w:tcPr>
+          <w:p>
+            <w:pPr>
+              <w:jc w:val="center"/>
+              <w:bidi/>
+            </w:pPr>
+            <w:r>
+              <w:rPr>
+                <w:b/>
+                <w:sz w:val="20"/>
+              </w:rPr>
+              <w:t>شتنبر</w:t>
+            </w:r>
+          </w:p>
+        </w:tc>
+        <w:tc>
+          <w:tcPr>
+            <w:tcW w:type="dxa" w:w="712"/>
             <w:shd w:val="clear" w:color="auto" w:fill="e8e8e8"/>
           </w:tcPr>
           <w:p>
@@ -295,7 +375,7 @@
       <w:tr>
         <w:tc>
           <w:tcPr>
-            <w:tcW w:type="dxa" w:w="997"/>
+            <w:tcW w:type="dxa" w:w="712"/>
           </w:tcPr>
           <w:p>
             <w:pPr>
@@ -305,7 +385,7 @@
         </w:tc>
         <w:tc>
           <w:tcPr>
-            <w:tcW w:type="dxa" w:w="997"/>
+            <w:tcW w:type="dxa" w:w="712"/>
           </w:tcPr>
           <w:p>
             <w:pPr>
@@ -315,7 +395,7 @@
         </w:tc>
         <w:tc>
           <w:tcPr>
-            <w:tcW w:type="dxa" w:w="997"/>
+            <w:tcW w:type="dxa" w:w="712"/>
           </w:tcPr>
           <w:p>
             <w:pPr>
@@ -325,7 +405,7 @@
         </w:tc>
         <w:tc>
           <w:tcPr>
-            <w:tcW w:type="dxa" w:w="997"/>
+            <w:tcW w:type="dxa" w:w="712"/>
           </w:tcPr>
           <w:p>
             <w:pPr>
@@ -335,7 +415,7 @@
         </w:tc>
         <w:tc>
           <w:tcPr>
-            <w:tcW w:type="dxa" w:w="997"/>
+            <w:tcW w:type="dxa" w:w="712"/>
           </w:tcPr>
           <w:p>
             <w:pPr>
@@ -345,7 +425,7 @@
         </w:tc>
         <w:tc>
           <w:tcPr>
-            <w:tcW w:type="dxa" w:w="997"/>
+            <w:tcW w:type="dxa" w:w="712"/>
           </w:tcPr>
           <w:p>
             <w:pPr>
@@ -355,7 +435,7 @@
         </w:tc>
         <w:tc>
           <w:tcPr>
-            <w:tcW w:type="dxa" w:w="997"/>
+            <w:tcW w:type="dxa" w:w="712"/>
           </w:tcPr>
           <w:p>
             <w:pPr>
@@ -365,7 +445,7 @@
         </w:tc>
         <w:tc>
           <w:tcPr>
-            <w:tcW w:type="dxa" w:w="997"/>
+            <w:tcW w:type="dxa" w:w="712"/>
           </w:tcPr>
           <w:p>
             <w:pPr>
@@ -375,7 +455,7 @@
         </w:tc>
         <w:tc>
           <w:tcPr>
-            <w:tcW w:type="dxa" w:w="997"/>
+            <w:tcW w:type="dxa" w:w="712"/>
           </w:tcPr>
           <w:p>
             <w:pPr>
@@ -385,7 +465,47 @@
         </w:tc>
         <w:tc>
           <w:tcPr>
-            <w:tcW w:type="dxa" w:w="997"/>
+            <w:tcW w:type="dxa" w:w="712"/>
+          </w:tcPr>
+          <w:p>
+            <w:pPr>
+              <w:jc w:val="center"/>
+            </w:pPr>
+          </w:p>
+        </w:tc>
+        <w:tc>
+          <w:tcPr>
+            <w:tcW w:type="dxa" w:w="712"/>
+          </w:tcPr>
+          <w:p>
+            <w:pPr>
+              <w:jc w:val="center"/>
+            </w:pPr>
+          </w:p>
+        </w:tc>
+        <w:tc>
+          <w:tcPr>
+            <w:tcW w:type="dxa" w:w="712"/>
+          </w:tcPr>
+          <w:p>
+            <w:pPr>
+              <w:jc w:val="center"/>
+            </w:pPr>
+          </w:p>
+        </w:tc>
+        <w:tc>
+          <w:tcPr>
+            <w:tcW w:type="dxa" w:w="712"/>
+          </w:tcPr>
+          <w:p>
+            <w:pPr>
+              <w:jc w:val="center"/>
+            </w:pPr>
+          </w:p>
+        </w:tc>
+        <w:tc>
+          <w:tcPr>
+            <w:tcW w:type="dxa" w:w="712"/>
           </w:tcPr>
           <w:p>
             <w:pPr>
@@ -397,7 +517,7 @@
       <w:tr>
         <w:tc>
           <w:tcPr>
-            <w:tcW w:type="dxa" w:w="997"/>
+            <w:tcW w:type="dxa" w:w="712"/>
           </w:tcPr>
           <w:p>
             <w:pPr>
@@ -407,7 +527,7 @@
         </w:tc>
         <w:tc>
           <w:tcPr>
-            <w:tcW w:type="dxa" w:w="997"/>
+            <w:tcW w:type="dxa" w:w="712"/>
           </w:tcPr>
           <w:p>
             <w:pPr>
@@ -417,7 +537,7 @@
         </w:tc>
         <w:tc>
           <w:tcPr>
-            <w:tcW w:type="dxa" w:w="997"/>
+            <w:tcW w:type="dxa" w:w="712"/>
           </w:tcPr>
           <w:p>
             <w:pPr>
@@ -427,7 +547,7 @@
         </w:tc>
         <w:tc>
           <w:tcPr>
-            <w:tcW w:type="dxa" w:w="997"/>
+            <w:tcW w:type="dxa" w:w="712"/>
           </w:tcPr>
           <w:p>
             <w:pPr>
@@ -437,7 +557,7 @@
         </w:tc>
         <w:tc>
           <w:tcPr>
-            <w:tcW w:type="dxa" w:w="997"/>
+            <w:tcW w:type="dxa" w:w="712"/>
           </w:tcPr>
           <w:p>
             <w:pPr>
@@ -447,7 +567,7 @@
         </w:tc>
         <w:tc>
           <w:tcPr>
-            <w:tcW w:type="dxa" w:w="997"/>
+            <w:tcW w:type="dxa" w:w="712"/>
           </w:tcPr>
           <w:p>
             <w:pPr>
@@ -457,7 +577,7 @@
         </w:tc>
         <w:tc>
           <w:tcPr>
-            <w:tcW w:type="dxa" w:w="997"/>
+            <w:tcW w:type="dxa" w:w="712"/>
           </w:tcPr>
           <w:p>
             <w:pPr>
@@ -467,7 +587,7 @@
         </w:tc>
         <w:tc>
           <w:tcPr>
-            <w:tcW w:type="dxa" w:w="997"/>
+            <w:tcW w:type="dxa" w:w="712"/>
           </w:tcPr>
           <w:p>
             <w:pPr>
@@ -477,7 +597,7 @@
         </w:tc>
         <w:tc>
           <w:tcPr>
-            <w:tcW w:type="dxa" w:w="997"/>
+            <w:tcW w:type="dxa" w:w="712"/>
           </w:tcPr>
           <w:p>
             <w:pPr>
@@ -487,7 +607,47 @@
         </w:tc>
         <w:tc>
           <w:tcPr>
-            <w:tcW w:type="dxa" w:w="997"/>
+            <w:tcW w:type="dxa" w:w="712"/>
+          </w:tcPr>
+          <w:p>
+            <w:pPr>
+              <w:jc w:val="center"/>
+            </w:pPr>
+          </w:p>
+        </w:tc>
+        <w:tc>
+          <w:tcPr>
+            <w:tcW w:type="dxa" w:w="712"/>
+          </w:tcPr>
+          <w:p>
+            <w:pPr>
+              <w:jc w:val="center"/>
+            </w:pPr>
+          </w:p>
+        </w:tc>
+        <w:tc>
+          <w:tcPr>
+            <w:tcW w:type="dxa" w:w="712"/>
+          </w:tcPr>
+          <w:p>
+            <w:pPr>
+              <w:jc w:val="center"/>
+            </w:pPr>
+          </w:p>
+        </w:tc>
+        <w:tc>
+          <w:tcPr>
+            <w:tcW w:type="dxa" w:w="712"/>
+          </w:tcPr>
+          <w:p>
+            <w:pPr>
+              <w:jc w:val="center"/>
+            </w:pPr>
+          </w:p>
+        </w:tc>
+        <w:tc>
+          <w:tcPr>
+            <w:tcW w:type="dxa" w:w="712"/>
           </w:tcPr>
           <w:p>
             <w:pPr>
@@ -499,7 +659,7 @@
       <w:tr>
         <w:tc>
           <w:tcPr>
-            <w:tcW w:type="dxa" w:w="997"/>
+            <w:tcW w:type="dxa" w:w="712"/>
           </w:tcPr>
           <w:p>
             <w:pPr>
@@ -509,7 +669,7 @@
         </w:tc>
         <w:tc>
           <w:tcPr>
-            <w:tcW w:type="dxa" w:w="997"/>
+            <w:tcW w:type="dxa" w:w="712"/>
           </w:tcPr>
           <w:p>
             <w:pPr>
@@ -519,7 +679,7 @@
         </w:tc>
         <w:tc>
           <w:tcPr>
-            <w:tcW w:type="dxa" w:w="997"/>
+            <w:tcW w:type="dxa" w:w="712"/>
           </w:tcPr>
           <w:p>
             <w:pPr>
@@ -529,7 +689,7 @@
         </w:tc>
         <w:tc>
           <w:tcPr>
-            <w:tcW w:type="dxa" w:w="997"/>
+            <w:tcW w:type="dxa" w:w="712"/>
           </w:tcPr>
           <w:p>
             <w:pPr>
@@ -539,7 +699,7 @@
         </w:tc>
         <w:tc>
           <w:tcPr>
-            <w:tcW w:type="dxa" w:w="997"/>
+            <w:tcW w:type="dxa" w:w="712"/>
           </w:tcPr>
           <w:p>
             <w:pPr>
@@ -549,7 +709,7 @@
         </w:tc>
         <w:tc>
           <w:tcPr>
-            <w:tcW w:type="dxa" w:w="997"/>
+            <w:tcW w:type="dxa" w:w="712"/>
           </w:tcPr>
           <w:p>
             <w:pPr>
@@ -559,7 +719,7 @@
         </w:tc>
         <w:tc>
           <w:tcPr>
-            <w:tcW w:type="dxa" w:w="997"/>
+            <w:tcW w:type="dxa" w:w="712"/>
           </w:tcPr>
           <w:p>
             <w:pPr>
@@ -569,7 +729,7 @@
         </w:tc>
         <w:tc>
           <w:tcPr>
-            <w:tcW w:type="dxa" w:w="997"/>
+            <w:tcW w:type="dxa" w:w="712"/>
           </w:tcPr>
           <w:p>
             <w:pPr>
@@ -579,7 +739,7 @@
         </w:tc>
         <w:tc>
           <w:tcPr>
-            <w:tcW w:type="dxa" w:w="997"/>
+            <w:tcW w:type="dxa" w:w="712"/>
           </w:tcPr>
           <w:p>
             <w:pPr>
@@ -589,7 +749,47 @@
         </w:tc>
         <w:tc>
           <w:tcPr>
-            <w:tcW w:type="dxa" w:w="997"/>
+            <w:tcW w:type="dxa" w:w="712"/>
+          </w:tcPr>
+          <w:p>
+            <w:pPr>
+              <w:jc w:val="center"/>
+            </w:pPr>
+          </w:p>
+        </w:tc>
+        <w:tc>
+          <w:tcPr>
+            <w:tcW w:type="dxa" w:w="712"/>
+          </w:tcPr>
+          <w:p>
+            <w:pPr>
+              <w:jc w:val="center"/>
+            </w:pPr>
+          </w:p>
+        </w:tc>
+        <w:tc>
+          <w:tcPr>
+            <w:tcW w:type="dxa" w:w="712"/>
+          </w:tcPr>
+          <w:p>
+            <w:pPr>
+              <w:jc w:val="center"/>
+            </w:pPr>
+          </w:p>
+        </w:tc>
+        <w:tc>
+          <w:tcPr>
+            <w:tcW w:type="dxa" w:w="712"/>
+          </w:tcPr>
+          <w:p>
+            <w:pPr>
+              <w:jc w:val="center"/>
+            </w:pPr>
+          </w:p>
+        </w:tc>
+        <w:tc>
+          <w:tcPr>
+            <w:tcW w:type="dxa" w:w="712"/>
           </w:tcPr>
           <w:p>
             <w:pPr>
@@ -601,7 +801,7 @@
       <w:tr>
         <w:tc>
           <w:tcPr>
-            <w:tcW w:type="dxa" w:w="997"/>
+            <w:tcW w:type="dxa" w:w="712"/>
           </w:tcPr>
           <w:p>
             <w:pPr>
@@ -611,7 +811,7 @@
         </w:tc>
         <w:tc>
           <w:tcPr>
-            <w:tcW w:type="dxa" w:w="997"/>
+            <w:tcW w:type="dxa" w:w="712"/>
           </w:tcPr>
           <w:p>
             <w:pPr>
@@ -621,7 +821,7 @@
         </w:tc>
         <w:tc>
           <w:tcPr>
-            <w:tcW w:type="dxa" w:w="997"/>
+            <w:tcW w:type="dxa" w:w="712"/>
           </w:tcPr>
           <w:p>
             <w:pPr>
@@ -631,7 +831,7 @@
         </w:tc>
         <w:tc>
           <w:tcPr>
-            <w:tcW w:type="dxa" w:w="997"/>
+            <w:tcW w:type="dxa" w:w="712"/>
           </w:tcPr>
           <w:p>
             <w:pPr>
@@ -641,7 +841,7 @@
         </w:tc>
         <w:tc>
           <w:tcPr>
-            <w:tcW w:type="dxa" w:w="997"/>
+            <w:tcW w:type="dxa" w:w="712"/>
           </w:tcPr>
           <w:p>
             <w:pPr>
@@ -651,7 +851,7 @@
         </w:tc>
         <w:tc>
           <w:tcPr>
-            <w:tcW w:type="dxa" w:w="997"/>
+            <w:tcW w:type="dxa" w:w="712"/>
           </w:tcPr>
           <w:p>
             <w:pPr>
@@ -661,7 +861,7 @@
         </w:tc>
         <w:tc>
           <w:tcPr>
-            <w:tcW w:type="dxa" w:w="997"/>
+            <w:tcW w:type="dxa" w:w="712"/>
           </w:tcPr>
           <w:p>
             <w:pPr>
@@ -671,7 +871,7 @@
         </w:tc>
         <w:tc>
           <w:tcPr>
-            <w:tcW w:type="dxa" w:w="997"/>
+            <w:tcW w:type="dxa" w:w="712"/>
           </w:tcPr>
           <w:p>
             <w:pPr>
@@ -681,7 +881,7 @@
         </w:tc>
         <w:tc>
           <w:tcPr>
-            <w:tcW w:type="dxa" w:w="997"/>
+            <w:tcW w:type="dxa" w:w="712"/>
           </w:tcPr>
           <w:p>
             <w:pPr>
@@ -691,7 +891,47 @@
         </w:tc>
         <w:tc>
           <w:tcPr>
-            <w:tcW w:type="dxa" w:w="997"/>
+            <w:tcW w:type="dxa" w:w="712"/>
+          </w:tcPr>
+          <w:p>
+            <w:pPr>
+              <w:jc w:val="center"/>
+            </w:pPr>
+          </w:p>
+        </w:tc>
+        <w:tc>
+          <w:tcPr>
+            <w:tcW w:type="dxa" w:w="712"/>
+          </w:tcPr>
+          <w:p>
+            <w:pPr>
+              <w:jc w:val="center"/>
+            </w:pPr>
+          </w:p>
+        </w:tc>
+        <w:tc>
+          <w:tcPr>
+            <w:tcW w:type="dxa" w:w="712"/>
+          </w:tcPr>
+          <w:p>
+            <w:pPr>
+              <w:jc w:val="center"/>
+            </w:pPr>
+          </w:p>
+        </w:tc>
+        <w:tc>
+          <w:tcPr>
+            <w:tcW w:type="dxa" w:w="712"/>
+          </w:tcPr>
+          <w:p>
+            <w:pPr>
+              <w:jc w:val="center"/>
+            </w:pPr>
+          </w:p>
+        </w:tc>
+        <w:tc>
+          <w:tcPr>
+            <w:tcW w:type="dxa" w:w="712"/>
           </w:tcPr>
           <w:p>
             <w:pPr>
@@ -703,7 +943,7 @@
       <w:tr>
         <w:tc>
           <w:tcPr>
-            <w:tcW w:type="dxa" w:w="997"/>
+            <w:tcW w:type="dxa" w:w="712"/>
           </w:tcPr>
           <w:p>
             <w:pPr>
@@ -713,7 +953,7 @@
         </w:tc>
         <w:tc>
           <w:tcPr>
-            <w:tcW w:type="dxa" w:w="997"/>
+            <w:tcW w:type="dxa" w:w="712"/>
           </w:tcPr>
           <w:p>
             <w:pPr>
@@ -723,7 +963,7 @@
         </w:tc>
         <w:tc>
           <w:tcPr>
-            <w:tcW w:type="dxa" w:w="997"/>
+            <w:tcW w:type="dxa" w:w="712"/>
           </w:tcPr>
           <w:p>
             <w:pPr>
@@ -733,7 +973,7 @@
         </w:tc>
         <w:tc>
           <w:tcPr>
-            <w:tcW w:type="dxa" w:w="997"/>
+            <w:tcW w:type="dxa" w:w="712"/>
           </w:tcPr>
           <w:p>
             <w:pPr>
@@ -743,7 +983,7 @@
         </w:tc>
         <w:tc>
           <w:tcPr>
-            <w:tcW w:type="dxa" w:w="997"/>
+            <w:tcW w:type="dxa" w:w="712"/>
           </w:tcPr>
           <w:p>
             <w:pPr>
@@ -753,7 +993,7 @@
         </w:tc>
         <w:tc>
           <w:tcPr>
-            <w:tcW w:type="dxa" w:w="997"/>
+            <w:tcW w:type="dxa" w:w="712"/>
           </w:tcPr>
           <w:p>
             <w:pPr>
@@ -763,7 +1003,7 @@
         </w:tc>
         <w:tc>
           <w:tcPr>
-            <w:tcW w:type="dxa" w:w="997"/>
+            <w:tcW w:type="dxa" w:w="712"/>
           </w:tcPr>
           <w:p>
             <w:pPr>
@@ -773,7 +1013,7 @@
         </w:tc>
         <w:tc>
           <w:tcPr>
-            <w:tcW w:type="dxa" w:w="997"/>
+            <w:tcW w:type="dxa" w:w="712"/>
           </w:tcPr>
           <w:p>
             <w:pPr>
@@ -783,7 +1023,7 @@
         </w:tc>
         <w:tc>
           <w:tcPr>
-            <w:tcW w:type="dxa" w:w="997"/>
+            <w:tcW w:type="dxa" w:w="712"/>
           </w:tcPr>
           <w:p>
             <w:pPr>
@@ -793,7 +1033,47 @@
         </w:tc>
         <w:tc>
           <w:tcPr>
-            <w:tcW w:type="dxa" w:w="997"/>
+            <w:tcW w:type="dxa" w:w="712"/>
+          </w:tcPr>
+          <w:p>
+            <w:pPr>
+              <w:jc w:val="center"/>
+            </w:pPr>
+          </w:p>
+        </w:tc>
+        <w:tc>
+          <w:tcPr>
+            <w:tcW w:type="dxa" w:w="712"/>
+          </w:tcPr>
+          <w:p>
+            <w:pPr>
+              <w:jc w:val="center"/>
+            </w:pPr>
+          </w:p>
+        </w:tc>
+        <w:tc>
+          <w:tcPr>
+            <w:tcW w:type="dxa" w:w="712"/>
+          </w:tcPr>
+          <w:p>
+            <w:pPr>
+              <w:jc w:val="center"/>
+            </w:pPr>
+          </w:p>
+        </w:tc>
+        <w:tc>
+          <w:tcPr>
+            <w:tcW w:type="dxa" w:w="712"/>
+          </w:tcPr>
+          <w:p>
+            <w:pPr>
+              <w:jc w:val="center"/>
+            </w:pPr>
+          </w:p>
+        </w:tc>
+        <w:tc>
+          <w:tcPr>
+            <w:tcW w:type="dxa" w:w="712"/>
           </w:tcPr>
           <w:p>
             <w:pPr>
@@ -805,7 +1085,7 @@
       <w:tr>
         <w:tc>
           <w:tcPr>
-            <w:tcW w:type="dxa" w:w="997"/>
+            <w:tcW w:type="dxa" w:w="712"/>
           </w:tcPr>
           <w:p>
             <w:pPr>
@@ -815,7 +1095,7 @@
         </w:tc>
         <w:tc>
           <w:tcPr>
-            <w:tcW w:type="dxa" w:w="997"/>
+            <w:tcW w:type="dxa" w:w="712"/>
           </w:tcPr>
           <w:p>
             <w:pPr>
@@ -825,7 +1105,7 @@
         </w:tc>
         <w:tc>
           <w:tcPr>
-            <w:tcW w:type="dxa" w:w="997"/>
+            <w:tcW w:type="dxa" w:w="712"/>
           </w:tcPr>
           <w:p>
             <w:pPr>
@@ -835,7 +1115,7 @@
         </w:tc>
         <w:tc>
           <w:tcPr>
-            <w:tcW w:type="dxa" w:w="997"/>
+            <w:tcW w:type="dxa" w:w="712"/>
           </w:tcPr>
           <w:p>
             <w:pPr>
@@ -845,7 +1125,7 @@
         </w:tc>
         <w:tc>
           <w:tcPr>
-            <w:tcW w:type="dxa" w:w="997"/>
+            <w:tcW w:type="dxa" w:w="712"/>
           </w:tcPr>
           <w:p>
             <w:pPr>
@@ -855,7 +1135,7 @@
         </w:tc>
         <w:tc>
           <w:tcPr>
-            <w:tcW w:type="dxa" w:w="997"/>
+            <w:tcW w:type="dxa" w:w="712"/>
           </w:tcPr>
           <w:p>
             <w:pPr>
@@ -865,7 +1145,7 @@
         </w:tc>
         <w:tc>
           <w:tcPr>
-            <w:tcW w:type="dxa" w:w="997"/>
+            <w:tcW w:type="dxa" w:w="712"/>
           </w:tcPr>
           <w:p>
             <w:pPr>
@@ -875,7 +1155,7 @@
         </w:tc>
         <w:tc>
           <w:tcPr>
-            <w:tcW w:type="dxa" w:w="997"/>
+            <w:tcW w:type="dxa" w:w="712"/>
           </w:tcPr>
           <w:p>
             <w:pPr>
@@ -885,7 +1165,7 @@
         </w:tc>
         <w:tc>
           <w:tcPr>
-            <w:tcW w:type="dxa" w:w="997"/>
+            <w:tcW w:type="dxa" w:w="712"/>
           </w:tcPr>
           <w:p>
             <w:pPr>
@@ -895,7 +1175,47 @@
         </w:tc>
         <w:tc>
           <w:tcPr>
-            <w:tcW w:type="dxa" w:w="997"/>
+            <w:tcW w:type="dxa" w:w="712"/>
+          </w:tcPr>
+          <w:p>
+            <w:pPr>
+              <w:jc w:val="center"/>
+            </w:pPr>
+          </w:p>
+        </w:tc>
+        <w:tc>
+          <w:tcPr>
+            <w:tcW w:type="dxa" w:w="712"/>
+          </w:tcPr>
+          <w:p>
+            <w:pPr>
+              <w:jc w:val="center"/>
+            </w:pPr>
+          </w:p>
+        </w:tc>
+        <w:tc>
+          <w:tcPr>
+            <w:tcW w:type="dxa" w:w="712"/>
+          </w:tcPr>
+          <w:p>
+            <w:pPr>
+              <w:jc w:val="center"/>
+            </w:pPr>
+          </w:p>
+        </w:tc>
+        <w:tc>
+          <w:tcPr>
+            <w:tcW w:type="dxa" w:w="712"/>
+          </w:tcPr>
+          <w:p>
+            <w:pPr>
+              <w:jc w:val="center"/>
+            </w:pPr>
+          </w:p>
+        </w:tc>
+        <w:tc>
+          <w:tcPr>
+            <w:tcW w:type="dxa" w:w="712"/>
           </w:tcPr>
           <w:p>
             <w:pPr>
@@ -907,7 +1227,7 @@
       <w:tr>
         <w:tc>
           <w:tcPr>
-            <w:tcW w:type="dxa" w:w="997"/>
+            <w:tcW w:type="dxa" w:w="712"/>
           </w:tcPr>
           <w:p>
             <w:pPr>
@@ -917,7 +1237,7 @@
         </w:tc>
         <w:tc>
           <w:tcPr>
-            <w:tcW w:type="dxa" w:w="997"/>
+            <w:tcW w:type="dxa" w:w="712"/>
           </w:tcPr>
           <w:p>
             <w:pPr>
@@ -927,7 +1247,7 @@
         </w:tc>
         <w:tc>
           <w:tcPr>
-            <w:tcW w:type="dxa" w:w="997"/>
+            <w:tcW w:type="dxa" w:w="712"/>
           </w:tcPr>
           <w:p>
             <w:pPr>
@@ -937,7 +1257,7 @@
         </w:tc>
         <w:tc>
           <w:tcPr>
-            <w:tcW w:type="dxa" w:w="997"/>
+            <w:tcW w:type="dxa" w:w="712"/>
           </w:tcPr>
           <w:p>
             <w:pPr>
@@ -947,7 +1267,7 @@
         </w:tc>
         <w:tc>
           <w:tcPr>
-            <w:tcW w:type="dxa" w:w="997"/>
+            <w:tcW w:type="dxa" w:w="712"/>
           </w:tcPr>
           <w:p>
             <w:pPr>
@@ -957,7 +1277,7 @@
         </w:tc>
         <w:tc>
           <w:tcPr>
-            <w:tcW w:type="dxa" w:w="997"/>
+            <w:tcW w:type="dxa" w:w="712"/>
           </w:tcPr>
           <w:p>
             <w:pPr>
@@ -967,7 +1287,7 @@
         </w:tc>
         <w:tc>
           <w:tcPr>
-            <w:tcW w:type="dxa" w:w="997"/>
+            <w:tcW w:type="dxa" w:w="712"/>
           </w:tcPr>
           <w:p>
             <w:pPr>
@@ -977,7 +1297,7 @@
         </w:tc>
         <w:tc>
           <w:tcPr>
-            <w:tcW w:type="dxa" w:w="997"/>
+            <w:tcW w:type="dxa" w:w="712"/>
           </w:tcPr>
           <w:p>
             <w:pPr>
@@ -987,7 +1307,7 @@
         </w:tc>
         <w:tc>
           <w:tcPr>
-            <w:tcW w:type="dxa" w:w="997"/>
+            <w:tcW w:type="dxa" w:w="712"/>
           </w:tcPr>
           <w:p>
             <w:pPr>
@@ -997,7 +1317,47 @@
         </w:tc>
         <w:tc>
           <w:tcPr>
-            <w:tcW w:type="dxa" w:w="997"/>
+            <w:tcW w:type="dxa" w:w="712"/>
+          </w:tcPr>
+          <w:p>
+            <w:pPr>
+              <w:jc w:val="center"/>
+            </w:pPr>
+          </w:p>
+        </w:tc>
+        <w:tc>
+          <w:tcPr>
+            <w:tcW w:type="dxa" w:w="712"/>
+          </w:tcPr>
+          <w:p>
+            <w:pPr>
+              <w:jc w:val="center"/>
+            </w:pPr>
+          </w:p>
+        </w:tc>
+        <w:tc>
+          <w:tcPr>
+            <w:tcW w:type="dxa" w:w="712"/>
+          </w:tcPr>
+          <w:p>
+            <w:pPr>
+              <w:jc w:val="center"/>
+            </w:pPr>
+          </w:p>
+        </w:tc>
+        <w:tc>
+          <w:tcPr>
+            <w:tcW w:type="dxa" w:w="712"/>
+          </w:tcPr>
+          <w:p>
+            <w:pPr>
+              <w:jc w:val="center"/>
+            </w:pPr>
+          </w:p>
+        </w:tc>
+        <w:tc>
+          <w:tcPr>
+            <w:tcW w:type="dxa" w:w="712"/>
           </w:tcPr>
           <w:p>
             <w:pPr>
@@ -1009,7 +1369,7 @@
       <w:tr>
         <w:tc>
           <w:tcPr>
-            <w:tcW w:type="dxa" w:w="997"/>
+            <w:tcW w:type="dxa" w:w="712"/>
           </w:tcPr>
           <w:p>
             <w:pPr>
@@ -1019,7 +1379,7 @@
         </w:tc>
         <w:tc>
           <w:tcPr>
-            <w:tcW w:type="dxa" w:w="997"/>
+            <w:tcW w:type="dxa" w:w="712"/>
           </w:tcPr>
           <w:p>
             <w:pPr>
@@ -1029,7 +1389,7 @@
         </w:tc>
         <w:tc>
           <w:tcPr>
-            <w:tcW w:type="dxa" w:w="997"/>
+            <w:tcW w:type="dxa" w:w="712"/>
           </w:tcPr>
           <w:p>
             <w:pPr>
@@ -1039,7 +1399,7 @@
         </w:tc>
         <w:tc>
           <w:tcPr>
-            <w:tcW w:type="dxa" w:w="997"/>
+            <w:tcW w:type="dxa" w:w="712"/>
           </w:tcPr>
           <w:p>
             <w:pPr>
@@ -1049,7 +1409,7 @@
         </w:tc>
         <w:tc>
           <w:tcPr>
-            <w:tcW w:type="dxa" w:w="997"/>
+            <w:tcW w:type="dxa" w:w="712"/>
           </w:tcPr>
           <w:p>
             <w:pPr>
@@ -1059,7 +1419,7 @@
         </w:tc>
         <w:tc>
           <w:tcPr>
-            <w:tcW w:type="dxa" w:w="997"/>
+            <w:tcW w:type="dxa" w:w="712"/>
           </w:tcPr>
           <w:p>
             <w:pPr>
@@ -1069,7 +1429,7 @@
         </w:tc>
         <w:tc>
           <w:tcPr>
-            <w:tcW w:type="dxa" w:w="997"/>
+            <w:tcW w:type="dxa" w:w="712"/>
           </w:tcPr>
           <w:p>
             <w:pPr>
@@ -1079,7 +1439,7 @@
         </w:tc>
         <w:tc>
           <w:tcPr>
-            <w:tcW w:type="dxa" w:w="997"/>
+            <w:tcW w:type="dxa" w:w="712"/>
           </w:tcPr>
           <w:p>
             <w:pPr>
@@ -1089,7 +1449,7 @@
         </w:tc>
         <w:tc>
           <w:tcPr>
-            <w:tcW w:type="dxa" w:w="997"/>
+            <w:tcW w:type="dxa" w:w="712"/>
           </w:tcPr>
           <w:p>
             <w:pPr>
@@ -1099,7 +1459,47 @@
         </w:tc>
         <w:tc>
           <w:tcPr>
-            <w:tcW w:type="dxa" w:w="997"/>
+            <w:tcW w:type="dxa" w:w="712"/>
+          </w:tcPr>
+          <w:p>
+            <w:pPr>
+              <w:jc w:val="center"/>
+            </w:pPr>
+          </w:p>
+        </w:tc>
+        <w:tc>
+          <w:tcPr>
+            <w:tcW w:type="dxa" w:w="712"/>
+          </w:tcPr>
+          <w:p>
+            <w:pPr>
+              <w:jc w:val="center"/>
+            </w:pPr>
+          </w:p>
+        </w:tc>
+        <w:tc>
+          <w:tcPr>
+            <w:tcW w:type="dxa" w:w="712"/>
+          </w:tcPr>
+          <w:p>
+            <w:pPr>
+              <w:jc w:val="center"/>
+            </w:pPr>
+          </w:p>
+        </w:tc>
+        <w:tc>
+          <w:tcPr>
+            <w:tcW w:type="dxa" w:w="712"/>
+          </w:tcPr>
+          <w:p>
+            <w:pPr>
+              <w:jc w:val="center"/>
+            </w:pPr>
+          </w:p>
+        </w:tc>
+        <w:tc>
+          <w:tcPr>
+            <w:tcW w:type="dxa" w:w="712"/>
           </w:tcPr>
           <w:p>
             <w:pPr>
@@ -1111,7 +1511,7 @@
       <w:tr>
         <w:tc>
           <w:tcPr>
-            <w:tcW w:type="dxa" w:w="997"/>
+            <w:tcW w:type="dxa" w:w="712"/>
           </w:tcPr>
           <w:p>
             <w:pPr>
@@ -1121,7 +1521,7 @@
         </w:tc>
         <w:tc>
           <w:tcPr>
-            <w:tcW w:type="dxa" w:w="997"/>
+            <w:tcW w:type="dxa" w:w="712"/>
           </w:tcPr>
           <w:p>
             <w:pPr>
@@ -1131,7 +1531,7 @@
         </w:tc>
         <w:tc>
           <w:tcPr>
-            <w:tcW w:type="dxa" w:w="997"/>
+            <w:tcW w:type="dxa" w:w="712"/>
           </w:tcPr>
           <w:p>
             <w:pPr>
@@ -1141,7 +1541,7 @@
         </w:tc>
         <w:tc>
           <w:tcPr>
-            <w:tcW w:type="dxa" w:w="997"/>
+            <w:tcW w:type="dxa" w:w="712"/>
           </w:tcPr>
           <w:p>
             <w:pPr>
@@ -1151,7 +1551,7 @@
         </w:tc>
         <w:tc>
           <w:tcPr>
-            <w:tcW w:type="dxa" w:w="997"/>
+            <w:tcW w:type="dxa" w:w="712"/>
           </w:tcPr>
           <w:p>
             <w:pPr>
@@ -1161,7 +1561,7 @@
         </w:tc>
         <w:tc>
           <w:tcPr>
-            <w:tcW w:type="dxa" w:w="997"/>
+            <w:tcW w:type="dxa" w:w="712"/>
           </w:tcPr>
           <w:p>
             <w:pPr>
@@ -1171,7 +1571,7 @@
         </w:tc>
         <w:tc>
           <w:tcPr>
-            <w:tcW w:type="dxa" w:w="997"/>
+            <w:tcW w:type="dxa" w:w="712"/>
           </w:tcPr>
           <w:p>
             <w:pPr>
@@ -1181,7 +1581,7 @@
         </w:tc>
         <w:tc>
           <w:tcPr>
-            <w:tcW w:type="dxa" w:w="997"/>
+            <w:tcW w:type="dxa" w:w="712"/>
           </w:tcPr>
           <w:p>
             <w:pPr>
@@ -1191,7 +1591,7 @@
         </w:tc>
         <w:tc>
           <w:tcPr>
-            <w:tcW w:type="dxa" w:w="997"/>
+            <w:tcW w:type="dxa" w:w="712"/>
           </w:tcPr>
           <w:p>
             <w:pPr>
@@ -1201,7 +1601,47 @@
         </w:tc>
         <w:tc>
           <w:tcPr>
-            <w:tcW w:type="dxa" w:w="997"/>
+            <w:tcW w:type="dxa" w:w="712"/>
+          </w:tcPr>
+          <w:p>
+            <w:pPr>
+              <w:jc w:val="center"/>
+            </w:pPr>
+          </w:p>
+        </w:tc>
+        <w:tc>
+          <w:tcPr>
+            <w:tcW w:type="dxa" w:w="712"/>
+          </w:tcPr>
+          <w:p>
+            <w:pPr>
+              <w:jc w:val="center"/>
+            </w:pPr>
+          </w:p>
+        </w:tc>
+        <w:tc>
+          <w:tcPr>
+            <w:tcW w:type="dxa" w:w="712"/>
+          </w:tcPr>
+          <w:p>
+            <w:pPr>
+              <w:jc w:val="center"/>
+            </w:pPr>
+          </w:p>
+        </w:tc>
+        <w:tc>
+          <w:tcPr>
+            <w:tcW w:type="dxa" w:w="712"/>
+          </w:tcPr>
+          <w:p>
+            <w:pPr>
+              <w:jc w:val="center"/>
+            </w:pPr>
+          </w:p>
+        </w:tc>
+        <w:tc>
+          <w:tcPr>
+            <w:tcW w:type="dxa" w:w="712"/>
           </w:tcPr>
           <w:p>
             <w:pPr>
@@ -1213,7 +1653,7 @@
       <w:tr>
         <w:tc>
           <w:tcPr>
-            <w:tcW w:type="dxa" w:w="997"/>
+            <w:tcW w:type="dxa" w:w="712"/>
           </w:tcPr>
           <w:p>
             <w:pPr>
@@ -1223,7 +1663,7 @@
         </w:tc>
         <w:tc>
           <w:tcPr>
-            <w:tcW w:type="dxa" w:w="997"/>
+            <w:tcW w:type="dxa" w:w="712"/>
           </w:tcPr>
           <w:p>
             <w:pPr>
@@ -1233,7 +1673,7 @@
         </w:tc>
         <w:tc>
           <w:tcPr>
-            <w:tcW w:type="dxa" w:w="997"/>
+            <w:tcW w:type="dxa" w:w="712"/>
           </w:tcPr>
           <w:p>
             <w:pPr>
@@ -1243,7 +1683,7 @@
         </w:tc>
         <w:tc>
           <w:tcPr>
-            <w:tcW w:type="dxa" w:w="997"/>
+            <w:tcW w:type="dxa" w:w="712"/>
           </w:tcPr>
           <w:p>
             <w:pPr>
@@ -1253,7 +1693,7 @@
         </w:tc>
         <w:tc>
           <w:tcPr>
-            <w:tcW w:type="dxa" w:w="997"/>
+            <w:tcW w:type="dxa" w:w="712"/>
           </w:tcPr>
           <w:p>
             <w:pPr>
@@ -1263,7 +1703,7 @@
         </w:tc>
         <w:tc>
           <w:tcPr>
-            <w:tcW w:type="dxa" w:w="997"/>
+            <w:tcW w:type="dxa" w:w="712"/>
           </w:tcPr>
           <w:p>
             <w:pPr>
@@ -1273,7 +1713,7 @@
         </w:tc>
         <w:tc>
           <w:tcPr>
-            <w:tcW w:type="dxa" w:w="997"/>
+            <w:tcW w:type="dxa" w:w="712"/>
           </w:tcPr>
           <w:p>
             <w:pPr>
@@ -1283,7 +1723,7 @@
         </w:tc>
         <w:tc>
           <w:tcPr>
-            <w:tcW w:type="dxa" w:w="997"/>
+            <w:tcW w:type="dxa" w:w="712"/>
           </w:tcPr>
           <w:p>
             <w:pPr>
@@ -1293,7 +1733,7 @@
         </w:tc>
         <w:tc>
           <w:tcPr>
-            <w:tcW w:type="dxa" w:w="997"/>
+            <w:tcW w:type="dxa" w:w="712"/>
           </w:tcPr>
           <w:p>
             <w:pPr>
@@ -1303,7 +1743,47 @@
         </w:tc>
         <w:tc>
           <w:tcPr>
-            <w:tcW w:type="dxa" w:w="997"/>
+            <w:tcW w:type="dxa" w:w="712"/>
+          </w:tcPr>
+          <w:p>
+            <w:pPr>
+              <w:jc w:val="center"/>
+            </w:pPr>
+          </w:p>
+        </w:tc>
+        <w:tc>
+          <w:tcPr>
+            <w:tcW w:type="dxa" w:w="712"/>
+          </w:tcPr>
+          <w:p>
+            <w:pPr>
+              <w:jc w:val="center"/>
+            </w:pPr>
+          </w:p>
+        </w:tc>
+        <w:tc>
+          <w:tcPr>
+            <w:tcW w:type="dxa" w:w="712"/>
+          </w:tcPr>
+          <w:p>
+            <w:pPr>
+              <w:jc w:val="center"/>
+            </w:pPr>
+          </w:p>
+        </w:tc>
+        <w:tc>
+          <w:tcPr>
+            <w:tcW w:type="dxa" w:w="712"/>
+          </w:tcPr>
+          <w:p>
+            <w:pPr>
+              <w:jc w:val="center"/>
+            </w:pPr>
+          </w:p>
+        </w:tc>
+        <w:tc>
+          <w:tcPr>
+            <w:tcW w:type="dxa" w:w="712"/>
           </w:tcPr>
           <w:p>
             <w:pPr>

--- a/fiches-docx/F-06.docx
+++ b/fiches-docx/F-06.docx
@@ -9,13 +9,19 @@
         <w:tblLook w:firstColumn="1" w:firstRow="1" w:lastColumn="0" w:lastRow="0" w:noHBand="0" w:noVBand="1" w:val="04A0"/>
       </w:tblPr>
       <w:tblGrid>
-        <w:gridCol w:w="9972"/>
+        <w:gridCol w:w="14140"/>
       </w:tblGrid>
       <w:tr>
         <w:tc>
           <w:tcPr>
-            <w:tcW w:type="dxa" w:w="9972"/>
+            <w:tcW w:type="dxa" w:w="14140"/>
             <w:shd w:val="clear" w:color="auto" w:fill="c8e8bc"/>
+            <w:tcBorders>
+              <w:top w:val="single" w:sz="6" w:space="0" w:color="333333"/>
+              <w:left w:val="single" w:sz="6" w:space="0" w:color="333333"/>
+              <w:bottom w:val="single" w:sz="6" w:space="0" w:color="333333"/>
+              <w:right w:val="single" w:sz="6" w:space="0" w:color="333333"/>
+            </w:tcBorders>
           </w:tcPr>
           <w:p>
             <w:pPr>
@@ -25,12 +31,2505 @@
             <w:r>
               <w:rPr>
                 <w:b/>
-                <w:color w:val="1A2B22"/>
-                <w:sz w:val="26"/>
+                <w:sz w:val="24"/>
               </w:rPr>
-              <w:t xml:space="preserve">  F-06 — البرمجة الزمنية السنوية للأنشطة (أكتوبر → شتنبر)  </w:t>
+              <w:t>نموذج لبرمجة سنوية لأنشطة النادي</w:t>
             </w:r>
           </w:p>
+        </w:tc>
+      </w:tr>
+    </w:tbl>
+    <w:p/>
+    <w:tbl>
+      <w:tblPr>
+        <w:tblW w:type="auto" w:w="0"/>
+        <w:jc w:val="center"/>
+        <w:tblLook w:firstColumn="1" w:firstRow="1" w:lastColumn="0" w:lastRow="0" w:noHBand="0" w:noVBand="1" w:val="04A0"/>
+      </w:tblPr>
+      <w:tblGrid>
+        <w:gridCol w:w="3535"/>
+        <w:gridCol w:w="3535"/>
+        <w:gridCol w:w="3535"/>
+        <w:gridCol w:w="3535"/>
+      </w:tblGrid>
+      <w:tr>
+        <w:tc>
+          <w:tcPr>
+            <w:tcW w:type="dxa" w:w="3535"/>
+            <w:tcBorders>
+              <w:top w:val="none" w:sz="0" w:space="0" w:color="auto"/>
+              <w:left w:val="none" w:sz="0" w:space="0" w:color="auto"/>
+              <w:bottom w:val="none" w:sz="0" w:space="0" w:color="auto"/>
+              <w:right w:val="none" w:sz="0" w:space="0" w:color="auto"/>
+            </w:tcBorders>
+          </w:tcPr>
+          <w:p>
+            <w:pPr>
+              <w:bidi/>
+            </w:pPr>
+            <w:r>
+              <w:rPr>
+                <w:b/>
+                <w:sz w:val="19"/>
+              </w:rPr>
+              <w:t>الأكاديميـة :</w:t>
+            </w:r>
+          </w:p>
+        </w:tc>
+        <w:tc>
+          <w:tcPr>
+            <w:tcW w:type="dxa" w:w="3535"/>
+            <w:tcBorders>
+              <w:top w:val="none" w:sz="0" w:space="0" w:color="auto"/>
+              <w:left w:val="none" w:sz="0" w:space="0" w:color="auto"/>
+              <w:bottom w:val="none" w:sz="0" w:space="0" w:color="auto"/>
+              <w:right w:val="none" w:sz="0" w:space="0" w:color="auto"/>
+            </w:tcBorders>
+          </w:tcPr>
+          <w:p>
+            <w:pPr>
+              <w:bidi/>
+            </w:pPr>
+            <w:r>
+              <w:rPr>
+                <w:color w:val="555555"/>
+                <w:sz w:val="18"/>
+              </w:rPr>
+              <w:t>. . . . . . . . . . . . . . . . . . . . .</w:t>
+            </w:r>
+          </w:p>
+        </w:tc>
+        <w:tc>
+          <w:tcPr>
+            <w:tcW w:type="dxa" w:w="3535"/>
+            <w:tcBorders>
+              <w:top w:val="none" w:sz="0" w:space="0" w:color="auto"/>
+              <w:left w:val="none" w:sz="0" w:space="0" w:color="auto"/>
+              <w:bottom w:val="none" w:sz="0" w:space="0" w:color="auto"/>
+              <w:right w:val="none" w:sz="0" w:space="0" w:color="auto"/>
+            </w:tcBorders>
+          </w:tcPr>
+          <w:p>
+            <w:pPr>
+              <w:bidi/>
+            </w:pPr>
+            <w:r>
+              <w:rPr>
+                <w:b/>
+                <w:sz w:val="19"/>
+              </w:rPr>
+              <w:t>المديرية الإقليمية :</w:t>
+            </w:r>
+          </w:p>
+        </w:tc>
+        <w:tc>
+          <w:tcPr>
+            <w:tcW w:type="dxa" w:w="3535"/>
+            <w:tcBorders>
+              <w:top w:val="none" w:sz="0" w:space="0" w:color="auto"/>
+              <w:left w:val="none" w:sz="0" w:space="0" w:color="auto"/>
+              <w:bottom w:val="none" w:sz="0" w:space="0" w:color="auto"/>
+              <w:right w:val="none" w:sz="0" w:space="0" w:color="auto"/>
+            </w:tcBorders>
+          </w:tcPr>
+          <w:p>
+            <w:pPr>
+              <w:bidi/>
+            </w:pPr>
+            <w:r>
+              <w:rPr>
+                <w:color w:val="555555"/>
+                <w:sz w:val="18"/>
+              </w:rPr>
+              <w:t>. . . . . . . . . . . . . . . . . . . . .</w:t>
+            </w:r>
+          </w:p>
+        </w:tc>
+      </w:tr>
+      <w:tr>
+        <w:tc>
+          <w:tcPr>
+            <w:tcW w:type="dxa" w:w="3535"/>
+            <w:tcBorders>
+              <w:top w:val="none" w:sz="0" w:space="0" w:color="auto"/>
+              <w:left w:val="none" w:sz="0" w:space="0" w:color="auto"/>
+              <w:bottom w:val="none" w:sz="0" w:space="0" w:color="auto"/>
+              <w:right w:val="none" w:sz="0" w:space="0" w:color="auto"/>
+            </w:tcBorders>
+          </w:tcPr>
+          <w:p>
+            <w:pPr>
+              <w:bidi/>
+            </w:pPr>
+            <w:r>
+              <w:rPr>
+                <w:b/>
+                <w:sz w:val="19"/>
+              </w:rPr>
+              <w:t>المؤسسـة :</w:t>
+            </w:r>
+          </w:p>
+        </w:tc>
+        <w:tc>
+          <w:tcPr>
+            <w:tcW w:type="dxa" w:w="3535"/>
+            <w:tcBorders>
+              <w:top w:val="none" w:sz="0" w:space="0" w:color="auto"/>
+              <w:left w:val="none" w:sz="0" w:space="0" w:color="auto"/>
+              <w:bottom w:val="none" w:sz="0" w:space="0" w:color="auto"/>
+              <w:right w:val="none" w:sz="0" w:space="0" w:color="auto"/>
+            </w:tcBorders>
+          </w:tcPr>
+          <w:p>
+            <w:pPr>
+              <w:bidi/>
+            </w:pPr>
+            <w:r>
+              <w:rPr>
+                <w:color w:val="555555"/>
+                <w:sz w:val="18"/>
+              </w:rPr>
+              <w:t>. . . . . . . . . . . . . . . . . . . . .</w:t>
+            </w:r>
+          </w:p>
+        </w:tc>
+        <w:tc>
+          <w:tcPr>
+            <w:tcW w:type="dxa" w:w="3535"/>
+            <w:tcBorders>
+              <w:top w:val="none" w:sz="0" w:space="0" w:color="auto"/>
+              <w:left w:val="none" w:sz="0" w:space="0" w:color="auto"/>
+              <w:bottom w:val="none" w:sz="0" w:space="0" w:color="auto"/>
+              <w:right w:val="none" w:sz="0" w:space="0" w:color="auto"/>
+            </w:tcBorders>
+          </w:tcPr>
+          <w:p>
+            <w:pPr>
+              <w:bidi/>
+            </w:pPr>
+            <w:r>
+              <w:rPr>
+                <w:b/>
+                <w:sz w:val="19"/>
+              </w:rPr>
+              <w:t>النـادي :</w:t>
+            </w:r>
+          </w:p>
+        </w:tc>
+        <w:tc>
+          <w:tcPr>
+            <w:tcW w:type="dxa" w:w="3535"/>
+            <w:tcBorders>
+              <w:top w:val="none" w:sz="0" w:space="0" w:color="auto"/>
+              <w:left w:val="none" w:sz="0" w:space="0" w:color="auto"/>
+              <w:bottom w:val="none" w:sz="0" w:space="0" w:color="auto"/>
+              <w:right w:val="none" w:sz="0" w:space="0" w:color="auto"/>
+            </w:tcBorders>
+          </w:tcPr>
+          <w:p>
+            <w:pPr>
+              <w:bidi/>
+            </w:pPr>
+            <w:r>
+              <w:rPr>
+                <w:color w:val="555555"/>
+                <w:sz w:val="18"/>
+              </w:rPr>
+              <w:t>. . . . . . . . . . . . . . . . . . . . .</w:t>
+            </w:r>
+          </w:p>
+        </w:tc>
+      </w:tr>
+      <w:tr>
+        <w:tc>
+          <w:tcPr>
+            <w:tcW w:type="dxa" w:w="14140"/>
+            <w:gridSpan w:val="4"/>
+            <w:tcBorders>
+              <w:top w:val="none" w:sz="0" w:space="0" w:color="auto"/>
+              <w:left w:val="none" w:sz="0" w:space="0" w:color="auto"/>
+              <w:bottom w:val="none" w:sz="0" w:space="0" w:color="auto"/>
+              <w:right w:val="none" w:sz="0" w:space="0" w:color="auto"/>
+            </w:tcBorders>
+          </w:tcPr>
+          <w:p>
+            <w:pPr>
+              <w:jc w:val="center"/>
+              <w:bidi/>
+            </w:pPr>
+            <w:r>
+              <w:rPr>
+                <w:b/>
+                <w:sz w:val="20"/>
+              </w:rPr>
+              <w:t>الموسم الدراسي :  . . . . . . . .  /  . . . . . . . .</w:t>
+            </w:r>
+          </w:p>
+        </w:tc>
+      </w:tr>
+    </w:tbl>
+    <w:p/>
+    <w:tbl>
+      <w:tblPr>
+        <w:tblStyle w:val="TableGrid"/>
+        <w:tblW w:type="auto" w:w="0"/>
+        <w:jc w:val="center"/>
+        <w:tblLook w:firstColumn="1" w:firstRow="1" w:lastColumn="0" w:lastRow="0" w:noHBand="0" w:noVBand="1" w:val="04A0"/>
+      </w:tblPr>
+      <w:tblGrid>
+        <w:gridCol w:w="1088"/>
+        <w:gridCol w:w="1088"/>
+        <w:gridCol w:w="1088"/>
+        <w:gridCol w:w="1088"/>
+        <w:gridCol w:w="1088"/>
+        <w:gridCol w:w="1088"/>
+        <w:gridCol w:w="1088"/>
+        <w:gridCol w:w="1088"/>
+        <w:gridCol w:w="1088"/>
+        <w:gridCol w:w="1088"/>
+        <w:gridCol w:w="1088"/>
+        <w:gridCol w:w="1088"/>
+        <w:gridCol w:w="1088"/>
+      </w:tblGrid>
+      <w:tr>
+        <w:tc>
+          <w:tcPr>
+            <w:tcW w:type="dxa" w:w="1088"/>
+            <w:shd w:val="clear" w:color="auto" w:fill="e8e8e8"/>
+            <w:tcBorders>
+              <w:top w:val="single" w:sz="4" w:space="0" w:color="555555"/>
+              <w:left w:val="single" w:sz="4" w:space="0" w:color="555555"/>
+              <w:bottom w:val="single" w:sz="4" w:space="0" w:color="555555"/>
+              <w:right w:val="single" w:sz="4" w:space="0" w:color="555555"/>
+            </w:tcBorders>
+          </w:tcPr>
+          <w:p>
+            <w:pPr>
+              <w:jc w:val="center"/>
+              <w:bidi/>
+            </w:pPr>
+            <w:r>
+              <w:rPr>
+                <w:b/>
+                <w:sz w:val="16"/>
+              </w:rPr>
+              <w:t>الأنشطة</w:t>
+            </w:r>
+          </w:p>
+        </w:tc>
+        <w:tc>
+          <w:tcPr>
+            <w:tcW w:type="dxa" w:w="1088"/>
+            <w:shd w:val="clear" w:color="auto" w:fill="e8e8e8"/>
+            <w:tcBorders>
+              <w:top w:val="single" w:sz="4" w:space="0" w:color="555555"/>
+              <w:left w:val="single" w:sz="4" w:space="0" w:color="555555"/>
+              <w:bottom w:val="single" w:sz="4" w:space="0" w:color="555555"/>
+              <w:right w:val="single" w:sz="4" w:space="0" w:color="555555"/>
+            </w:tcBorders>
+          </w:tcPr>
+          <w:p>
+            <w:pPr>
+              <w:jc w:val="center"/>
+              <w:bidi/>
+            </w:pPr>
+            <w:r>
+              <w:rPr>
+                <w:b/>
+                <w:sz w:val="16"/>
+              </w:rPr>
+              <w:t>أكتوبر</w:t>
+            </w:r>
+          </w:p>
+        </w:tc>
+        <w:tc>
+          <w:tcPr>
+            <w:tcW w:type="dxa" w:w="1088"/>
+            <w:shd w:val="clear" w:color="auto" w:fill="e8e8e8"/>
+            <w:tcBorders>
+              <w:top w:val="single" w:sz="4" w:space="0" w:color="555555"/>
+              <w:left w:val="single" w:sz="4" w:space="0" w:color="555555"/>
+              <w:bottom w:val="single" w:sz="4" w:space="0" w:color="555555"/>
+              <w:right w:val="single" w:sz="4" w:space="0" w:color="555555"/>
+            </w:tcBorders>
+          </w:tcPr>
+          <w:p>
+            <w:pPr>
+              <w:jc w:val="center"/>
+              <w:bidi/>
+            </w:pPr>
+            <w:r>
+              <w:rPr>
+                <w:b/>
+                <w:sz w:val="16"/>
+              </w:rPr>
+              <w:t>نونبر</w:t>
+            </w:r>
+          </w:p>
+        </w:tc>
+        <w:tc>
+          <w:tcPr>
+            <w:tcW w:type="dxa" w:w="1088"/>
+            <w:shd w:val="clear" w:color="auto" w:fill="e8e8e8"/>
+            <w:tcBorders>
+              <w:top w:val="single" w:sz="4" w:space="0" w:color="555555"/>
+              <w:left w:val="single" w:sz="4" w:space="0" w:color="555555"/>
+              <w:bottom w:val="single" w:sz="4" w:space="0" w:color="555555"/>
+              <w:right w:val="single" w:sz="4" w:space="0" w:color="555555"/>
+            </w:tcBorders>
+          </w:tcPr>
+          <w:p>
+            <w:pPr>
+              <w:jc w:val="center"/>
+              <w:bidi/>
+            </w:pPr>
+            <w:r>
+              <w:rPr>
+                <w:b/>
+                <w:sz w:val="16"/>
+              </w:rPr>
+              <w:t>دجنبر</w:t>
+            </w:r>
+          </w:p>
+        </w:tc>
+        <w:tc>
+          <w:tcPr>
+            <w:tcW w:type="dxa" w:w="1088"/>
+            <w:shd w:val="clear" w:color="auto" w:fill="e8e8e8"/>
+            <w:tcBorders>
+              <w:top w:val="single" w:sz="4" w:space="0" w:color="555555"/>
+              <w:left w:val="single" w:sz="4" w:space="0" w:color="555555"/>
+              <w:bottom w:val="single" w:sz="4" w:space="0" w:color="555555"/>
+              <w:right w:val="single" w:sz="4" w:space="0" w:color="555555"/>
+            </w:tcBorders>
+          </w:tcPr>
+          <w:p>
+            <w:pPr>
+              <w:jc w:val="center"/>
+              <w:bidi/>
+            </w:pPr>
+            <w:r>
+              <w:rPr>
+                <w:b/>
+                <w:sz w:val="16"/>
+              </w:rPr>
+              <w:t>يناير</w:t>
+            </w:r>
+          </w:p>
+        </w:tc>
+        <w:tc>
+          <w:tcPr>
+            <w:tcW w:type="dxa" w:w="1088"/>
+            <w:shd w:val="clear" w:color="auto" w:fill="e8e8e8"/>
+            <w:tcBorders>
+              <w:top w:val="single" w:sz="4" w:space="0" w:color="555555"/>
+              <w:left w:val="single" w:sz="4" w:space="0" w:color="555555"/>
+              <w:bottom w:val="single" w:sz="4" w:space="0" w:color="555555"/>
+              <w:right w:val="single" w:sz="4" w:space="0" w:color="555555"/>
+            </w:tcBorders>
+          </w:tcPr>
+          <w:p>
+            <w:pPr>
+              <w:jc w:val="center"/>
+              <w:bidi/>
+            </w:pPr>
+            <w:r>
+              <w:rPr>
+                <w:b/>
+                <w:sz w:val="16"/>
+              </w:rPr>
+              <w:t>فبراير</w:t>
+            </w:r>
+          </w:p>
+        </w:tc>
+        <w:tc>
+          <w:tcPr>
+            <w:tcW w:type="dxa" w:w="1088"/>
+            <w:shd w:val="clear" w:color="auto" w:fill="e8e8e8"/>
+            <w:tcBorders>
+              <w:top w:val="single" w:sz="4" w:space="0" w:color="555555"/>
+              <w:left w:val="single" w:sz="4" w:space="0" w:color="555555"/>
+              <w:bottom w:val="single" w:sz="4" w:space="0" w:color="555555"/>
+              <w:right w:val="single" w:sz="4" w:space="0" w:color="555555"/>
+            </w:tcBorders>
+          </w:tcPr>
+          <w:p>
+            <w:pPr>
+              <w:jc w:val="center"/>
+              <w:bidi/>
+            </w:pPr>
+            <w:r>
+              <w:rPr>
+                <w:b/>
+                <w:sz w:val="16"/>
+              </w:rPr>
+              <w:t>مارس</w:t>
+            </w:r>
+          </w:p>
+        </w:tc>
+        <w:tc>
+          <w:tcPr>
+            <w:tcW w:type="dxa" w:w="1088"/>
+            <w:shd w:val="clear" w:color="auto" w:fill="e8e8e8"/>
+            <w:tcBorders>
+              <w:top w:val="single" w:sz="4" w:space="0" w:color="555555"/>
+              <w:left w:val="single" w:sz="4" w:space="0" w:color="555555"/>
+              <w:bottom w:val="single" w:sz="4" w:space="0" w:color="555555"/>
+              <w:right w:val="single" w:sz="4" w:space="0" w:color="555555"/>
+            </w:tcBorders>
+          </w:tcPr>
+          <w:p>
+            <w:pPr>
+              <w:jc w:val="center"/>
+              <w:bidi/>
+            </w:pPr>
+            <w:r>
+              <w:rPr>
+                <w:b/>
+                <w:sz w:val="16"/>
+              </w:rPr>
+              <w:t>أبريل</w:t>
+            </w:r>
+          </w:p>
+        </w:tc>
+        <w:tc>
+          <w:tcPr>
+            <w:tcW w:type="dxa" w:w="1088"/>
+            <w:shd w:val="clear" w:color="auto" w:fill="e8e8e8"/>
+            <w:tcBorders>
+              <w:top w:val="single" w:sz="4" w:space="0" w:color="555555"/>
+              <w:left w:val="single" w:sz="4" w:space="0" w:color="555555"/>
+              <w:bottom w:val="single" w:sz="4" w:space="0" w:color="555555"/>
+              <w:right w:val="single" w:sz="4" w:space="0" w:color="555555"/>
+            </w:tcBorders>
+          </w:tcPr>
+          <w:p>
+            <w:pPr>
+              <w:jc w:val="center"/>
+              <w:bidi/>
+            </w:pPr>
+            <w:r>
+              <w:rPr>
+                <w:b/>
+                <w:sz w:val="16"/>
+              </w:rPr>
+              <w:t>ماي</w:t>
+            </w:r>
+          </w:p>
+        </w:tc>
+        <w:tc>
+          <w:tcPr>
+            <w:tcW w:type="dxa" w:w="1088"/>
+            <w:shd w:val="clear" w:color="auto" w:fill="e8e8e8"/>
+            <w:tcBorders>
+              <w:top w:val="single" w:sz="4" w:space="0" w:color="555555"/>
+              <w:left w:val="single" w:sz="4" w:space="0" w:color="555555"/>
+              <w:bottom w:val="single" w:sz="4" w:space="0" w:color="555555"/>
+              <w:right w:val="single" w:sz="4" w:space="0" w:color="555555"/>
+            </w:tcBorders>
+          </w:tcPr>
+          <w:p>
+            <w:pPr>
+              <w:jc w:val="center"/>
+              <w:bidi/>
+            </w:pPr>
+            <w:r>
+              <w:rPr>
+                <w:b/>
+                <w:sz w:val="16"/>
+              </w:rPr>
+              <w:t>يونيو</w:t>
+            </w:r>
+          </w:p>
+        </w:tc>
+        <w:tc>
+          <w:tcPr>
+            <w:tcW w:type="dxa" w:w="1088"/>
+            <w:shd w:val="clear" w:color="auto" w:fill="e8e8e8"/>
+            <w:tcBorders>
+              <w:top w:val="single" w:sz="4" w:space="0" w:color="555555"/>
+              <w:left w:val="single" w:sz="4" w:space="0" w:color="555555"/>
+              <w:bottom w:val="single" w:sz="4" w:space="0" w:color="555555"/>
+              <w:right w:val="single" w:sz="4" w:space="0" w:color="555555"/>
+            </w:tcBorders>
+          </w:tcPr>
+          <w:p>
+            <w:pPr>
+              <w:jc w:val="center"/>
+              <w:bidi/>
+            </w:pPr>
+            <w:r>
+              <w:rPr>
+                <w:b/>
+                <w:sz w:val="16"/>
+              </w:rPr>
+              <w:t>يوليوز</w:t>
+            </w:r>
+          </w:p>
+        </w:tc>
+        <w:tc>
+          <w:tcPr>
+            <w:tcW w:type="dxa" w:w="1088"/>
+            <w:shd w:val="clear" w:color="auto" w:fill="e8e8e8"/>
+            <w:tcBorders>
+              <w:top w:val="single" w:sz="4" w:space="0" w:color="555555"/>
+              <w:left w:val="single" w:sz="4" w:space="0" w:color="555555"/>
+              <w:bottom w:val="single" w:sz="4" w:space="0" w:color="555555"/>
+              <w:right w:val="single" w:sz="4" w:space="0" w:color="555555"/>
+            </w:tcBorders>
+          </w:tcPr>
+          <w:p>
+            <w:pPr>
+              <w:jc w:val="center"/>
+              <w:bidi/>
+            </w:pPr>
+            <w:r>
+              <w:rPr>
+                <w:b/>
+                <w:sz w:val="16"/>
+              </w:rPr>
+              <w:t>غشت</w:t>
+            </w:r>
+          </w:p>
+        </w:tc>
+        <w:tc>
+          <w:tcPr>
+            <w:tcW w:type="dxa" w:w="1088"/>
+            <w:shd w:val="clear" w:color="auto" w:fill="e8e8e8"/>
+            <w:tcBorders>
+              <w:top w:val="single" w:sz="4" w:space="0" w:color="555555"/>
+              <w:left w:val="single" w:sz="4" w:space="0" w:color="555555"/>
+              <w:bottom w:val="single" w:sz="4" w:space="0" w:color="555555"/>
+              <w:right w:val="single" w:sz="4" w:space="0" w:color="555555"/>
+            </w:tcBorders>
+          </w:tcPr>
+          <w:p>
+            <w:pPr>
+              <w:jc w:val="center"/>
+              <w:bidi/>
+            </w:pPr>
+            <w:r>
+              <w:rPr>
+                <w:b/>
+                <w:sz w:val="16"/>
+              </w:rPr>
+              <w:t>شتنبر</w:t>
+            </w:r>
+          </w:p>
+        </w:tc>
+      </w:tr>
+      <w:tr>
+        <w:trPr>
+          <w:trHeight w:val="425"/>
+        </w:trPr>
+        <w:tc>
+          <w:tcPr>
+            <w:tcW w:type="dxa" w:w="1088"/>
+            <w:shd w:val="clear" w:color="auto" w:fill="f3f3f3"/>
+            <w:tcBorders>
+              <w:top w:val="single" w:sz="4" w:space="0" w:color="555555"/>
+              <w:left w:val="single" w:sz="4" w:space="0" w:color="555555"/>
+              <w:bottom w:val="single" w:sz="4" w:space="0" w:color="555555"/>
+              <w:right w:val="single" w:sz="4" w:space="0" w:color="555555"/>
+            </w:tcBorders>
+          </w:tcPr>
+          <w:p>
+            <w:pPr>
+              <w:bidi/>
+              <w:jc w:val="right"/>
+            </w:pPr>
+            <w:r>
+              <w:rPr>
+                <w:b/>
+                <w:sz w:val="16"/>
+              </w:rPr>
+              <w:t>النشاط 1</w:t>
+            </w:r>
+          </w:p>
+        </w:tc>
+        <w:tc>
+          <w:tcPr>
+            <w:tcW w:type="dxa" w:w="1088"/>
+            <w:tcBorders>
+              <w:top w:val="single" w:sz="4" w:space="0" w:color="555555"/>
+              <w:left w:val="single" w:sz="4" w:space="0" w:color="555555"/>
+              <w:bottom w:val="single" w:sz="4" w:space="0" w:color="555555"/>
+              <w:right w:val="single" w:sz="4" w:space="0" w:color="555555"/>
+            </w:tcBorders>
+          </w:tcPr>
+          <w:p/>
+        </w:tc>
+        <w:tc>
+          <w:tcPr>
+            <w:tcW w:type="dxa" w:w="1088"/>
+            <w:tcBorders>
+              <w:top w:val="single" w:sz="4" w:space="0" w:color="555555"/>
+              <w:left w:val="single" w:sz="4" w:space="0" w:color="555555"/>
+              <w:bottom w:val="single" w:sz="4" w:space="0" w:color="555555"/>
+              <w:right w:val="single" w:sz="4" w:space="0" w:color="555555"/>
+            </w:tcBorders>
+          </w:tcPr>
+          <w:p/>
+        </w:tc>
+        <w:tc>
+          <w:tcPr>
+            <w:tcW w:type="dxa" w:w="1088"/>
+            <w:tcBorders>
+              <w:top w:val="single" w:sz="4" w:space="0" w:color="555555"/>
+              <w:left w:val="single" w:sz="4" w:space="0" w:color="555555"/>
+              <w:bottom w:val="single" w:sz="4" w:space="0" w:color="555555"/>
+              <w:right w:val="single" w:sz="4" w:space="0" w:color="555555"/>
+            </w:tcBorders>
+          </w:tcPr>
+          <w:p/>
+        </w:tc>
+        <w:tc>
+          <w:tcPr>
+            <w:tcW w:type="dxa" w:w="1088"/>
+            <w:tcBorders>
+              <w:top w:val="single" w:sz="4" w:space="0" w:color="555555"/>
+              <w:left w:val="single" w:sz="4" w:space="0" w:color="555555"/>
+              <w:bottom w:val="single" w:sz="4" w:space="0" w:color="555555"/>
+              <w:right w:val="single" w:sz="4" w:space="0" w:color="555555"/>
+            </w:tcBorders>
+          </w:tcPr>
+          <w:p/>
+        </w:tc>
+        <w:tc>
+          <w:tcPr>
+            <w:tcW w:type="dxa" w:w="1088"/>
+            <w:tcBorders>
+              <w:top w:val="single" w:sz="4" w:space="0" w:color="555555"/>
+              <w:left w:val="single" w:sz="4" w:space="0" w:color="555555"/>
+              <w:bottom w:val="single" w:sz="4" w:space="0" w:color="555555"/>
+              <w:right w:val="single" w:sz="4" w:space="0" w:color="555555"/>
+            </w:tcBorders>
+          </w:tcPr>
+          <w:p/>
+        </w:tc>
+        <w:tc>
+          <w:tcPr>
+            <w:tcW w:type="dxa" w:w="1088"/>
+            <w:tcBorders>
+              <w:top w:val="single" w:sz="4" w:space="0" w:color="555555"/>
+              <w:left w:val="single" w:sz="4" w:space="0" w:color="555555"/>
+              <w:bottom w:val="single" w:sz="4" w:space="0" w:color="555555"/>
+              <w:right w:val="single" w:sz="4" w:space="0" w:color="555555"/>
+            </w:tcBorders>
+          </w:tcPr>
+          <w:p/>
+        </w:tc>
+        <w:tc>
+          <w:tcPr>
+            <w:tcW w:type="dxa" w:w="1088"/>
+            <w:tcBorders>
+              <w:top w:val="single" w:sz="4" w:space="0" w:color="555555"/>
+              <w:left w:val="single" w:sz="4" w:space="0" w:color="555555"/>
+              <w:bottom w:val="single" w:sz="4" w:space="0" w:color="555555"/>
+              <w:right w:val="single" w:sz="4" w:space="0" w:color="555555"/>
+            </w:tcBorders>
+          </w:tcPr>
+          <w:p/>
+        </w:tc>
+        <w:tc>
+          <w:tcPr>
+            <w:tcW w:type="dxa" w:w="1088"/>
+            <w:tcBorders>
+              <w:top w:val="single" w:sz="4" w:space="0" w:color="555555"/>
+              <w:left w:val="single" w:sz="4" w:space="0" w:color="555555"/>
+              <w:bottom w:val="single" w:sz="4" w:space="0" w:color="555555"/>
+              <w:right w:val="single" w:sz="4" w:space="0" w:color="555555"/>
+            </w:tcBorders>
+          </w:tcPr>
+          <w:p/>
+        </w:tc>
+        <w:tc>
+          <w:tcPr>
+            <w:tcW w:type="dxa" w:w="1088"/>
+            <w:tcBorders>
+              <w:top w:val="single" w:sz="4" w:space="0" w:color="555555"/>
+              <w:left w:val="single" w:sz="4" w:space="0" w:color="555555"/>
+              <w:bottom w:val="single" w:sz="4" w:space="0" w:color="555555"/>
+              <w:right w:val="single" w:sz="4" w:space="0" w:color="555555"/>
+            </w:tcBorders>
+          </w:tcPr>
+          <w:p/>
+        </w:tc>
+        <w:tc>
+          <w:tcPr>
+            <w:tcW w:type="dxa" w:w="1088"/>
+            <w:tcBorders>
+              <w:top w:val="single" w:sz="4" w:space="0" w:color="555555"/>
+              <w:left w:val="single" w:sz="4" w:space="0" w:color="555555"/>
+              <w:bottom w:val="single" w:sz="4" w:space="0" w:color="555555"/>
+              <w:right w:val="single" w:sz="4" w:space="0" w:color="555555"/>
+            </w:tcBorders>
+          </w:tcPr>
+          <w:p/>
+        </w:tc>
+        <w:tc>
+          <w:tcPr>
+            <w:tcW w:type="dxa" w:w="1088"/>
+            <w:tcBorders>
+              <w:top w:val="single" w:sz="4" w:space="0" w:color="555555"/>
+              <w:left w:val="single" w:sz="4" w:space="0" w:color="555555"/>
+              <w:bottom w:val="single" w:sz="4" w:space="0" w:color="555555"/>
+              <w:right w:val="single" w:sz="4" w:space="0" w:color="555555"/>
+            </w:tcBorders>
+          </w:tcPr>
+          <w:p/>
+        </w:tc>
+        <w:tc>
+          <w:tcPr>
+            <w:tcW w:type="dxa" w:w="1088"/>
+            <w:tcBorders>
+              <w:top w:val="single" w:sz="4" w:space="0" w:color="555555"/>
+              <w:left w:val="single" w:sz="4" w:space="0" w:color="555555"/>
+              <w:bottom w:val="single" w:sz="4" w:space="0" w:color="555555"/>
+              <w:right w:val="single" w:sz="4" w:space="0" w:color="555555"/>
+            </w:tcBorders>
+          </w:tcPr>
+          <w:p/>
+        </w:tc>
+      </w:tr>
+      <w:tr>
+        <w:trPr>
+          <w:trHeight w:val="425"/>
+        </w:trPr>
+        <w:tc>
+          <w:tcPr>
+            <w:tcW w:type="dxa" w:w="1088"/>
+            <w:shd w:val="clear" w:color="auto" w:fill="f3f3f3"/>
+            <w:tcBorders>
+              <w:top w:val="single" w:sz="4" w:space="0" w:color="555555"/>
+              <w:left w:val="single" w:sz="4" w:space="0" w:color="555555"/>
+              <w:bottom w:val="single" w:sz="4" w:space="0" w:color="555555"/>
+              <w:right w:val="single" w:sz="4" w:space="0" w:color="555555"/>
+            </w:tcBorders>
+          </w:tcPr>
+          <w:p>
+            <w:pPr>
+              <w:bidi/>
+              <w:jc w:val="right"/>
+            </w:pPr>
+            <w:r>
+              <w:rPr>
+                <w:b/>
+                <w:sz w:val="16"/>
+              </w:rPr>
+              <w:t>النشاط 2</w:t>
+            </w:r>
+          </w:p>
+        </w:tc>
+        <w:tc>
+          <w:tcPr>
+            <w:tcW w:type="dxa" w:w="1088"/>
+            <w:tcBorders>
+              <w:top w:val="single" w:sz="4" w:space="0" w:color="555555"/>
+              <w:left w:val="single" w:sz="4" w:space="0" w:color="555555"/>
+              <w:bottom w:val="single" w:sz="4" w:space="0" w:color="555555"/>
+              <w:right w:val="single" w:sz="4" w:space="0" w:color="555555"/>
+            </w:tcBorders>
+          </w:tcPr>
+          <w:p/>
+        </w:tc>
+        <w:tc>
+          <w:tcPr>
+            <w:tcW w:type="dxa" w:w="1088"/>
+            <w:tcBorders>
+              <w:top w:val="single" w:sz="4" w:space="0" w:color="555555"/>
+              <w:left w:val="single" w:sz="4" w:space="0" w:color="555555"/>
+              <w:bottom w:val="single" w:sz="4" w:space="0" w:color="555555"/>
+              <w:right w:val="single" w:sz="4" w:space="0" w:color="555555"/>
+            </w:tcBorders>
+          </w:tcPr>
+          <w:p/>
+        </w:tc>
+        <w:tc>
+          <w:tcPr>
+            <w:tcW w:type="dxa" w:w="1088"/>
+            <w:tcBorders>
+              <w:top w:val="single" w:sz="4" w:space="0" w:color="555555"/>
+              <w:left w:val="single" w:sz="4" w:space="0" w:color="555555"/>
+              <w:bottom w:val="single" w:sz="4" w:space="0" w:color="555555"/>
+              <w:right w:val="single" w:sz="4" w:space="0" w:color="555555"/>
+            </w:tcBorders>
+          </w:tcPr>
+          <w:p/>
+        </w:tc>
+        <w:tc>
+          <w:tcPr>
+            <w:tcW w:type="dxa" w:w="1088"/>
+            <w:tcBorders>
+              <w:top w:val="single" w:sz="4" w:space="0" w:color="555555"/>
+              <w:left w:val="single" w:sz="4" w:space="0" w:color="555555"/>
+              <w:bottom w:val="single" w:sz="4" w:space="0" w:color="555555"/>
+              <w:right w:val="single" w:sz="4" w:space="0" w:color="555555"/>
+            </w:tcBorders>
+          </w:tcPr>
+          <w:p/>
+        </w:tc>
+        <w:tc>
+          <w:tcPr>
+            <w:tcW w:type="dxa" w:w="1088"/>
+            <w:tcBorders>
+              <w:top w:val="single" w:sz="4" w:space="0" w:color="555555"/>
+              <w:left w:val="single" w:sz="4" w:space="0" w:color="555555"/>
+              <w:bottom w:val="single" w:sz="4" w:space="0" w:color="555555"/>
+              <w:right w:val="single" w:sz="4" w:space="0" w:color="555555"/>
+            </w:tcBorders>
+          </w:tcPr>
+          <w:p/>
+        </w:tc>
+        <w:tc>
+          <w:tcPr>
+            <w:tcW w:type="dxa" w:w="1088"/>
+            <w:tcBorders>
+              <w:top w:val="single" w:sz="4" w:space="0" w:color="555555"/>
+              <w:left w:val="single" w:sz="4" w:space="0" w:color="555555"/>
+              <w:bottom w:val="single" w:sz="4" w:space="0" w:color="555555"/>
+              <w:right w:val="single" w:sz="4" w:space="0" w:color="555555"/>
+            </w:tcBorders>
+          </w:tcPr>
+          <w:p/>
+        </w:tc>
+        <w:tc>
+          <w:tcPr>
+            <w:tcW w:type="dxa" w:w="1088"/>
+            <w:tcBorders>
+              <w:top w:val="single" w:sz="4" w:space="0" w:color="555555"/>
+              <w:left w:val="single" w:sz="4" w:space="0" w:color="555555"/>
+              <w:bottom w:val="single" w:sz="4" w:space="0" w:color="555555"/>
+              <w:right w:val="single" w:sz="4" w:space="0" w:color="555555"/>
+            </w:tcBorders>
+          </w:tcPr>
+          <w:p/>
+        </w:tc>
+        <w:tc>
+          <w:tcPr>
+            <w:tcW w:type="dxa" w:w="1088"/>
+            <w:tcBorders>
+              <w:top w:val="single" w:sz="4" w:space="0" w:color="555555"/>
+              <w:left w:val="single" w:sz="4" w:space="0" w:color="555555"/>
+              <w:bottom w:val="single" w:sz="4" w:space="0" w:color="555555"/>
+              <w:right w:val="single" w:sz="4" w:space="0" w:color="555555"/>
+            </w:tcBorders>
+          </w:tcPr>
+          <w:p/>
+        </w:tc>
+        <w:tc>
+          <w:tcPr>
+            <w:tcW w:type="dxa" w:w="1088"/>
+            <w:tcBorders>
+              <w:top w:val="single" w:sz="4" w:space="0" w:color="555555"/>
+              <w:left w:val="single" w:sz="4" w:space="0" w:color="555555"/>
+              <w:bottom w:val="single" w:sz="4" w:space="0" w:color="555555"/>
+              <w:right w:val="single" w:sz="4" w:space="0" w:color="555555"/>
+            </w:tcBorders>
+          </w:tcPr>
+          <w:p/>
+        </w:tc>
+        <w:tc>
+          <w:tcPr>
+            <w:tcW w:type="dxa" w:w="1088"/>
+            <w:tcBorders>
+              <w:top w:val="single" w:sz="4" w:space="0" w:color="555555"/>
+              <w:left w:val="single" w:sz="4" w:space="0" w:color="555555"/>
+              <w:bottom w:val="single" w:sz="4" w:space="0" w:color="555555"/>
+              <w:right w:val="single" w:sz="4" w:space="0" w:color="555555"/>
+            </w:tcBorders>
+          </w:tcPr>
+          <w:p/>
+        </w:tc>
+        <w:tc>
+          <w:tcPr>
+            <w:tcW w:type="dxa" w:w="1088"/>
+            <w:tcBorders>
+              <w:top w:val="single" w:sz="4" w:space="0" w:color="555555"/>
+              <w:left w:val="single" w:sz="4" w:space="0" w:color="555555"/>
+              <w:bottom w:val="single" w:sz="4" w:space="0" w:color="555555"/>
+              <w:right w:val="single" w:sz="4" w:space="0" w:color="555555"/>
+            </w:tcBorders>
+          </w:tcPr>
+          <w:p/>
+        </w:tc>
+        <w:tc>
+          <w:tcPr>
+            <w:tcW w:type="dxa" w:w="1088"/>
+            <w:tcBorders>
+              <w:top w:val="single" w:sz="4" w:space="0" w:color="555555"/>
+              <w:left w:val="single" w:sz="4" w:space="0" w:color="555555"/>
+              <w:bottom w:val="single" w:sz="4" w:space="0" w:color="555555"/>
+              <w:right w:val="single" w:sz="4" w:space="0" w:color="555555"/>
+            </w:tcBorders>
+          </w:tcPr>
+          <w:p/>
+        </w:tc>
+      </w:tr>
+      <w:tr>
+        <w:trPr>
+          <w:trHeight w:val="425"/>
+        </w:trPr>
+        <w:tc>
+          <w:tcPr>
+            <w:tcW w:type="dxa" w:w="1088"/>
+            <w:shd w:val="clear" w:color="auto" w:fill="f3f3f3"/>
+            <w:tcBorders>
+              <w:top w:val="single" w:sz="4" w:space="0" w:color="555555"/>
+              <w:left w:val="single" w:sz="4" w:space="0" w:color="555555"/>
+              <w:bottom w:val="single" w:sz="4" w:space="0" w:color="555555"/>
+              <w:right w:val="single" w:sz="4" w:space="0" w:color="555555"/>
+            </w:tcBorders>
+          </w:tcPr>
+          <w:p>
+            <w:pPr>
+              <w:bidi/>
+              <w:jc w:val="right"/>
+            </w:pPr>
+            <w:r>
+              <w:rPr>
+                <w:b/>
+                <w:sz w:val="16"/>
+              </w:rPr>
+              <w:t>النشاط 3</w:t>
+            </w:r>
+          </w:p>
+        </w:tc>
+        <w:tc>
+          <w:tcPr>
+            <w:tcW w:type="dxa" w:w="1088"/>
+            <w:tcBorders>
+              <w:top w:val="single" w:sz="4" w:space="0" w:color="555555"/>
+              <w:left w:val="single" w:sz="4" w:space="0" w:color="555555"/>
+              <w:bottom w:val="single" w:sz="4" w:space="0" w:color="555555"/>
+              <w:right w:val="single" w:sz="4" w:space="0" w:color="555555"/>
+            </w:tcBorders>
+          </w:tcPr>
+          <w:p/>
+        </w:tc>
+        <w:tc>
+          <w:tcPr>
+            <w:tcW w:type="dxa" w:w="1088"/>
+            <w:tcBorders>
+              <w:top w:val="single" w:sz="4" w:space="0" w:color="555555"/>
+              <w:left w:val="single" w:sz="4" w:space="0" w:color="555555"/>
+              <w:bottom w:val="single" w:sz="4" w:space="0" w:color="555555"/>
+              <w:right w:val="single" w:sz="4" w:space="0" w:color="555555"/>
+            </w:tcBorders>
+          </w:tcPr>
+          <w:p/>
+        </w:tc>
+        <w:tc>
+          <w:tcPr>
+            <w:tcW w:type="dxa" w:w="1088"/>
+            <w:tcBorders>
+              <w:top w:val="single" w:sz="4" w:space="0" w:color="555555"/>
+              <w:left w:val="single" w:sz="4" w:space="0" w:color="555555"/>
+              <w:bottom w:val="single" w:sz="4" w:space="0" w:color="555555"/>
+              <w:right w:val="single" w:sz="4" w:space="0" w:color="555555"/>
+            </w:tcBorders>
+          </w:tcPr>
+          <w:p/>
+        </w:tc>
+        <w:tc>
+          <w:tcPr>
+            <w:tcW w:type="dxa" w:w="1088"/>
+            <w:tcBorders>
+              <w:top w:val="single" w:sz="4" w:space="0" w:color="555555"/>
+              <w:left w:val="single" w:sz="4" w:space="0" w:color="555555"/>
+              <w:bottom w:val="single" w:sz="4" w:space="0" w:color="555555"/>
+              <w:right w:val="single" w:sz="4" w:space="0" w:color="555555"/>
+            </w:tcBorders>
+          </w:tcPr>
+          <w:p/>
+        </w:tc>
+        <w:tc>
+          <w:tcPr>
+            <w:tcW w:type="dxa" w:w="1088"/>
+            <w:tcBorders>
+              <w:top w:val="single" w:sz="4" w:space="0" w:color="555555"/>
+              <w:left w:val="single" w:sz="4" w:space="0" w:color="555555"/>
+              <w:bottom w:val="single" w:sz="4" w:space="0" w:color="555555"/>
+              <w:right w:val="single" w:sz="4" w:space="0" w:color="555555"/>
+            </w:tcBorders>
+          </w:tcPr>
+          <w:p/>
+        </w:tc>
+        <w:tc>
+          <w:tcPr>
+            <w:tcW w:type="dxa" w:w="1088"/>
+            <w:tcBorders>
+              <w:top w:val="single" w:sz="4" w:space="0" w:color="555555"/>
+              <w:left w:val="single" w:sz="4" w:space="0" w:color="555555"/>
+              <w:bottom w:val="single" w:sz="4" w:space="0" w:color="555555"/>
+              <w:right w:val="single" w:sz="4" w:space="0" w:color="555555"/>
+            </w:tcBorders>
+          </w:tcPr>
+          <w:p/>
+        </w:tc>
+        <w:tc>
+          <w:tcPr>
+            <w:tcW w:type="dxa" w:w="1088"/>
+            <w:tcBorders>
+              <w:top w:val="single" w:sz="4" w:space="0" w:color="555555"/>
+              <w:left w:val="single" w:sz="4" w:space="0" w:color="555555"/>
+              <w:bottom w:val="single" w:sz="4" w:space="0" w:color="555555"/>
+              <w:right w:val="single" w:sz="4" w:space="0" w:color="555555"/>
+            </w:tcBorders>
+          </w:tcPr>
+          <w:p/>
+        </w:tc>
+        <w:tc>
+          <w:tcPr>
+            <w:tcW w:type="dxa" w:w="1088"/>
+            <w:tcBorders>
+              <w:top w:val="single" w:sz="4" w:space="0" w:color="555555"/>
+              <w:left w:val="single" w:sz="4" w:space="0" w:color="555555"/>
+              <w:bottom w:val="single" w:sz="4" w:space="0" w:color="555555"/>
+              <w:right w:val="single" w:sz="4" w:space="0" w:color="555555"/>
+            </w:tcBorders>
+          </w:tcPr>
+          <w:p/>
+        </w:tc>
+        <w:tc>
+          <w:tcPr>
+            <w:tcW w:type="dxa" w:w="1088"/>
+            <w:tcBorders>
+              <w:top w:val="single" w:sz="4" w:space="0" w:color="555555"/>
+              <w:left w:val="single" w:sz="4" w:space="0" w:color="555555"/>
+              <w:bottom w:val="single" w:sz="4" w:space="0" w:color="555555"/>
+              <w:right w:val="single" w:sz="4" w:space="0" w:color="555555"/>
+            </w:tcBorders>
+          </w:tcPr>
+          <w:p/>
+        </w:tc>
+        <w:tc>
+          <w:tcPr>
+            <w:tcW w:type="dxa" w:w="1088"/>
+            <w:tcBorders>
+              <w:top w:val="single" w:sz="4" w:space="0" w:color="555555"/>
+              <w:left w:val="single" w:sz="4" w:space="0" w:color="555555"/>
+              <w:bottom w:val="single" w:sz="4" w:space="0" w:color="555555"/>
+              <w:right w:val="single" w:sz="4" w:space="0" w:color="555555"/>
+            </w:tcBorders>
+          </w:tcPr>
+          <w:p/>
+        </w:tc>
+        <w:tc>
+          <w:tcPr>
+            <w:tcW w:type="dxa" w:w="1088"/>
+            <w:tcBorders>
+              <w:top w:val="single" w:sz="4" w:space="0" w:color="555555"/>
+              <w:left w:val="single" w:sz="4" w:space="0" w:color="555555"/>
+              <w:bottom w:val="single" w:sz="4" w:space="0" w:color="555555"/>
+              <w:right w:val="single" w:sz="4" w:space="0" w:color="555555"/>
+            </w:tcBorders>
+          </w:tcPr>
+          <w:p/>
+        </w:tc>
+        <w:tc>
+          <w:tcPr>
+            <w:tcW w:type="dxa" w:w="1088"/>
+            <w:tcBorders>
+              <w:top w:val="single" w:sz="4" w:space="0" w:color="555555"/>
+              <w:left w:val="single" w:sz="4" w:space="0" w:color="555555"/>
+              <w:bottom w:val="single" w:sz="4" w:space="0" w:color="555555"/>
+              <w:right w:val="single" w:sz="4" w:space="0" w:color="555555"/>
+            </w:tcBorders>
+          </w:tcPr>
+          <w:p/>
+        </w:tc>
+      </w:tr>
+      <w:tr>
+        <w:trPr>
+          <w:trHeight w:val="425"/>
+        </w:trPr>
+        <w:tc>
+          <w:tcPr>
+            <w:tcW w:type="dxa" w:w="1088"/>
+            <w:shd w:val="clear" w:color="auto" w:fill="f3f3f3"/>
+            <w:tcBorders>
+              <w:top w:val="single" w:sz="4" w:space="0" w:color="555555"/>
+              <w:left w:val="single" w:sz="4" w:space="0" w:color="555555"/>
+              <w:bottom w:val="single" w:sz="4" w:space="0" w:color="555555"/>
+              <w:right w:val="single" w:sz="4" w:space="0" w:color="555555"/>
+            </w:tcBorders>
+          </w:tcPr>
+          <w:p>
+            <w:pPr>
+              <w:bidi/>
+              <w:jc w:val="right"/>
+            </w:pPr>
+            <w:r>
+              <w:rPr>
+                <w:b/>
+                <w:sz w:val="16"/>
+              </w:rPr>
+              <w:t>النشاط 4</w:t>
+            </w:r>
+          </w:p>
+        </w:tc>
+        <w:tc>
+          <w:tcPr>
+            <w:tcW w:type="dxa" w:w="1088"/>
+            <w:tcBorders>
+              <w:top w:val="single" w:sz="4" w:space="0" w:color="555555"/>
+              <w:left w:val="single" w:sz="4" w:space="0" w:color="555555"/>
+              <w:bottom w:val="single" w:sz="4" w:space="0" w:color="555555"/>
+              <w:right w:val="single" w:sz="4" w:space="0" w:color="555555"/>
+            </w:tcBorders>
+          </w:tcPr>
+          <w:p/>
+        </w:tc>
+        <w:tc>
+          <w:tcPr>
+            <w:tcW w:type="dxa" w:w="1088"/>
+            <w:tcBorders>
+              <w:top w:val="single" w:sz="4" w:space="0" w:color="555555"/>
+              <w:left w:val="single" w:sz="4" w:space="0" w:color="555555"/>
+              <w:bottom w:val="single" w:sz="4" w:space="0" w:color="555555"/>
+              <w:right w:val="single" w:sz="4" w:space="0" w:color="555555"/>
+            </w:tcBorders>
+          </w:tcPr>
+          <w:p/>
+        </w:tc>
+        <w:tc>
+          <w:tcPr>
+            <w:tcW w:type="dxa" w:w="1088"/>
+            <w:tcBorders>
+              <w:top w:val="single" w:sz="4" w:space="0" w:color="555555"/>
+              <w:left w:val="single" w:sz="4" w:space="0" w:color="555555"/>
+              <w:bottom w:val="single" w:sz="4" w:space="0" w:color="555555"/>
+              <w:right w:val="single" w:sz="4" w:space="0" w:color="555555"/>
+            </w:tcBorders>
+          </w:tcPr>
+          <w:p/>
+        </w:tc>
+        <w:tc>
+          <w:tcPr>
+            <w:tcW w:type="dxa" w:w="1088"/>
+            <w:tcBorders>
+              <w:top w:val="single" w:sz="4" w:space="0" w:color="555555"/>
+              <w:left w:val="single" w:sz="4" w:space="0" w:color="555555"/>
+              <w:bottom w:val="single" w:sz="4" w:space="0" w:color="555555"/>
+              <w:right w:val="single" w:sz="4" w:space="0" w:color="555555"/>
+            </w:tcBorders>
+          </w:tcPr>
+          <w:p/>
+        </w:tc>
+        <w:tc>
+          <w:tcPr>
+            <w:tcW w:type="dxa" w:w="1088"/>
+            <w:tcBorders>
+              <w:top w:val="single" w:sz="4" w:space="0" w:color="555555"/>
+              <w:left w:val="single" w:sz="4" w:space="0" w:color="555555"/>
+              <w:bottom w:val="single" w:sz="4" w:space="0" w:color="555555"/>
+              <w:right w:val="single" w:sz="4" w:space="0" w:color="555555"/>
+            </w:tcBorders>
+          </w:tcPr>
+          <w:p/>
+        </w:tc>
+        <w:tc>
+          <w:tcPr>
+            <w:tcW w:type="dxa" w:w="1088"/>
+            <w:tcBorders>
+              <w:top w:val="single" w:sz="4" w:space="0" w:color="555555"/>
+              <w:left w:val="single" w:sz="4" w:space="0" w:color="555555"/>
+              <w:bottom w:val="single" w:sz="4" w:space="0" w:color="555555"/>
+              <w:right w:val="single" w:sz="4" w:space="0" w:color="555555"/>
+            </w:tcBorders>
+          </w:tcPr>
+          <w:p/>
+        </w:tc>
+        <w:tc>
+          <w:tcPr>
+            <w:tcW w:type="dxa" w:w="1088"/>
+            <w:tcBorders>
+              <w:top w:val="single" w:sz="4" w:space="0" w:color="555555"/>
+              <w:left w:val="single" w:sz="4" w:space="0" w:color="555555"/>
+              <w:bottom w:val="single" w:sz="4" w:space="0" w:color="555555"/>
+              <w:right w:val="single" w:sz="4" w:space="0" w:color="555555"/>
+            </w:tcBorders>
+          </w:tcPr>
+          <w:p/>
+        </w:tc>
+        <w:tc>
+          <w:tcPr>
+            <w:tcW w:type="dxa" w:w="1088"/>
+            <w:tcBorders>
+              <w:top w:val="single" w:sz="4" w:space="0" w:color="555555"/>
+              <w:left w:val="single" w:sz="4" w:space="0" w:color="555555"/>
+              <w:bottom w:val="single" w:sz="4" w:space="0" w:color="555555"/>
+              <w:right w:val="single" w:sz="4" w:space="0" w:color="555555"/>
+            </w:tcBorders>
+          </w:tcPr>
+          <w:p/>
+        </w:tc>
+        <w:tc>
+          <w:tcPr>
+            <w:tcW w:type="dxa" w:w="1088"/>
+            <w:tcBorders>
+              <w:top w:val="single" w:sz="4" w:space="0" w:color="555555"/>
+              <w:left w:val="single" w:sz="4" w:space="0" w:color="555555"/>
+              <w:bottom w:val="single" w:sz="4" w:space="0" w:color="555555"/>
+              <w:right w:val="single" w:sz="4" w:space="0" w:color="555555"/>
+            </w:tcBorders>
+          </w:tcPr>
+          <w:p/>
+        </w:tc>
+        <w:tc>
+          <w:tcPr>
+            <w:tcW w:type="dxa" w:w="1088"/>
+            <w:tcBorders>
+              <w:top w:val="single" w:sz="4" w:space="0" w:color="555555"/>
+              <w:left w:val="single" w:sz="4" w:space="0" w:color="555555"/>
+              <w:bottom w:val="single" w:sz="4" w:space="0" w:color="555555"/>
+              <w:right w:val="single" w:sz="4" w:space="0" w:color="555555"/>
+            </w:tcBorders>
+          </w:tcPr>
+          <w:p/>
+        </w:tc>
+        <w:tc>
+          <w:tcPr>
+            <w:tcW w:type="dxa" w:w="1088"/>
+            <w:tcBorders>
+              <w:top w:val="single" w:sz="4" w:space="0" w:color="555555"/>
+              <w:left w:val="single" w:sz="4" w:space="0" w:color="555555"/>
+              <w:bottom w:val="single" w:sz="4" w:space="0" w:color="555555"/>
+              <w:right w:val="single" w:sz="4" w:space="0" w:color="555555"/>
+            </w:tcBorders>
+          </w:tcPr>
+          <w:p/>
+        </w:tc>
+        <w:tc>
+          <w:tcPr>
+            <w:tcW w:type="dxa" w:w="1088"/>
+            <w:tcBorders>
+              <w:top w:val="single" w:sz="4" w:space="0" w:color="555555"/>
+              <w:left w:val="single" w:sz="4" w:space="0" w:color="555555"/>
+              <w:bottom w:val="single" w:sz="4" w:space="0" w:color="555555"/>
+              <w:right w:val="single" w:sz="4" w:space="0" w:color="555555"/>
+            </w:tcBorders>
+          </w:tcPr>
+          <w:p/>
+        </w:tc>
+      </w:tr>
+      <w:tr>
+        <w:trPr>
+          <w:trHeight w:val="425"/>
+        </w:trPr>
+        <w:tc>
+          <w:tcPr>
+            <w:tcW w:type="dxa" w:w="1088"/>
+            <w:shd w:val="clear" w:color="auto" w:fill="f3f3f3"/>
+            <w:tcBorders>
+              <w:top w:val="single" w:sz="4" w:space="0" w:color="555555"/>
+              <w:left w:val="single" w:sz="4" w:space="0" w:color="555555"/>
+              <w:bottom w:val="single" w:sz="4" w:space="0" w:color="555555"/>
+              <w:right w:val="single" w:sz="4" w:space="0" w:color="555555"/>
+            </w:tcBorders>
+          </w:tcPr>
+          <w:p>
+            <w:pPr>
+              <w:bidi/>
+              <w:jc w:val="right"/>
+            </w:pPr>
+            <w:r>
+              <w:rPr>
+                <w:b/>
+                <w:sz w:val="16"/>
+              </w:rPr>
+              <w:t>النشاط 5</w:t>
+            </w:r>
+          </w:p>
+        </w:tc>
+        <w:tc>
+          <w:tcPr>
+            <w:tcW w:type="dxa" w:w="1088"/>
+            <w:tcBorders>
+              <w:top w:val="single" w:sz="4" w:space="0" w:color="555555"/>
+              <w:left w:val="single" w:sz="4" w:space="0" w:color="555555"/>
+              <w:bottom w:val="single" w:sz="4" w:space="0" w:color="555555"/>
+              <w:right w:val="single" w:sz="4" w:space="0" w:color="555555"/>
+            </w:tcBorders>
+          </w:tcPr>
+          <w:p/>
+        </w:tc>
+        <w:tc>
+          <w:tcPr>
+            <w:tcW w:type="dxa" w:w="1088"/>
+            <w:tcBorders>
+              <w:top w:val="single" w:sz="4" w:space="0" w:color="555555"/>
+              <w:left w:val="single" w:sz="4" w:space="0" w:color="555555"/>
+              <w:bottom w:val="single" w:sz="4" w:space="0" w:color="555555"/>
+              <w:right w:val="single" w:sz="4" w:space="0" w:color="555555"/>
+            </w:tcBorders>
+          </w:tcPr>
+          <w:p/>
+        </w:tc>
+        <w:tc>
+          <w:tcPr>
+            <w:tcW w:type="dxa" w:w="1088"/>
+            <w:tcBorders>
+              <w:top w:val="single" w:sz="4" w:space="0" w:color="555555"/>
+              <w:left w:val="single" w:sz="4" w:space="0" w:color="555555"/>
+              <w:bottom w:val="single" w:sz="4" w:space="0" w:color="555555"/>
+              <w:right w:val="single" w:sz="4" w:space="0" w:color="555555"/>
+            </w:tcBorders>
+          </w:tcPr>
+          <w:p/>
+        </w:tc>
+        <w:tc>
+          <w:tcPr>
+            <w:tcW w:type="dxa" w:w="1088"/>
+            <w:tcBorders>
+              <w:top w:val="single" w:sz="4" w:space="0" w:color="555555"/>
+              <w:left w:val="single" w:sz="4" w:space="0" w:color="555555"/>
+              <w:bottom w:val="single" w:sz="4" w:space="0" w:color="555555"/>
+              <w:right w:val="single" w:sz="4" w:space="0" w:color="555555"/>
+            </w:tcBorders>
+          </w:tcPr>
+          <w:p/>
+        </w:tc>
+        <w:tc>
+          <w:tcPr>
+            <w:tcW w:type="dxa" w:w="1088"/>
+            <w:tcBorders>
+              <w:top w:val="single" w:sz="4" w:space="0" w:color="555555"/>
+              <w:left w:val="single" w:sz="4" w:space="0" w:color="555555"/>
+              <w:bottom w:val="single" w:sz="4" w:space="0" w:color="555555"/>
+              <w:right w:val="single" w:sz="4" w:space="0" w:color="555555"/>
+            </w:tcBorders>
+          </w:tcPr>
+          <w:p/>
+        </w:tc>
+        <w:tc>
+          <w:tcPr>
+            <w:tcW w:type="dxa" w:w="1088"/>
+            <w:tcBorders>
+              <w:top w:val="single" w:sz="4" w:space="0" w:color="555555"/>
+              <w:left w:val="single" w:sz="4" w:space="0" w:color="555555"/>
+              <w:bottom w:val="single" w:sz="4" w:space="0" w:color="555555"/>
+              <w:right w:val="single" w:sz="4" w:space="0" w:color="555555"/>
+            </w:tcBorders>
+          </w:tcPr>
+          <w:p/>
+        </w:tc>
+        <w:tc>
+          <w:tcPr>
+            <w:tcW w:type="dxa" w:w="1088"/>
+            <w:tcBorders>
+              <w:top w:val="single" w:sz="4" w:space="0" w:color="555555"/>
+              <w:left w:val="single" w:sz="4" w:space="0" w:color="555555"/>
+              <w:bottom w:val="single" w:sz="4" w:space="0" w:color="555555"/>
+              <w:right w:val="single" w:sz="4" w:space="0" w:color="555555"/>
+            </w:tcBorders>
+          </w:tcPr>
+          <w:p/>
+        </w:tc>
+        <w:tc>
+          <w:tcPr>
+            <w:tcW w:type="dxa" w:w="1088"/>
+            <w:tcBorders>
+              <w:top w:val="single" w:sz="4" w:space="0" w:color="555555"/>
+              <w:left w:val="single" w:sz="4" w:space="0" w:color="555555"/>
+              <w:bottom w:val="single" w:sz="4" w:space="0" w:color="555555"/>
+              <w:right w:val="single" w:sz="4" w:space="0" w:color="555555"/>
+            </w:tcBorders>
+          </w:tcPr>
+          <w:p/>
+        </w:tc>
+        <w:tc>
+          <w:tcPr>
+            <w:tcW w:type="dxa" w:w="1088"/>
+            <w:tcBorders>
+              <w:top w:val="single" w:sz="4" w:space="0" w:color="555555"/>
+              <w:left w:val="single" w:sz="4" w:space="0" w:color="555555"/>
+              <w:bottom w:val="single" w:sz="4" w:space="0" w:color="555555"/>
+              <w:right w:val="single" w:sz="4" w:space="0" w:color="555555"/>
+            </w:tcBorders>
+          </w:tcPr>
+          <w:p/>
+        </w:tc>
+        <w:tc>
+          <w:tcPr>
+            <w:tcW w:type="dxa" w:w="1088"/>
+            <w:tcBorders>
+              <w:top w:val="single" w:sz="4" w:space="0" w:color="555555"/>
+              <w:left w:val="single" w:sz="4" w:space="0" w:color="555555"/>
+              <w:bottom w:val="single" w:sz="4" w:space="0" w:color="555555"/>
+              <w:right w:val="single" w:sz="4" w:space="0" w:color="555555"/>
+            </w:tcBorders>
+          </w:tcPr>
+          <w:p/>
+        </w:tc>
+        <w:tc>
+          <w:tcPr>
+            <w:tcW w:type="dxa" w:w="1088"/>
+            <w:tcBorders>
+              <w:top w:val="single" w:sz="4" w:space="0" w:color="555555"/>
+              <w:left w:val="single" w:sz="4" w:space="0" w:color="555555"/>
+              <w:bottom w:val="single" w:sz="4" w:space="0" w:color="555555"/>
+              <w:right w:val="single" w:sz="4" w:space="0" w:color="555555"/>
+            </w:tcBorders>
+          </w:tcPr>
+          <w:p/>
+        </w:tc>
+        <w:tc>
+          <w:tcPr>
+            <w:tcW w:type="dxa" w:w="1088"/>
+            <w:tcBorders>
+              <w:top w:val="single" w:sz="4" w:space="0" w:color="555555"/>
+              <w:left w:val="single" w:sz="4" w:space="0" w:color="555555"/>
+              <w:bottom w:val="single" w:sz="4" w:space="0" w:color="555555"/>
+              <w:right w:val="single" w:sz="4" w:space="0" w:color="555555"/>
+            </w:tcBorders>
+          </w:tcPr>
+          <w:p/>
+        </w:tc>
+      </w:tr>
+      <w:tr>
+        <w:trPr>
+          <w:trHeight w:val="425"/>
+        </w:trPr>
+        <w:tc>
+          <w:tcPr>
+            <w:tcW w:type="dxa" w:w="1088"/>
+            <w:shd w:val="clear" w:color="auto" w:fill="f3f3f3"/>
+            <w:tcBorders>
+              <w:top w:val="single" w:sz="4" w:space="0" w:color="555555"/>
+              <w:left w:val="single" w:sz="4" w:space="0" w:color="555555"/>
+              <w:bottom w:val="single" w:sz="4" w:space="0" w:color="555555"/>
+              <w:right w:val="single" w:sz="4" w:space="0" w:color="555555"/>
+            </w:tcBorders>
+          </w:tcPr>
+          <w:p>
+            <w:pPr>
+              <w:bidi/>
+              <w:jc w:val="right"/>
+            </w:pPr>
+            <w:r>
+              <w:rPr>
+                <w:b/>
+                <w:sz w:val="16"/>
+              </w:rPr>
+              <w:t>النشاط 6</w:t>
+            </w:r>
+          </w:p>
+        </w:tc>
+        <w:tc>
+          <w:tcPr>
+            <w:tcW w:type="dxa" w:w="1088"/>
+            <w:tcBorders>
+              <w:top w:val="single" w:sz="4" w:space="0" w:color="555555"/>
+              <w:left w:val="single" w:sz="4" w:space="0" w:color="555555"/>
+              <w:bottom w:val="single" w:sz="4" w:space="0" w:color="555555"/>
+              <w:right w:val="single" w:sz="4" w:space="0" w:color="555555"/>
+            </w:tcBorders>
+          </w:tcPr>
+          <w:p/>
+        </w:tc>
+        <w:tc>
+          <w:tcPr>
+            <w:tcW w:type="dxa" w:w="1088"/>
+            <w:tcBorders>
+              <w:top w:val="single" w:sz="4" w:space="0" w:color="555555"/>
+              <w:left w:val="single" w:sz="4" w:space="0" w:color="555555"/>
+              <w:bottom w:val="single" w:sz="4" w:space="0" w:color="555555"/>
+              <w:right w:val="single" w:sz="4" w:space="0" w:color="555555"/>
+            </w:tcBorders>
+          </w:tcPr>
+          <w:p/>
+        </w:tc>
+        <w:tc>
+          <w:tcPr>
+            <w:tcW w:type="dxa" w:w="1088"/>
+            <w:tcBorders>
+              <w:top w:val="single" w:sz="4" w:space="0" w:color="555555"/>
+              <w:left w:val="single" w:sz="4" w:space="0" w:color="555555"/>
+              <w:bottom w:val="single" w:sz="4" w:space="0" w:color="555555"/>
+              <w:right w:val="single" w:sz="4" w:space="0" w:color="555555"/>
+            </w:tcBorders>
+          </w:tcPr>
+          <w:p/>
+        </w:tc>
+        <w:tc>
+          <w:tcPr>
+            <w:tcW w:type="dxa" w:w="1088"/>
+            <w:tcBorders>
+              <w:top w:val="single" w:sz="4" w:space="0" w:color="555555"/>
+              <w:left w:val="single" w:sz="4" w:space="0" w:color="555555"/>
+              <w:bottom w:val="single" w:sz="4" w:space="0" w:color="555555"/>
+              <w:right w:val="single" w:sz="4" w:space="0" w:color="555555"/>
+            </w:tcBorders>
+          </w:tcPr>
+          <w:p/>
+        </w:tc>
+        <w:tc>
+          <w:tcPr>
+            <w:tcW w:type="dxa" w:w="1088"/>
+            <w:tcBorders>
+              <w:top w:val="single" w:sz="4" w:space="0" w:color="555555"/>
+              <w:left w:val="single" w:sz="4" w:space="0" w:color="555555"/>
+              <w:bottom w:val="single" w:sz="4" w:space="0" w:color="555555"/>
+              <w:right w:val="single" w:sz="4" w:space="0" w:color="555555"/>
+            </w:tcBorders>
+          </w:tcPr>
+          <w:p/>
+        </w:tc>
+        <w:tc>
+          <w:tcPr>
+            <w:tcW w:type="dxa" w:w="1088"/>
+            <w:tcBorders>
+              <w:top w:val="single" w:sz="4" w:space="0" w:color="555555"/>
+              <w:left w:val="single" w:sz="4" w:space="0" w:color="555555"/>
+              <w:bottom w:val="single" w:sz="4" w:space="0" w:color="555555"/>
+              <w:right w:val="single" w:sz="4" w:space="0" w:color="555555"/>
+            </w:tcBorders>
+          </w:tcPr>
+          <w:p/>
+        </w:tc>
+        <w:tc>
+          <w:tcPr>
+            <w:tcW w:type="dxa" w:w="1088"/>
+            <w:tcBorders>
+              <w:top w:val="single" w:sz="4" w:space="0" w:color="555555"/>
+              <w:left w:val="single" w:sz="4" w:space="0" w:color="555555"/>
+              <w:bottom w:val="single" w:sz="4" w:space="0" w:color="555555"/>
+              <w:right w:val="single" w:sz="4" w:space="0" w:color="555555"/>
+            </w:tcBorders>
+          </w:tcPr>
+          <w:p/>
+        </w:tc>
+        <w:tc>
+          <w:tcPr>
+            <w:tcW w:type="dxa" w:w="1088"/>
+            <w:tcBorders>
+              <w:top w:val="single" w:sz="4" w:space="0" w:color="555555"/>
+              <w:left w:val="single" w:sz="4" w:space="0" w:color="555555"/>
+              <w:bottom w:val="single" w:sz="4" w:space="0" w:color="555555"/>
+              <w:right w:val="single" w:sz="4" w:space="0" w:color="555555"/>
+            </w:tcBorders>
+          </w:tcPr>
+          <w:p/>
+        </w:tc>
+        <w:tc>
+          <w:tcPr>
+            <w:tcW w:type="dxa" w:w="1088"/>
+            <w:tcBorders>
+              <w:top w:val="single" w:sz="4" w:space="0" w:color="555555"/>
+              <w:left w:val="single" w:sz="4" w:space="0" w:color="555555"/>
+              <w:bottom w:val="single" w:sz="4" w:space="0" w:color="555555"/>
+              <w:right w:val="single" w:sz="4" w:space="0" w:color="555555"/>
+            </w:tcBorders>
+          </w:tcPr>
+          <w:p/>
+        </w:tc>
+        <w:tc>
+          <w:tcPr>
+            <w:tcW w:type="dxa" w:w="1088"/>
+            <w:tcBorders>
+              <w:top w:val="single" w:sz="4" w:space="0" w:color="555555"/>
+              <w:left w:val="single" w:sz="4" w:space="0" w:color="555555"/>
+              <w:bottom w:val="single" w:sz="4" w:space="0" w:color="555555"/>
+              <w:right w:val="single" w:sz="4" w:space="0" w:color="555555"/>
+            </w:tcBorders>
+          </w:tcPr>
+          <w:p/>
+        </w:tc>
+        <w:tc>
+          <w:tcPr>
+            <w:tcW w:type="dxa" w:w="1088"/>
+            <w:tcBorders>
+              <w:top w:val="single" w:sz="4" w:space="0" w:color="555555"/>
+              <w:left w:val="single" w:sz="4" w:space="0" w:color="555555"/>
+              <w:bottom w:val="single" w:sz="4" w:space="0" w:color="555555"/>
+              <w:right w:val="single" w:sz="4" w:space="0" w:color="555555"/>
+            </w:tcBorders>
+          </w:tcPr>
+          <w:p/>
+        </w:tc>
+        <w:tc>
+          <w:tcPr>
+            <w:tcW w:type="dxa" w:w="1088"/>
+            <w:tcBorders>
+              <w:top w:val="single" w:sz="4" w:space="0" w:color="555555"/>
+              <w:left w:val="single" w:sz="4" w:space="0" w:color="555555"/>
+              <w:bottom w:val="single" w:sz="4" w:space="0" w:color="555555"/>
+              <w:right w:val="single" w:sz="4" w:space="0" w:color="555555"/>
+            </w:tcBorders>
+          </w:tcPr>
+          <w:p/>
+        </w:tc>
+      </w:tr>
+      <w:tr>
+        <w:trPr>
+          <w:trHeight w:val="425"/>
+        </w:trPr>
+        <w:tc>
+          <w:tcPr>
+            <w:tcW w:type="dxa" w:w="1088"/>
+            <w:shd w:val="clear" w:color="auto" w:fill="f3f3f3"/>
+            <w:tcBorders>
+              <w:top w:val="single" w:sz="4" w:space="0" w:color="555555"/>
+              <w:left w:val="single" w:sz="4" w:space="0" w:color="555555"/>
+              <w:bottom w:val="single" w:sz="4" w:space="0" w:color="555555"/>
+              <w:right w:val="single" w:sz="4" w:space="0" w:color="555555"/>
+            </w:tcBorders>
+          </w:tcPr>
+          <w:p>
+            <w:pPr>
+              <w:bidi/>
+              <w:jc w:val="right"/>
+            </w:pPr>
+            <w:r>
+              <w:rPr>
+                <w:b/>
+                <w:sz w:val="16"/>
+              </w:rPr>
+              <w:t>النشاط 7</w:t>
+            </w:r>
+          </w:p>
+        </w:tc>
+        <w:tc>
+          <w:tcPr>
+            <w:tcW w:type="dxa" w:w="1088"/>
+            <w:tcBorders>
+              <w:top w:val="single" w:sz="4" w:space="0" w:color="555555"/>
+              <w:left w:val="single" w:sz="4" w:space="0" w:color="555555"/>
+              <w:bottom w:val="single" w:sz="4" w:space="0" w:color="555555"/>
+              <w:right w:val="single" w:sz="4" w:space="0" w:color="555555"/>
+            </w:tcBorders>
+          </w:tcPr>
+          <w:p/>
+        </w:tc>
+        <w:tc>
+          <w:tcPr>
+            <w:tcW w:type="dxa" w:w="1088"/>
+            <w:tcBorders>
+              <w:top w:val="single" w:sz="4" w:space="0" w:color="555555"/>
+              <w:left w:val="single" w:sz="4" w:space="0" w:color="555555"/>
+              <w:bottom w:val="single" w:sz="4" w:space="0" w:color="555555"/>
+              <w:right w:val="single" w:sz="4" w:space="0" w:color="555555"/>
+            </w:tcBorders>
+          </w:tcPr>
+          <w:p/>
+        </w:tc>
+        <w:tc>
+          <w:tcPr>
+            <w:tcW w:type="dxa" w:w="1088"/>
+            <w:tcBorders>
+              <w:top w:val="single" w:sz="4" w:space="0" w:color="555555"/>
+              <w:left w:val="single" w:sz="4" w:space="0" w:color="555555"/>
+              <w:bottom w:val="single" w:sz="4" w:space="0" w:color="555555"/>
+              <w:right w:val="single" w:sz="4" w:space="0" w:color="555555"/>
+            </w:tcBorders>
+          </w:tcPr>
+          <w:p/>
+        </w:tc>
+        <w:tc>
+          <w:tcPr>
+            <w:tcW w:type="dxa" w:w="1088"/>
+            <w:tcBorders>
+              <w:top w:val="single" w:sz="4" w:space="0" w:color="555555"/>
+              <w:left w:val="single" w:sz="4" w:space="0" w:color="555555"/>
+              <w:bottom w:val="single" w:sz="4" w:space="0" w:color="555555"/>
+              <w:right w:val="single" w:sz="4" w:space="0" w:color="555555"/>
+            </w:tcBorders>
+          </w:tcPr>
+          <w:p/>
+        </w:tc>
+        <w:tc>
+          <w:tcPr>
+            <w:tcW w:type="dxa" w:w="1088"/>
+            <w:tcBorders>
+              <w:top w:val="single" w:sz="4" w:space="0" w:color="555555"/>
+              <w:left w:val="single" w:sz="4" w:space="0" w:color="555555"/>
+              <w:bottom w:val="single" w:sz="4" w:space="0" w:color="555555"/>
+              <w:right w:val="single" w:sz="4" w:space="0" w:color="555555"/>
+            </w:tcBorders>
+          </w:tcPr>
+          <w:p/>
+        </w:tc>
+        <w:tc>
+          <w:tcPr>
+            <w:tcW w:type="dxa" w:w="1088"/>
+            <w:tcBorders>
+              <w:top w:val="single" w:sz="4" w:space="0" w:color="555555"/>
+              <w:left w:val="single" w:sz="4" w:space="0" w:color="555555"/>
+              <w:bottom w:val="single" w:sz="4" w:space="0" w:color="555555"/>
+              <w:right w:val="single" w:sz="4" w:space="0" w:color="555555"/>
+            </w:tcBorders>
+          </w:tcPr>
+          <w:p/>
+        </w:tc>
+        <w:tc>
+          <w:tcPr>
+            <w:tcW w:type="dxa" w:w="1088"/>
+            <w:tcBorders>
+              <w:top w:val="single" w:sz="4" w:space="0" w:color="555555"/>
+              <w:left w:val="single" w:sz="4" w:space="0" w:color="555555"/>
+              <w:bottom w:val="single" w:sz="4" w:space="0" w:color="555555"/>
+              <w:right w:val="single" w:sz="4" w:space="0" w:color="555555"/>
+            </w:tcBorders>
+          </w:tcPr>
+          <w:p/>
+        </w:tc>
+        <w:tc>
+          <w:tcPr>
+            <w:tcW w:type="dxa" w:w="1088"/>
+            <w:tcBorders>
+              <w:top w:val="single" w:sz="4" w:space="0" w:color="555555"/>
+              <w:left w:val="single" w:sz="4" w:space="0" w:color="555555"/>
+              <w:bottom w:val="single" w:sz="4" w:space="0" w:color="555555"/>
+              <w:right w:val="single" w:sz="4" w:space="0" w:color="555555"/>
+            </w:tcBorders>
+          </w:tcPr>
+          <w:p/>
+        </w:tc>
+        <w:tc>
+          <w:tcPr>
+            <w:tcW w:type="dxa" w:w="1088"/>
+            <w:tcBorders>
+              <w:top w:val="single" w:sz="4" w:space="0" w:color="555555"/>
+              <w:left w:val="single" w:sz="4" w:space="0" w:color="555555"/>
+              <w:bottom w:val="single" w:sz="4" w:space="0" w:color="555555"/>
+              <w:right w:val="single" w:sz="4" w:space="0" w:color="555555"/>
+            </w:tcBorders>
+          </w:tcPr>
+          <w:p/>
+        </w:tc>
+        <w:tc>
+          <w:tcPr>
+            <w:tcW w:type="dxa" w:w="1088"/>
+            <w:tcBorders>
+              <w:top w:val="single" w:sz="4" w:space="0" w:color="555555"/>
+              <w:left w:val="single" w:sz="4" w:space="0" w:color="555555"/>
+              <w:bottom w:val="single" w:sz="4" w:space="0" w:color="555555"/>
+              <w:right w:val="single" w:sz="4" w:space="0" w:color="555555"/>
+            </w:tcBorders>
+          </w:tcPr>
+          <w:p/>
+        </w:tc>
+        <w:tc>
+          <w:tcPr>
+            <w:tcW w:type="dxa" w:w="1088"/>
+            <w:tcBorders>
+              <w:top w:val="single" w:sz="4" w:space="0" w:color="555555"/>
+              <w:left w:val="single" w:sz="4" w:space="0" w:color="555555"/>
+              <w:bottom w:val="single" w:sz="4" w:space="0" w:color="555555"/>
+              <w:right w:val="single" w:sz="4" w:space="0" w:color="555555"/>
+            </w:tcBorders>
+          </w:tcPr>
+          <w:p/>
+        </w:tc>
+        <w:tc>
+          <w:tcPr>
+            <w:tcW w:type="dxa" w:w="1088"/>
+            <w:tcBorders>
+              <w:top w:val="single" w:sz="4" w:space="0" w:color="555555"/>
+              <w:left w:val="single" w:sz="4" w:space="0" w:color="555555"/>
+              <w:bottom w:val="single" w:sz="4" w:space="0" w:color="555555"/>
+              <w:right w:val="single" w:sz="4" w:space="0" w:color="555555"/>
+            </w:tcBorders>
+          </w:tcPr>
+          <w:p/>
+        </w:tc>
+      </w:tr>
+      <w:tr>
+        <w:trPr>
+          <w:trHeight w:val="425"/>
+        </w:trPr>
+        <w:tc>
+          <w:tcPr>
+            <w:tcW w:type="dxa" w:w="1088"/>
+            <w:shd w:val="clear" w:color="auto" w:fill="f3f3f3"/>
+            <w:tcBorders>
+              <w:top w:val="single" w:sz="4" w:space="0" w:color="555555"/>
+              <w:left w:val="single" w:sz="4" w:space="0" w:color="555555"/>
+              <w:bottom w:val="single" w:sz="4" w:space="0" w:color="555555"/>
+              <w:right w:val="single" w:sz="4" w:space="0" w:color="555555"/>
+            </w:tcBorders>
+          </w:tcPr>
+          <w:p>
+            <w:pPr>
+              <w:bidi/>
+              <w:jc w:val="right"/>
+            </w:pPr>
+            <w:r>
+              <w:rPr>
+                <w:b/>
+                <w:sz w:val="16"/>
+              </w:rPr>
+              <w:t>النشاط 8</w:t>
+            </w:r>
+          </w:p>
+        </w:tc>
+        <w:tc>
+          <w:tcPr>
+            <w:tcW w:type="dxa" w:w="1088"/>
+            <w:tcBorders>
+              <w:top w:val="single" w:sz="4" w:space="0" w:color="555555"/>
+              <w:left w:val="single" w:sz="4" w:space="0" w:color="555555"/>
+              <w:bottom w:val="single" w:sz="4" w:space="0" w:color="555555"/>
+              <w:right w:val="single" w:sz="4" w:space="0" w:color="555555"/>
+            </w:tcBorders>
+          </w:tcPr>
+          <w:p/>
+        </w:tc>
+        <w:tc>
+          <w:tcPr>
+            <w:tcW w:type="dxa" w:w="1088"/>
+            <w:tcBorders>
+              <w:top w:val="single" w:sz="4" w:space="0" w:color="555555"/>
+              <w:left w:val="single" w:sz="4" w:space="0" w:color="555555"/>
+              <w:bottom w:val="single" w:sz="4" w:space="0" w:color="555555"/>
+              <w:right w:val="single" w:sz="4" w:space="0" w:color="555555"/>
+            </w:tcBorders>
+          </w:tcPr>
+          <w:p/>
+        </w:tc>
+        <w:tc>
+          <w:tcPr>
+            <w:tcW w:type="dxa" w:w="1088"/>
+            <w:tcBorders>
+              <w:top w:val="single" w:sz="4" w:space="0" w:color="555555"/>
+              <w:left w:val="single" w:sz="4" w:space="0" w:color="555555"/>
+              <w:bottom w:val="single" w:sz="4" w:space="0" w:color="555555"/>
+              <w:right w:val="single" w:sz="4" w:space="0" w:color="555555"/>
+            </w:tcBorders>
+          </w:tcPr>
+          <w:p/>
+        </w:tc>
+        <w:tc>
+          <w:tcPr>
+            <w:tcW w:type="dxa" w:w="1088"/>
+            <w:tcBorders>
+              <w:top w:val="single" w:sz="4" w:space="0" w:color="555555"/>
+              <w:left w:val="single" w:sz="4" w:space="0" w:color="555555"/>
+              <w:bottom w:val="single" w:sz="4" w:space="0" w:color="555555"/>
+              <w:right w:val="single" w:sz="4" w:space="0" w:color="555555"/>
+            </w:tcBorders>
+          </w:tcPr>
+          <w:p/>
+        </w:tc>
+        <w:tc>
+          <w:tcPr>
+            <w:tcW w:type="dxa" w:w="1088"/>
+            <w:tcBorders>
+              <w:top w:val="single" w:sz="4" w:space="0" w:color="555555"/>
+              <w:left w:val="single" w:sz="4" w:space="0" w:color="555555"/>
+              <w:bottom w:val="single" w:sz="4" w:space="0" w:color="555555"/>
+              <w:right w:val="single" w:sz="4" w:space="0" w:color="555555"/>
+            </w:tcBorders>
+          </w:tcPr>
+          <w:p/>
+        </w:tc>
+        <w:tc>
+          <w:tcPr>
+            <w:tcW w:type="dxa" w:w="1088"/>
+            <w:tcBorders>
+              <w:top w:val="single" w:sz="4" w:space="0" w:color="555555"/>
+              <w:left w:val="single" w:sz="4" w:space="0" w:color="555555"/>
+              <w:bottom w:val="single" w:sz="4" w:space="0" w:color="555555"/>
+              <w:right w:val="single" w:sz="4" w:space="0" w:color="555555"/>
+            </w:tcBorders>
+          </w:tcPr>
+          <w:p/>
+        </w:tc>
+        <w:tc>
+          <w:tcPr>
+            <w:tcW w:type="dxa" w:w="1088"/>
+            <w:tcBorders>
+              <w:top w:val="single" w:sz="4" w:space="0" w:color="555555"/>
+              <w:left w:val="single" w:sz="4" w:space="0" w:color="555555"/>
+              <w:bottom w:val="single" w:sz="4" w:space="0" w:color="555555"/>
+              <w:right w:val="single" w:sz="4" w:space="0" w:color="555555"/>
+            </w:tcBorders>
+          </w:tcPr>
+          <w:p/>
+        </w:tc>
+        <w:tc>
+          <w:tcPr>
+            <w:tcW w:type="dxa" w:w="1088"/>
+            <w:tcBorders>
+              <w:top w:val="single" w:sz="4" w:space="0" w:color="555555"/>
+              <w:left w:val="single" w:sz="4" w:space="0" w:color="555555"/>
+              <w:bottom w:val="single" w:sz="4" w:space="0" w:color="555555"/>
+              <w:right w:val="single" w:sz="4" w:space="0" w:color="555555"/>
+            </w:tcBorders>
+          </w:tcPr>
+          <w:p/>
+        </w:tc>
+        <w:tc>
+          <w:tcPr>
+            <w:tcW w:type="dxa" w:w="1088"/>
+            <w:tcBorders>
+              <w:top w:val="single" w:sz="4" w:space="0" w:color="555555"/>
+              <w:left w:val="single" w:sz="4" w:space="0" w:color="555555"/>
+              <w:bottom w:val="single" w:sz="4" w:space="0" w:color="555555"/>
+              <w:right w:val="single" w:sz="4" w:space="0" w:color="555555"/>
+            </w:tcBorders>
+          </w:tcPr>
+          <w:p/>
+        </w:tc>
+        <w:tc>
+          <w:tcPr>
+            <w:tcW w:type="dxa" w:w="1088"/>
+            <w:tcBorders>
+              <w:top w:val="single" w:sz="4" w:space="0" w:color="555555"/>
+              <w:left w:val="single" w:sz="4" w:space="0" w:color="555555"/>
+              <w:bottom w:val="single" w:sz="4" w:space="0" w:color="555555"/>
+              <w:right w:val="single" w:sz="4" w:space="0" w:color="555555"/>
+            </w:tcBorders>
+          </w:tcPr>
+          <w:p/>
+        </w:tc>
+        <w:tc>
+          <w:tcPr>
+            <w:tcW w:type="dxa" w:w="1088"/>
+            <w:tcBorders>
+              <w:top w:val="single" w:sz="4" w:space="0" w:color="555555"/>
+              <w:left w:val="single" w:sz="4" w:space="0" w:color="555555"/>
+              <w:bottom w:val="single" w:sz="4" w:space="0" w:color="555555"/>
+              <w:right w:val="single" w:sz="4" w:space="0" w:color="555555"/>
+            </w:tcBorders>
+          </w:tcPr>
+          <w:p/>
+        </w:tc>
+        <w:tc>
+          <w:tcPr>
+            <w:tcW w:type="dxa" w:w="1088"/>
+            <w:tcBorders>
+              <w:top w:val="single" w:sz="4" w:space="0" w:color="555555"/>
+              <w:left w:val="single" w:sz="4" w:space="0" w:color="555555"/>
+              <w:bottom w:val="single" w:sz="4" w:space="0" w:color="555555"/>
+              <w:right w:val="single" w:sz="4" w:space="0" w:color="555555"/>
+            </w:tcBorders>
+          </w:tcPr>
+          <w:p/>
+        </w:tc>
+      </w:tr>
+      <w:tr>
+        <w:trPr>
+          <w:trHeight w:val="425"/>
+        </w:trPr>
+        <w:tc>
+          <w:tcPr>
+            <w:tcW w:type="dxa" w:w="1088"/>
+            <w:shd w:val="clear" w:color="auto" w:fill="f3f3f3"/>
+            <w:tcBorders>
+              <w:top w:val="single" w:sz="4" w:space="0" w:color="555555"/>
+              <w:left w:val="single" w:sz="4" w:space="0" w:color="555555"/>
+              <w:bottom w:val="single" w:sz="4" w:space="0" w:color="555555"/>
+              <w:right w:val="single" w:sz="4" w:space="0" w:color="555555"/>
+            </w:tcBorders>
+          </w:tcPr>
+          <w:p>
+            <w:pPr>
+              <w:bidi/>
+              <w:jc w:val="right"/>
+            </w:pPr>
+            <w:r>
+              <w:rPr>
+                <w:b/>
+                <w:sz w:val="16"/>
+              </w:rPr>
+              <w:t>النشاط 9</w:t>
+            </w:r>
+          </w:p>
+        </w:tc>
+        <w:tc>
+          <w:tcPr>
+            <w:tcW w:type="dxa" w:w="1088"/>
+            <w:tcBorders>
+              <w:top w:val="single" w:sz="4" w:space="0" w:color="555555"/>
+              <w:left w:val="single" w:sz="4" w:space="0" w:color="555555"/>
+              <w:bottom w:val="single" w:sz="4" w:space="0" w:color="555555"/>
+              <w:right w:val="single" w:sz="4" w:space="0" w:color="555555"/>
+            </w:tcBorders>
+          </w:tcPr>
+          <w:p/>
+        </w:tc>
+        <w:tc>
+          <w:tcPr>
+            <w:tcW w:type="dxa" w:w="1088"/>
+            <w:tcBorders>
+              <w:top w:val="single" w:sz="4" w:space="0" w:color="555555"/>
+              <w:left w:val="single" w:sz="4" w:space="0" w:color="555555"/>
+              <w:bottom w:val="single" w:sz="4" w:space="0" w:color="555555"/>
+              <w:right w:val="single" w:sz="4" w:space="0" w:color="555555"/>
+            </w:tcBorders>
+          </w:tcPr>
+          <w:p/>
+        </w:tc>
+        <w:tc>
+          <w:tcPr>
+            <w:tcW w:type="dxa" w:w="1088"/>
+            <w:tcBorders>
+              <w:top w:val="single" w:sz="4" w:space="0" w:color="555555"/>
+              <w:left w:val="single" w:sz="4" w:space="0" w:color="555555"/>
+              <w:bottom w:val="single" w:sz="4" w:space="0" w:color="555555"/>
+              <w:right w:val="single" w:sz="4" w:space="0" w:color="555555"/>
+            </w:tcBorders>
+          </w:tcPr>
+          <w:p/>
+        </w:tc>
+        <w:tc>
+          <w:tcPr>
+            <w:tcW w:type="dxa" w:w="1088"/>
+            <w:tcBorders>
+              <w:top w:val="single" w:sz="4" w:space="0" w:color="555555"/>
+              <w:left w:val="single" w:sz="4" w:space="0" w:color="555555"/>
+              <w:bottom w:val="single" w:sz="4" w:space="0" w:color="555555"/>
+              <w:right w:val="single" w:sz="4" w:space="0" w:color="555555"/>
+            </w:tcBorders>
+          </w:tcPr>
+          <w:p/>
+        </w:tc>
+        <w:tc>
+          <w:tcPr>
+            <w:tcW w:type="dxa" w:w="1088"/>
+            <w:tcBorders>
+              <w:top w:val="single" w:sz="4" w:space="0" w:color="555555"/>
+              <w:left w:val="single" w:sz="4" w:space="0" w:color="555555"/>
+              <w:bottom w:val="single" w:sz="4" w:space="0" w:color="555555"/>
+              <w:right w:val="single" w:sz="4" w:space="0" w:color="555555"/>
+            </w:tcBorders>
+          </w:tcPr>
+          <w:p/>
+        </w:tc>
+        <w:tc>
+          <w:tcPr>
+            <w:tcW w:type="dxa" w:w="1088"/>
+            <w:tcBorders>
+              <w:top w:val="single" w:sz="4" w:space="0" w:color="555555"/>
+              <w:left w:val="single" w:sz="4" w:space="0" w:color="555555"/>
+              <w:bottom w:val="single" w:sz="4" w:space="0" w:color="555555"/>
+              <w:right w:val="single" w:sz="4" w:space="0" w:color="555555"/>
+            </w:tcBorders>
+          </w:tcPr>
+          <w:p/>
+        </w:tc>
+        <w:tc>
+          <w:tcPr>
+            <w:tcW w:type="dxa" w:w="1088"/>
+            <w:tcBorders>
+              <w:top w:val="single" w:sz="4" w:space="0" w:color="555555"/>
+              <w:left w:val="single" w:sz="4" w:space="0" w:color="555555"/>
+              <w:bottom w:val="single" w:sz="4" w:space="0" w:color="555555"/>
+              <w:right w:val="single" w:sz="4" w:space="0" w:color="555555"/>
+            </w:tcBorders>
+          </w:tcPr>
+          <w:p/>
+        </w:tc>
+        <w:tc>
+          <w:tcPr>
+            <w:tcW w:type="dxa" w:w="1088"/>
+            <w:tcBorders>
+              <w:top w:val="single" w:sz="4" w:space="0" w:color="555555"/>
+              <w:left w:val="single" w:sz="4" w:space="0" w:color="555555"/>
+              <w:bottom w:val="single" w:sz="4" w:space="0" w:color="555555"/>
+              <w:right w:val="single" w:sz="4" w:space="0" w:color="555555"/>
+            </w:tcBorders>
+          </w:tcPr>
+          <w:p/>
+        </w:tc>
+        <w:tc>
+          <w:tcPr>
+            <w:tcW w:type="dxa" w:w="1088"/>
+            <w:tcBorders>
+              <w:top w:val="single" w:sz="4" w:space="0" w:color="555555"/>
+              <w:left w:val="single" w:sz="4" w:space="0" w:color="555555"/>
+              <w:bottom w:val="single" w:sz="4" w:space="0" w:color="555555"/>
+              <w:right w:val="single" w:sz="4" w:space="0" w:color="555555"/>
+            </w:tcBorders>
+          </w:tcPr>
+          <w:p/>
+        </w:tc>
+        <w:tc>
+          <w:tcPr>
+            <w:tcW w:type="dxa" w:w="1088"/>
+            <w:tcBorders>
+              <w:top w:val="single" w:sz="4" w:space="0" w:color="555555"/>
+              <w:left w:val="single" w:sz="4" w:space="0" w:color="555555"/>
+              <w:bottom w:val="single" w:sz="4" w:space="0" w:color="555555"/>
+              <w:right w:val="single" w:sz="4" w:space="0" w:color="555555"/>
+            </w:tcBorders>
+          </w:tcPr>
+          <w:p/>
+        </w:tc>
+        <w:tc>
+          <w:tcPr>
+            <w:tcW w:type="dxa" w:w="1088"/>
+            <w:tcBorders>
+              <w:top w:val="single" w:sz="4" w:space="0" w:color="555555"/>
+              <w:left w:val="single" w:sz="4" w:space="0" w:color="555555"/>
+              <w:bottom w:val="single" w:sz="4" w:space="0" w:color="555555"/>
+              <w:right w:val="single" w:sz="4" w:space="0" w:color="555555"/>
+            </w:tcBorders>
+          </w:tcPr>
+          <w:p/>
+        </w:tc>
+        <w:tc>
+          <w:tcPr>
+            <w:tcW w:type="dxa" w:w="1088"/>
+            <w:tcBorders>
+              <w:top w:val="single" w:sz="4" w:space="0" w:color="555555"/>
+              <w:left w:val="single" w:sz="4" w:space="0" w:color="555555"/>
+              <w:bottom w:val="single" w:sz="4" w:space="0" w:color="555555"/>
+              <w:right w:val="single" w:sz="4" w:space="0" w:color="555555"/>
+            </w:tcBorders>
+          </w:tcPr>
+          <w:p/>
+        </w:tc>
+      </w:tr>
+      <w:tr>
+        <w:trPr>
+          <w:trHeight w:val="425"/>
+        </w:trPr>
+        <w:tc>
+          <w:tcPr>
+            <w:tcW w:type="dxa" w:w="1088"/>
+            <w:shd w:val="clear" w:color="auto" w:fill="f3f3f3"/>
+            <w:tcBorders>
+              <w:top w:val="single" w:sz="4" w:space="0" w:color="555555"/>
+              <w:left w:val="single" w:sz="4" w:space="0" w:color="555555"/>
+              <w:bottom w:val="single" w:sz="4" w:space="0" w:color="555555"/>
+              <w:right w:val="single" w:sz="4" w:space="0" w:color="555555"/>
+            </w:tcBorders>
+          </w:tcPr>
+          <w:p>
+            <w:pPr>
+              <w:bidi/>
+              <w:jc w:val="right"/>
+            </w:pPr>
+            <w:r>
+              <w:rPr>
+                <w:b/>
+                <w:sz w:val="16"/>
+              </w:rPr>
+              <w:t>النشاط 10</w:t>
+            </w:r>
+          </w:p>
+        </w:tc>
+        <w:tc>
+          <w:tcPr>
+            <w:tcW w:type="dxa" w:w="1088"/>
+            <w:tcBorders>
+              <w:top w:val="single" w:sz="4" w:space="0" w:color="555555"/>
+              <w:left w:val="single" w:sz="4" w:space="0" w:color="555555"/>
+              <w:bottom w:val="single" w:sz="4" w:space="0" w:color="555555"/>
+              <w:right w:val="single" w:sz="4" w:space="0" w:color="555555"/>
+            </w:tcBorders>
+          </w:tcPr>
+          <w:p/>
+        </w:tc>
+        <w:tc>
+          <w:tcPr>
+            <w:tcW w:type="dxa" w:w="1088"/>
+            <w:tcBorders>
+              <w:top w:val="single" w:sz="4" w:space="0" w:color="555555"/>
+              <w:left w:val="single" w:sz="4" w:space="0" w:color="555555"/>
+              <w:bottom w:val="single" w:sz="4" w:space="0" w:color="555555"/>
+              <w:right w:val="single" w:sz="4" w:space="0" w:color="555555"/>
+            </w:tcBorders>
+          </w:tcPr>
+          <w:p/>
+        </w:tc>
+        <w:tc>
+          <w:tcPr>
+            <w:tcW w:type="dxa" w:w="1088"/>
+            <w:tcBorders>
+              <w:top w:val="single" w:sz="4" w:space="0" w:color="555555"/>
+              <w:left w:val="single" w:sz="4" w:space="0" w:color="555555"/>
+              <w:bottom w:val="single" w:sz="4" w:space="0" w:color="555555"/>
+              <w:right w:val="single" w:sz="4" w:space="0" w:color="555555"/>
+            </w:tcBorders>
+          </w:tcPr>
+          <w:p/>
+        </w:tc>
+        <w:tc>
+          <w:tcPr>
+            <w:tcW w:type="dxa" w:w="1088"/>
+            <w:tcBorders>
+              <w:top w:val="single" w:sz="4" w:space="0" w:color="555555"/>
+              <w:left w:val="single" w:sz="4" w:space="0" w:color="555555"/>
+              <w:bottom w:val="single" w:sz="4" w:space="0" w:color="555555"/>
+              <w:right w:val="single" w:sz="4" w:space="0" w:color="555555"/>
+            </w:tcBorders>
+          </w:tcPr>
+          <w:p/>
+        </w:tc>
+        <w:tc>
+          <w:tcPr>
+            <w:tcW w:type="dxa" w:w="1088"/>
+            <w:tcBorders>
+              <w:top w:val="single" w:sz="4" w:space="0" w:color="555555"/>
+              <w:left w:val="single" w:sz="4" w:space="0" w:color="555555"/>
+              <w:bottom w:val="single" w:sz="4" w:space="0" w:color="555555"/>
+              <w:right w:val="single" w:sz="4" w:space="0" w:color="555555"/>
+            </w:tcBorders>
+          </w:tcPr>
+          <w:p/>
+        </w:tc>
+        <w:tc>
+          <w:tcPr>
+            <w:tcW w:type="dxa" w:w="1088"/>
+            <w:tcBorders>
+              <w:top w:val="single" w:sz="4" w:space="0" w:color="555555"/>
+              <w:left w:val="single" w:sz="4" w:space="0" w:color="555555"/>
+              <w:bottom w:val="single" w:sz="4" w:space="0" w:color="555555"/>
+              <w:right w:val="single" w:sz="4" w:space="0" w:color="555555"/>
+            </w:tcBorders>
+          </w:tcPr>
+          <w:p/>
+        </w:tc>
+        <w:tc>
+          <w:tcPr>
+            <w:tcW w:type="dxa" w:w="1088"/>
+            <w:tcBorders>
+              <w:top w:val="single" w:sz="4" w:space="0" w:color="555555"/>
+              <w:left w:val="single" w:sz="4" w:space="0" w:color="555555"/>
+              <w:bottom w:val="single" w:sz="4" w:space="0" w:color="555555"/>
+              <w:right w:val="single" w:sz="4" w:space="0" w:color="555555"/>
+            </w:tcBorders>
+          </w:tcPr>
+          <w:p/>
+        </w:tc>
+        <w:tc>
+          <w:tcPr>
+            <w:tcW w:type="dxa" w:w="1088"/>
+            <w:tcBorders>
+              <w:top w:val="single" w:sz="4" w:space="0" w:color="555555"/>
+              <w:left w:val="single" w:sz="4" w:space="0" w:color="555555"/>
+              <w:bottom w:val="single" w:sz="4" w:space="0" w:color="555555"/>
+              <w:right w:val="single" w:sz="4" w:space="0" w:color="555555"/>
+            </w:tcBorders>
+          </w:tcPr>
+          <w:p/>
+        </w:tc>
+        <w:tc>
+          <w:tcPr>
+            <w:tcW w:type="dxa" w:w="1088"/>
+            <w:tcBorders>
+              <w:top w:val="single" w:sz="4" w:space="0" w:color="555555"/>
+              <w:left w:val="single" w:sz="4" w:space="0" w:color="555555"/>
+              <w:bottom w:val="single" w:sz="4" w:space="0" w:color="555555"/>
+              <w:right w:val="single" w:sz="4" w:space="0" w:color="555555"/>
+            </w:tcBorders>
+          </w:tcPr>
+          <w:p/>
+        </w:tc>
+        <w:tc>
+          <w:tcPr>
+            <w:tcW w:type="dxa" w:w="1088"/>
+            <w:tcBorders>
+              <w:top w:val="single" w:sz="4" w:space="0" w:color="555555"/>
+              <w:left w:val="single" w:sz="4" w:space="0" w:color="555555"/>
+              <w:bottom w:val="single" w:sz="4" w:space="0" w:color="555555"/>
+              <w:right w:val="single" w:sz="4" w:space="0" w:color="555555"/>
+            </w:tcBorders>
+          </w:tcPr>
+          <w:p/>
+        </w:tc>
+        <w:tc>
+          <w:tcPr>
+            <w:tcW w:type="dxa" w:w="1088"/>
+            <w:tcBorders>
+              <w:top w:val="single" w:sz="4" w:space="0" w:color="555555"/>
+              <w:left w:val="single" w:sz="4" w:space="0" w:color="555555"/>
+              <w:bottom w:val="single" w:sz="4" w:space="0" w:color="555555"/>
+              <w:right w:val="single" w:sz="4" w:space="0" w:color="555555"/>
+            </w:tcBorders>
+          </w:tcPr>
+          <w:p/>
+        </w:tc>
+        <w:tc>
+          <w:tcPr>
+            <w:tcW w:type="dxa" w:w="1088"/>
+            <w:tcBorders>
+              <w:top w:val="single" w:sz="4" w:space="0" w:color="555555"/>
+              <w:left w:val="single" w:sz="4" w:space="0" w:color="555555"/>
+              <w:bottom w:val="single" w:sz="4" w:space="0" w:color="555555"/>
+              <w:right w:val="single" w:sz="4" w:space="0" w:color="555555"/>
+            </w:tcBorders>
+          </w:tcPr>
+          <w:p/>
+        </w:tc>
+      </w:tr>
+      <w:tr>
+        <w:trPr>
+          <w:trHeight w:val="425"/>
+        </w:trPr>
+        <w:tc>
+          <w:tcPr>
+            <w:tcW w:type="dxa" w:w="1088"/>
+            <w:shd w:val="clear" w:color="auto" w:fill="f3f3f3"/>
+            <w:tcBorders>
+              <w:top w:val="single" w:sz="4" w:space="0" w:color="555555"/>
+              <w:left w:val="single" w:sz="4" w:space="0" w:color="555555"/>
+              <w:bottom w:val="single" w:sz="4" w:space="0" w:color="555555"/>
+              <w:right w:val="single" w:sz="4" w:space="0" w:color="555555"/>
+            </w:tcBorders>
+          </w:tcPr>
+          <w:p>
+            <w:pPr>
+              <w:bidi/>
+              <w:jc w:val="right"/>
+            </w:pPr>
+            <w:r>
+              <w:rPr>
+                <w:b/>
+                <w:sz w:val="16"/>
+              </w:rPr>
+              <w:t>النشاط ......</w:t>
+            </w:r>
+          </w:p>
+        </w:tc>
+        <w:tc>
+          <w:tcPr>
+            <w:tcW w:type="dxa" w:w="1088"/>
+            <w:tcBorders>
+              <w:top w:val="single" w:sz="4" w:space="0" w:color="555555"/>
+              <w:left w:val="single" w:sz="4" w:space="0" w:color="555555"/>
+              <w:bottom w:val="single" w:sz="4" w:space="0" w:color="555555"/>
+              <w:right w:val="single" w:sz="4" w:space="0" w:color="555555"/>
+            </w:tcBorders>
+          </w:tcPr>
+          <w:p/>
+        </w:tc>
+        <w:tc>
+          <w:tcPr>
+            <w:tcW w:type="dxa" w:w="1088"/>
+            <w:tcBorders>
+              <w:top w:val="single" w:sz="4" w:space="0" w:color="555555"/>
+              <w:left w:val="single" w:sz="4" w:space="0" w:color="555555"/>
+              <w:bottom w:val="single" w:sz="4" w:space="0" w:color="555555"/>
+              <w:right w:val="single" w:sz="4" w:space="0" w:color="555555"/>
+            </w:tcBorders>
+          </w:tcPr>
+          <w:p/>
+        </w:tc>
+        <w:tc>
+          <w:tcPr>
+            <w:tcW w:type="dxa" w:w="1088"/>
+            <w:tcBorders>
+              <w:top w:val="single" w:sz="4" w:space="0" w:color="555555"/>
+              <w:left w:val="single" w:sz="4" w:space="0" w:color="555555"/>
+              <w:bottom w:val="single" w:sz="4" w:space="0" w:color="555555"/>
+              <w:right w:val="single" w:sz="4" w:space="0" w:color="555555"/>
+            </w:tcBorders>
+          </w:tcPr>
+          <w:p/>
+        </w:tc>
+        <w:tc>
+          <w:tcPr>
+            <w:tcW w:type="dxa" w:w="1088"/>
+            <w:tcBorders>
+              <w:top w:val="single" w:sz="4" w:space="0" w:color="555555"/>
+              <w:left w:val="single" w:sz="4" w:space="0" w:color="555555"/>
+              <w:bottom w:val="single" w:sz="4" w:space="0" w:color="555555"/>
+              <w:right w:val="single" w:sz="4" w:space="0" w:color="555555"/>
+            </w:tcBorders>
+          </w:tcPr>
+          <w:p/>
+        </w:tc>
+        <w:tc>
+          <w:tcPr>
+            <w:tcW w:type="dxa" w:w="1088"/>
+            <w:tcBorders>
+              <w:top w:val="single" w:sz="4" w:space="0" w:color="555555"/>
+              <w:left w:val="single" w:sz="4" w:space="0" w:color="555555"/>
+              <w:bottom w:val="single" w:sz="4" w:space="0" w:color="555555"/>
+              <w:right w:val="single" w:sz="4" w:space="0" w:color="555555"/>
+            </w:tcBorders>
+          </w:tcPr>
+          <w:p/>
+        </w:tc>
+        <w:tc>
+          <w:tcPr>
+            <w:tcW w:type="dxa" w:w="1088"/>
+            <w:tcBorders>
+              <w:top w:val="single" w:sz="4" w:space="0" w:color="555555"/>
+              <w:left w:val="single" w:sz="4" w:space="0" w:color="555555"/>
+              <w:bottom w:val="single" w:sz="4" w:space="0" w:color="555555"/>
+              <w:right w:val="single" w:sz="4" w:space="0" w:color="555555"/>
+            </w:tcBorders>
+          </w:tcPr>
+          <w:p/>
+        </w:tc>
+        <w:tc>
+          <w:tcPr>
+            <w:tcW w:type="dxa" w:w="1088"/>
+            <w:tcBorders>
+              <w:top w:val="single" w:sz="4" w:space="0" w:color="555555"/>
+              <w:left w:val="single" w:sz="4" w:space="0" w:color="555555"/>
+              <w:bottom w:val="single" w:sz="4" w:space="0" w:color="555555"/>
+              <w:right w:val="single" w:sz="4" w:space="0" w:color="555555"/>
+            </w:tcBorders>
+          </w:tcPr>
+          <w:p/>
+        </w:tc>
+        <w:tc>
+          <w:tcPr>
+            <w:tcW w:type="dxa" w:w="1088"/>
+            <w:tcBorders>
+              <w:top w:val="single" w:sz="4" w:space="0" w:color="555555"/>
+              <w:left w:val="single" w:sz="4" w:space="0" w:color="555555"/>
+              <w:bottom w:val="single" w:sz="4" w:space="0" w:color="555555"/>
+              <w:right w:val="single" w:sz="4" w:space="0" w:color="555555"/>
+            </w:tcBorders>
+          </w:tcPr>
+          <w:p/>
+        </w:tc>
+        <w:tc>
+          <w:tcPr>
+            <w:tcW w:type="dxa" w:w="1088"/>
+            <w:tcBorders>
+              <w:top w:val="single" w:sz="4" w:space="0" w:color="555555"/>
+              <w:left w:val="single" w:sz="4" w:space="0" w:color="555555"/>
+              <w:bottom w:val="single" w:sz="4" w:space="0" w:color="555555"/>
+              <w:right w:val="single" w:sz="4" w:space="0" w:color="555555"/>
+            </w:tcBorders>
+          </w:tcPr>
+          <w:p/>
+        </w:tc>
+        <w:tc>
+          <w:tcPr>
+            <w:tcW w:type="dxa" w:w="1088"/>
+            <w:tcBorders>
+              <w:top w:val="single" w:sz="4" w:space="0" w:color="555555"/>
+              <w:left w:val="single" w:sz="4" w:space="0" w:color="555555"/>
+              <w:bottom w:val="single" w:sz="4" w:space="0" w:color="555555"/>
+              <w:right w:val="single" w:sz="4" w:space="0" w:color="555555"/>
+            </w:tcBorders>
+          </w:tcPr>
+          <w:p/>
+        </w:tc>
+        <w:tc>
+          <w:tcPr>
+            <w:tcW w:type="dxa" w:w="1088"/>
+            <w:tcBorders>
+              <w:top w:val="single" w:sz="4" w:space="0" w:color="555555"/>
+              <w:left w:val="single" w:sz="4" w:space="0" w:color="555555"/>
+              <w:bottom w:val="single" w:sz="4" w:space="0" w:color="555555"/>
+              <w:right w:val="single" w:sz="4" w:space="0" w:color="555555"/>
+            </w:tcBorders>
+          </w:tcPr>
+          <w:p/>
+        </w:tc>
+        <w:tc>
+          <w:tcPr>
+            <w:tcW w:type="dxa" w:w="1088"/>
+            <w:tcBorders>
+              <w:top w:val="single" w:sz="4" w:space="0" w:color="555555"/>
+              <w:left w:val="single" w:sz="4" w:space="0" w:color="555555"/>
+              <w:bottom w:val="single" w:sz="4" w:space="0" w:color="555555"/>
+              <w:right w:val="single" w:sz="4" w:space="0" w:color="555555"/>
+            </w:tcBorders>
+          </w:tcPr>
+          <w:p/>
         </w:tc>
       </w:tr>
     </w:tbl>
@@ -42,1784 +2541,19 @@
       <w:r>
         <w:rPr>
           <w:b/>
-          <w:sz w:val="22"/>
         </w:rPr>
-        <w:t xml:space="preserve">اسم النادي: </w:t>
-      </w:r>
-      <w:r>
-        <w:t>__________________________________________________</w:t>
-      </w:r>
-    </w:p>
-    <w:p>
-      <w:pPr>
-        <w:bidi/>
-      </w:pPr>
-      <w:r>
-        <w:rPr>
-          <w:b/>
-          <w:sz w:val="22"/>
-        </w:rPr>
-        <w:t xml:space="preserve">المؤطِّر: </w:t>
-      </w:r>
-      <w:r>
-        <w:t>__________________________________________________</w:t>
-      </w:r>
-    </w:p>
-    <w:p>
-      <w:pPr>
-        <w:bidi/>
-      </w:pPr>
-      <w:r>
-        <w:rPr>
-          <w:b/>
-          <w:sz w:val="22"/>
-        </w:rPr>
-        <w:t xml:space="preserve">الموسم الدراسي: </w:t>
-      </w:r>
-      <w:r>
-        <w:t>__________________________________________________</w:t>
-      </w:r>
-    </w:p>
-    <w:p/>
-    <w:tbl>
-      <w:tblPr>
-        <w:tblStyle w:val="TableGrid"/>
-        <w:tblW w:type="auto" w:w="0"/>
-        <w:jc w:val="center"/>
-        <w:tblLook w:firstColumn="1" w:firstRow="1" w:lastColumn="0" w:lastRow="0" w:noHBand="0" w:noVBand="1" w:val="04A0"/>
-      </w:tblPr>
-      <w:tblGrid>
-        <w:gridCol w:w="712"/>
-        <w:gridCol w:w="712"/>
-        <w:gridCol w:w="712"/>
-        <w:gridCol w:w="712"/>
-        <w:gridCol w:w="712"/>
-        <w:gridCol w:w="712"/>
-        <w:gridCol w:w="712"/>
-        <w:gridCol w:w="712"/>
-        <w:gridCol w:w="712"/>
-        <w:gridCol w:w="712"/>
-        <w:gridCol w:w="712"/>
-        <w:gridCol w:w="712"/>
-        <w:gridCol w:w="712"/>
-        <w:gridCol w:w="712"/>
-      </w:tblGrid>
-      <w:tr>
-        <w:tc>
-          <w:tcPr>
-            <w:tcW w:type="dxa" w:w="712"/>
-            <w:shd w:val="clear" w:color="auto" w:fill="e8e8e8"/>
-          </w:tcPr>
-          <w:p>
-            <w:pPr>
-              <w:jc w:val="center"/>
-              <w:bidi/>
-            </w:pPr>
-            <w:r>
-              <w:rPr>
-                <w:b/>
-                <w:sz w:val="20"/>
-              </w:rPr>
-              <w:t>النشاط</w:t>
-            </w:r>
-          </w:p>
-        </w:tc>
-        <w:tc>
-          <w:tcPr>
-            <w:tcW w:type="dxa" w:w="712"/>
-            <w:shd w:val="clear" w:color="auto" w:fill="e8e8e8"/>
-          </w:tcPr>
-          <w:p>
-            <w:pPr>
-              <w:jc w:val="center"/>
-              <w:bidi/>
-            </w:pPr>
-            <w:r>
-              <w:rPr>
-                <w:b/>
-                <w:sz w:val="20"/>
-              </w:rPr>
-              <w:t>أكتوبر</w:t>
-            </w:r>
-          </w:p>
-        </w:tc>
-        <w:tc>
-          <w:tcPr>
-            <w:tcW w:type="dxa" w:w="712"/>
-            <w:shd w:val="clear" w:color="auto" w:fill="e8e8e8"/>
-          </w:tcPr>
-          <w:p>
-            <w:pPr>
-              <w:jc w:val="center"/>
-              <w:bidi/>
-            </w:pPr>
-            <w:r>
-              <w:rPr>
-                <w:b/>
-                <w:sz w:val="20"/>
-              </w:rPr>
-              <w:t>نونبر</w:t>
-            </w:r>
-          </w:p>
-        </w:tc>
-        <w:tc>
-          <w:tcPr>
-            <w:tcW w:type="dxa" w:w="712"/>
-            <w:shd w:val="clear" w:color="auto" w:fill="e8e8e8"/>
-          </w:tcPr>
-          <w:p>
-            <w:pPr>
-              <w:jc w:val="center"/>
-              <w:bidi/>
-            </w:pPr>
-            <w:r>
-              <w:rPr>
-                <w:b/>
-                <w:sz w:val="20"/>
-              </w:rPr>
-              <w:t>دجنبر</w:t>
-            </w:r>
-          </w:p>
-        </w:tc>
-        <w:tc>
-          <w:tcPr>
-            <w:tcW w:type="dxa" w:w="712"/>
-            <w:shd w:val="clear" w:color="auto" w:fill="e8e8e8"/>
-          </w:tcPr>
-          <w:p>
-            <w:pPr>
-              <w:jc w:val="center"/>
-              <w:bidi/>
-            </w:pPr>
-            <w:r>
-              <w:rPr>
-                <w:b/>
-                <w:sz w:val="20"/>
-              </w:rPr>
-              <w:t>يناير</w:t>
-            </w:r>
-          </w:p>
-        </w:tc>
-        <w:tc>
-          <w:tcPr>
-            <w:tcW w:type="dxa" w:w="712"/>
-            <w:shd w:val="clear" w:color="auto" w:fill="e8e8e8"/>
-          </w:tcPr>
-          <w:p>
-            <w:pPr>
-              <w:jc w:val="center"/>
-              <w:bidi/>
-            </w:pPr>
-            <w:r>
-              <w:rPr>
-                <w:b/>
-                <w:sz w:val="20"/>
-              </w:rPr>
-              <w:t>فبراير</w:t>
-            </w:r>
-          </w:p>
-        </w:tc>
-        <w:tc>
-          <w:tcPr>
-            <w:tcW w:type="dxa" w:w="712"/>
-            <w:shd w:val="clear" w:color="auto" w:fill="e8e8e8"/>
-          </w:tcPr>
-          <w:p>
-            <w:pPr>
-              <w:jc w:val="center"/>
-              <w:bidi/>
-            </w:pPr>
-            <w:r>
-              <w:rPr>
-                <w:b/>
-                <w:sz w:val="20"/>
-              </w:rPr>
-              <w:t>مارس</w:t>
-            </w:r>
-          </w:p>
-        </w:tc>
-        <w:tc>
-          <w:tcPr>
-            <w:tcW w:type="dxa" w:w="712"/>
-            <w:shd w:val="clear" w:color="auto" w:fill="e8e8e8"/>
-          </w:tcPr>
-          <w:p>
-            <w:pPr>
-              <w:jc w:val="center"/>
-              <w:bidi/>
-            </w:pPr>
-            <w:r>
-              <w:rPr>
-                <w:b/>
-                <w:sz w:val="20"/>
-              </w:rPr>
-              <w:t>أبريل</w:t>
-            </w:r>
-          </w:p>
-        </w:tc>
-        <w:tc>
-          <w:tcPr>
-            <w:tcW w:type="dxa" w:w="712"/>
-            <w:shd w:val="clear" w:color="auto" w:fill="e8e8e8"/>
-          </w:tcPr>
-          <w:p>
-            <w:pPr>
-              <w:jc w:val="center"/>
-              <w:bidi/>
-            </w:pPr>
-            <w:r>
-              <w:rPr>
-                <w:b/>
-                <w:sz w:val="20"/>
-              </w:rPr>
-              <w:t>ماي</w:t>
-            </w:r>
-          </w:p>
-        </w:tc>
-        <w:tc>
-          <w:tcPr>
-            <w:tcW w:type="dxa" w:w="712"/>
-            <w:shd w:val="clear" w:color="auto" w:fill="e8e8e8"/>
-          </w:tcPr>
-          <w:p>
-            <w:pPr>
-              <w:jc w:val="center"/>
-              <w:bidi/>
-            </w:pPr>
-            <w:r>
-              <w:rPr>
-                <w:b/>
-                <w:sz w:val="20"/>
-              </w:rPr>
-              <w:t>يونيو</w:t>
-            </w:r>
-          </w:p>
-        </w:tc>
-        <w:tc>
-          <w:tcPr>
-            <w:tcW w:type="dxa" w:w="712"/>
-            <w:shd w:val="clear" w:color="auto" w:fill="e8e8e8"/>
-          </w:tcPr>
-          <w:p>
-            <w:pPr>
-              <w:jc w:val="center"/>
-              <w:bidi/>
-            </w:pPr>
-            <w:r>
-              <w:rPr>
-                <w:b/>
-                <w:sz w:val="20"/>
-              </w:rPr>
-              <w:t>يوليوز</w:t>
-            </w:r>
-          </w:p>
-        </w:tc>
-        <w:tc>
-          <w:tcPr>
-            <w:tcW w:type="dxa" w:w="712"/>
-            <w:shd w:val="clear" w:color="auto" w:fill="e8e8e8"/>
-          </w:tcPr>
-          <w:p>
-            <w:pPr>
-              <w:jc w:val="center"/>
-              <w:bidi/>
-            </w:pPr>
-            <w:r>
-              <w:rPr>
-                <w:b/>
-                <w:sz w:val="20"/>
-              </w:rPr>
-              <w:t>غشت</w:t>
-            </w:r>
-          </w:p>
-        </w:tc>
-        <w:tc>
-          <w:tcPr>
-            <w:tcW w:type="dxa" w:w="712"/>
-            <w:shd w:val="clear" w:color="auto" w:fill="e8e8e8"/>
-          </w:tcPr>
-          <w:p>
-            <w:pPr>
-              <w:jc w:val="center"/>
-              <w:bidi/>
-            </w:pPr>
-            <w:r>
-              <w:rPr>
-                <w:b/>
-                <w:sz w:val="20"/>
-              </w:rPr>
-              <w:t>شتنبر</w:t>
-            </w:r>
-          </w:p>
-        </w:tc>
-        <w:tc>
-          <w:tcPr>
-            <w:tcW w:type="dxa" w:w="712"/>
-            <w:shd w:val="clear" w:color="auto" w:fill="e8e8e8"/>
-          </w:tcPr>
-          <w:p>
-            <w:pPr>
-              <w:jc w:val="center"/>
-              <w:bidi/>
-            </w:pPr>
-            <w:r>
-              <w:rPr>
-                <w:b/>
-                <w:sz w:val="20"/>
-              </w:rPr>
-              <w:t>ملاحظات</w:t>
-            </w:r>
-          </w:p>
-        </w:tc>
-      </w:tr>
-      <w:tr>
-        <w:tc>
-          <w:tcPr>
-            <w:tcW w:type="dxa" w:w="712"/>
-          </w:tcPr>
-          <w:p>
-            <w:pPr>
-              <w:jc w:val="center"/>
-            </w:pPr>
-          </w:p>
-        </w:tc>
-        <w:tc>
-          <w:tcPr>
-            <w:tcW w:type="dxa" w:w="712"/>
-          </w:tcPr>
-          <w:p>
-            <w:pPr>
-              <w:jc w:val="center"/>
-            </w:pPr>
-          </w:p>
-        </w:tc>
-        <w:tc>
-          <w:tcPr>
-            <w:tcW w:type="dxa" w:w="712"/>
-          </w:tcPr>
-          <w:p>
-            <w:pPr>
-              <w:jc w:val="center"/>
-            </w:pPr>
-          </w:p>
-        </w:tc>
-        <w:tc>
-          <w:tcPr>
-            <w:tcW w:type="dxa" w:w="712"/>
-          </w:tcPr>
-          <w:p>
-            <w:pPr>
-              <w:jc w:val="center"/>
-            </w:pPr>
-          </w:p>
-        </w:tc>
-        <w:tc>
-          <w:tcPr>
-            <w:tcW w:type="dxa" w:w="712"/>
-          </w:tcPr>
-          <w:p>
-            <w:pPr>
-              <w:jc w:val="center"/>
-            </w:pPr>
-          </w:p>
-        </w:tc>
-        <w:tc>
-          <w:tcPr>
-            <w:tcW w:type="dxa" w:w="712"/>
-          </w:tcPr>
-          <w:p>
-            <w:pPr>
-              <w:jc w:val="center"/>
-            </w:pPr>
-          </w:p>
-        </w:tc>
-        <w:tc>
-          <w:tcPr>
-            <w:tcW w:type="dxa" w:w="712"/>
-          </w:tcPr>
-          <w:p>
-            <w:pPr>
-              <w:jc w:val="center"/>
-            </w:pPr>
-          </w:p>
-        </w:tc>
-        <w:tc>
-          <w:tcPr>
-            <w:tcW w:type="dxa" w:w="712"/>
-          </w:tcPr>
-          <w:p>
-            <w:pPr>
-              <w:jc w:val="center"/>
-            </w:pPr>
-          </w:p>
-        </w:tc>
-        <w:tc>
-          <w:tcPr>
-            <w:tcW w:type="dxa" w:w="712"/>
-          </w:tcPr>
-          <w:p>
-            <w:pPr>
-              <w:jc w:val="center"/>
-            </w:pPr>
-          </w:p>
-        </w:tc>
-        <w:tc>
-          <w:tcPr>
-            <w:tcW w:type="dxa" w:w="712"/>
-          </w:tcPr>
-          <w:p>
-            <w:pPr>
-              <w:jc w:val="center"/>
-            </w:pPr>
-          </w:p>
-        </w:tc>
-        <w:tc>
-          <w:tcPr>
-            <w:tcW w:type="dxa" w:w="712"/>
-          </w:tcPr>
-          <w:p>
-            <w:pPr>
-              <w:jc w:val="center"/>
-            </w:pPr>
-          </w:p>
-        </w:tc>
-        <w:tc>
-          <w:tcPr>
-            <w:tcW w:type="dxa" w:w="712"/>
-          </w:tcPr>
-          <w:p>
-            <w:pPr>
-              <w:jc w:val="center"/>
-            </w:pPr>
-          </w:p>
-        </w:tc>
-        <w:tc>
-          <w:tcPr>
-            <w:tcW w:type="dxa" w:w="712"/>
-          </w:tcPr>
-          <w:p>
-            <w:pPr>
-              <w:jc w:val="center"/>
-            </w:pPr>
-          </w:p>
-        </w:tc>
-        <w:tc>
-          <w:tcPr>
-            <w:tcW w:type="dxa" w:w="712"/>
-          </w:tcPr>
-          <w:p>
-            <w:pPr>
-              <w:jc w:val="center"/>
-            </w:pPr>
-          </w:p>
-        </w:tc>
-      </w:tr>
-      <w:tr>
-        <w:tc>
-          <w:tcPr>
-            <w:tcW w:type="dxa" w:w="712"/>
-          </w:tcPr>
-          <w:p>
-            <w:pPr>
-              <w:jc w:val="center"/>
-            </w:pPr>
-          </w:p>
-        </w:tc>
-        <w:tc>
-          <w:tcPr>
-            <w:tcW w:type="dxa" w:w="712"/>
-          </w:tcPr>
-          <w:p>
-            <w:pPr>
-              <w:jc w:val="center"/>
-            </w:pPr>
-          </w:p>
-        </w:tc>
-        <w:tc>
-          <w:tcPr>
-            <w:tcW w:type="dxa" w:w="712"/>
-          </w:tcPr>
-          <w:p>
-            <w:pPr>
-              <w:jc w:val="center"/>
-            </w:pPr>
-          </w:p>
-        </w:tc>
-        <w:tc>
-          <w:tcPr>
-            <w:tcW w:type="dxa" w:w="712"/>
-          </w:tcPr>
-          <w:p>
-            <w:pPr>
-              <w:jc w:val="center"/>
-            </w:pPr>
-          </w:p>
-        </w:tc>
-        <w:tc>
-          <w:tcPr>
-            <w:tcW w:type="dxa" w:w="712"/>
-          </w:tcPr>
-          <w:p>
-            <w:pPr>
-              <w:jc w:val="center"/>
-            </w:pPr>
-          </w:p>
-        </w:tc>
-        <w:tc>
-          <w:tcPr>
-            <w:tcW w:type="dxa" w:w="712"/>
-          </w:tcPr>
-          <w:p>
-            <w:pPr>
-              <w:jc w:val="center"/>
-            </w:pPr>
-          </w:p>
-        </w:tc>
-        <w:tc>
-          <w:tcPr>
-            <w:tcW w:type="dxa" w:w="712"/>
-          </w:tcPr>
-          <w:p>
-            <w:pPr>
-              <w:jc w:val="center"/>
-            </w:pPr>
-          </w:p>
-        </w:tc>
-        <w:tc>
-          <w:tcPr>
-            <w:tcW w:type="dxa" w:w="712"/>
-          </w:tcPr>
-          <w:p>
-            <w:pPr>
-              <w:jc w:val="center"/>
-            </w:pPr>
-          </w:p>
-        </w:tc>
-        <w:tc>
-          <w:tcPr>
-            <w:tcW w:type="dxa" w:w="712"/>
-          </w:tcPr>
-          <w:p>
-            <w:pPr>
-              <w:jc w:val="center"/>
-            </w:pPr>
-          </w:p>
-        </w:tc>
-        <w:tc>
-          <w:tcPr>
-            <w:tcW w:type="dxa" w:w="712"/>
-          </w:tcPr>
-          <w:p>
-            <w:pPr>
-              <w:jc w:val="center"/>
-            </w:pPr>
-          </w:p>
-        </w:tc>
-        <w:tc>
-          <w:tcPr>
-            <w:tcW w:type="dxa" w:w="712"/>
-          </w:tcPr>
-          <w:p>
-            <w:pPr>
-              <w:jc w:val="center"/>
-            </w:pPr>
-          </w:p>
-        </w:tc>
-        <w:tc>
-          <w:tcPr>
-            <w:tcW w:type="dxa" w:w="712"/>
-          </w:tcPr>
-          <w:p>
-            <w:pPr>
-              <w:jc w:val="center"/>
-            </w:pPr>
-          </w:p>
-        </w:tc>
-        <w:tc>
-          <w:tcPr>
-            <w:tcW w:type="dxa" w:w="712"/>
-          </w:tcPr>
-          <w:p>
-            <w:pPr>
-              <w:jc w:val="center"/>
-            </w:pPr>
-          </w:p>
-        </w:tc>
-        <w:tc>
-          <w:tcPr>
-            <w:tcW w:type="dxa" w:w="712"/>
-          </w:tcPr>
-          <w:p>
-            <w:pPr>
-              <w:jc w:val="center"/>
-            </w:pPr>
-          </w:p>
-        </w:tc>
-      </w:tr>
-      <w:tr>
-        <w:tc>
-          <w:tcPr>
-            <w:tcW w:type="dxa" w:w="712"/>
-          </w:tcPr>
-          <w:p>
-            <w:pPr>
-              <w:jc w:val="center"/>
-            </w:pPr>
-          </w:p>
-        </w:tc>
-        <w:tc>
-          <w:tcPr>
-            <w:tcW w:type="dxa" w:w="712"/>
-          </w:tcPr>
-          <w:p>
-            <w:pPr>
-              <w:jc w:val="center"/>
-            </w:pPr>
-          </w:p>
-        </w:tc>
-        <w:tc>
-          <w:tcPr>
-            <w:tcW w:type="dxa" w:w="712"/>
-          </w:tcPr>
-          <w:p>
-            <w:pPr>
-              <w:jc w:val="center"/>
-            </w:pPr>
-          </w:p>
-        </w:tc>
-        <w:tc>
-          <w:tcPr>
-            <w:tcW w:type="dxa" w:w="712"/>
-          </w:tcPr>
-          <w:p>
-            <w:pPr>
-              <w:jc w:val="center"/>
-            </w:pPr>
-          </w:p>
-        </w:tc>
-        <w:tc>
-          <w:tcPr>
-            <w:tcW w:type="dxa" w:w="712"/>
-          </w:tcPr>
-          <w:p>
-            <w:pPr>
-              <w:jc w:val="center"/>
-            </w:pPr>
-          </w:p>
-        </w:tc>
-        <w:tc>
-          <w:tcPr>
-            <w:tcW w:type="dxa" w:w="712"/>
-          </w:tcPr>
-          <w:p>
-            <w:pPr>
-              <w:jc w:val="center"/>
-            </w:pPr>
-          </w:p>
-        </w:tc>
-        <w:tc>
-          <w:tcPr>
-            <w:tcW w:type="dxa" w:w="712"/>
-          </w:tcPr>
-          <w:p>
-            <w:pPr>
-              <w:jc w:val="center"/>
-            </w:pPr>
-          </w:p>
-        </w:tc>
-        <w:tc>
-          <w:tcPr>
-            <w:tcW w:type="dxa" w:w="712"/>
-          </w:tcPr>
-          <w:p>
-            <w:pPr>
-              <w:jc w:val="center"/>
-            </w:pPr>
-          </w:p>
-        </w:tc>
-        <w:tc>
-          <w:tcPr>
-            <w:tcW w:type="dxa" w:w="712"/>
-          </w:tcPr>
-          <w:p>
-            <w:pPr>
-              <w:jc w:val="center"/>
-            </w:pPr>
-          </w:p>
-        </w:tc>
-        <w:tc>
-          <w:tcPr>
-            <w:tcW w:type="dxa" w:w="712"/>
-          </w:tcPr>
-          <w:p>
-            <w:pPr>
-              <w:jc w:val="center"/>
-            </w:pPr>
-          </w:p>
-        </w:tc>
-        <w:tc>
-          <w:tcPr>
-            <w:tcW w:type="dxa" w:w="712"/>
-          </w:tcPr>
-          <w:p>
-            <w:pPr>
-              <w:jc w:val="center"/>
-            </w:pPr>
-          </w:p>
-        </w:tc>
-        <w:tc>
-          <w:tcPr>
-            <w:tcW w:type="dxa" w:w="712"/>
-          </w:tcPr>
-          <w:p>
-            <w:pPr>
-              <w:jc w:val="center"/>
-            </w:pPr>
-          </w:p>
-        </w:tc>
-        <w:tc>
-          <w:tcPr>
-            <w:tcW w:type="dxa" w:w="712"/>
-          </w:tcPr>
-          <w:p>
-            <w:pPr>
-              <w:jc w:val="center"/>
-            </w:pPr>
-          </w:p>
-        </w:tc>
-        <w:tc>
-          <w:tcPr>
-            <w:tcW w:type="dxa" w:w="712"/>
-          </w:tcPr>
-          <w:p>
-            <w:pPr>
-              <w:jc w:val="center"/>
-            </w:pPr>
-          </w:p>
-        </w:tc>
-      </w:tr>
-      <w:tr>
-        <w:tc>
-          <w:tcPr>
-            <w:tcW w:type="dxa" w:w="712"/>
-          </w:tcPr>
-          <w:p>
-            <w:pPr>
-              <w:jc w:val="center"/>
-            </w:pPr>
-          </w:p>
-        </w:tc>
-        <w:tc>
-          <w:tcPr>
-            <w:tcW w:type="dxa" w:w="712"/>
-          </w:tcPr>
-          <w:p>
-            <w:pPr>
-              <w:jc w:val="center"/>
-            </w:pPr>
-          </w:p>
-        </w:tc>
-        <w:tc>
-          <w:tcPr>
-            <w:tcW w:type="dxa" w:w="712"/>
-          </w:tcPr>
-          <w:p>
-            <w:pPr>
-              <w:jc w:val="center"/>
-            </w:pPr>
-          </w:p>
-        </w:tc>
-        <w:tc>
-          <w:tcPr>
-            <w:tcW w:type="dxa" w:w="712"/>
-          </w:tcPr>
-          <w:p>
-            <w:pPr>
-              <w:jc w:val="center"/>
-            </w:pPr>
-          </w:p>
-        </w:tc>
-        <w:tc>
-          <w:tcPr>
-            <w:tcW w:type="dxa" w:w="712"/>
-          </w:tcPr>
-          <w:p>
-            <w:pPr>
-              <w:jc w:val="center"/>
-            </w:pPr>
-          </w:p>
-        </w:tc>
-        <w:tc>
-          <w:tcPr>
-            <w:tcW w:type="dxa" w:w="712"/>
-          </w:tcPr>
-          <w:p>
-            <w:pPr>
-              <w:jc w:val="center"/>
-            </w:pPr>
-          </w:p>
-        </w:tc>
-        <w:tc>
-          <w:tcPr>
-            <w:tcW w:type="dxa" w:w="712"/>
-          </w:tcPr>
-          <w:p>
-            <w:pPr>
-              <w:jc w:val="center"/>
-            </w:pPr>
-          </w:p>
-        </w:tc>
-        <w:tc>
-          <w:tcPr>
-            <w:tcW w:type="dxa" w:w="712"/>
-          </w:tcPr>
-          <w:p>
-            <w:pPr>
-              <w:jc w:val="center"/>
-            </w:pPr>
-          </w:p>
-        </w:tc>
-        <w:tc>
-          <w:tcPr>
-            <w:tcW w:type="dxa" w:w="712"/>
-          </w:tcPr>
-          <w:p>
-            <w:pPr>
-              <w:jc w:val="center"/>
-            </w:pPr>
-          </w:p>
-        </w:tc>
-        <w:tc>
-          <w:tcPr>
-            <w:tcW w:type="dxa" w:w="712"/>
-          </w:tcPr>
-          <w:p>
-            <w:pPr>
-              <w:jc w:val="center"/>
-            </w:pPr>
-          </w:p>
-        </w:tc>
-        <w:tc>
-          <w:tcPr>
-            <w:tcW w:type="dxa" w:w="712"/>
-          </w:tcPr>
-          <w:p>
-            <w:pPr>
-              <w:jc w:val="center"/>
-            </w:pPr>
-          </w:p>
-        </w:tc>
-        <w:tc>
-          <w:tcPr>
-            <w:tcW w:type="dxa" w:w="712"/>
-          </w:tcPr>
-          <w:p>
-            <w:pPr>
-              <w:jc w:val="center"/>
-            </w:pPr>
-          </w:p>
-        </w:tc>
-        <w:tc>
-          <w:tcPr>
-            <w:tcW w:type="dxa" w:w="712"/>
-          </w:tcPr>
-          <w:p>
-            <w:pPr>
-              <w:jc w:val="center"/>
-            </w:pPr>
-          </w:p>
-        </w:tc>
-        <w:tc>
-          <w:tcPr>
-            <w:tcW w:type="dxa" w:w="712"/>
-          </w:tcPr>
-          <w:p>
-            <w:pPr>
-              <w:jc w:val="center"/>
-            </w:pPr>
-          </w:p>
-        </w:tc>
-      </w:tr>
-      <w:tr>
-        <w:tc>
-          <w:tcPr>
-            <w:tcW w:type="dxa" w:w="712"/>
-          </w:tcPr>
-          <w:p>
-            <w:pPr>
-              <w:jc w:val="center"/>
-            </w:pPr>
-          </w:p>
-        </w:tc>
-        <w:tc>
-          <w:tcPr>
-            <w:tcW w:type="dxa" w:w="712"/>
-          </w:tcPr>
-          <w:p>
-            <w:pPr>
-              <w:jc w:val="center"/>
-            </w:pPr>
-          </w:p>
-        </w:tc>
-        <w:tc>
-          <w:tcPr>
-            <w:tcW w:type="dxa" w:w="712"/>
-          </w:tcPr>
-          <w:p>
-            <w:pPr>
-              <w:jc w:val="center"/>
-            </w:pPr>
-          </w:p>
-        </w:tc>
-        <w:tc>
-          <w:tcPr>
-            <w:tcW w:type="dxa" w:w="712"/>
-          </w:tcPr>
-          <w:p>
-            <w:pPr>
-              <w:jc w:val="center"/>
-            </w:pPr>
-          </w:p>
-        </w:tc>
-        <w:tc>
-          <w:tcPr>
-            <w:tcW w:type="dxa" w:w="712"/>
-          </w:tcPr>
-          <w:p>
-            <w:pPr>
-              <w:jc w:val="center"/>
-            </w:pPr>
-          </w:p>
-        </w:tc>
-        <w:tc>
-          <w:tcPr>
-            <w:tcW w:type="dxa" w:w="712"/>
-          </w:tcPr>
-          <w:p>
-            <w:pPr>
-              <w:jc w:val="center"/>
-            </w:pPr>
-          </w:p>
-        </w:tc>
-        <w:tc>
-          <w:tcPr>
-            <w:tcW w:type="dxa" w:w="712"/>
-          </w:tcPr>
-          <w:p>
-            <w:pPr>
-              <w:jc w:val="center"/>
-            </w:pPr>
-          </w:p>
-        </w:tc>
-        <w:tc>
-          <w:tcPr>
-            <w:tcW w:type="dxa" w:w="712"/>
-          </w:tcPr>
-          <w:p>
-            <w:pPr>
-              <w:jc w:val="center"/>
-            </w:pPr>
-          </w:p>
-        </w:tc>
-        <w:tc>
-          <w:tcPr>
-            <w:tcW w:type="dxa" w:w="712"/>
-          </w:tcPr>
-          <w:p>
-            <w:pPr>
-              <w:jc w:val="center"/>
-            </w:pPr>
-          </w:p>
-        </w:tc>
-        <w:tc>
-          <w:tcPr>
-            <w:tcW w:type="dxa" w:w="712"/>
-          </w:tcPr>
-          <w:p>
-            <w:pPr>
-              <w:jc w:val="center"/>
-            </w:pPr>
-          </w:p>
-        </w:tc>
-        <w:tc>
-          <w:tcPr>
-            <w:tcW w:type="dxa" w:w="712"/>
-          </w:tcPr>
-          <w:p>
-            <w:pPr>
-              <w:jc w:val="center"/>
-            </w:pPr>
-          </w:p>
-        </w:tc>
-        <w:tc>
-          <w:tcPr>
-            <w:tcW w:type="dxa" w:w="712"/>
-          </w:tcPr>
-          <w:p>
-            <w:pPr>
-              <w:jc w:val="center"/>
-            </w:pPr>
-          </w:p>
-        </w:tc>
-        <w:tc>
-          <w:tcPr>
-            <w:tcW w:type="dxa" w:w="712"/>
-          </w:tcPr>
-          <w:p>
-            <w:pPr>
-              <w:jc w:val="center"/>
-            </w:pPr>
-          </w:p>
-        </w:tc>
-        <w:tc>
-          <w:tcPr>
-            <w:tcW w:type="dxa" w:w="712"/>
-          </w:tcPr>
-          <w:p>
-            <w:pPr>
-              <w:jc w:val="center"/>
-            </w:pPr>
-          </w:p>
-        </w:tc>
-      </w:tr>
-      <w:tr>
-        <w:tc>
-          <w:tcPr>
-            <w:tcW w:type="dxa" w:w="712"/>
-          </w:tcPr>
-          <w:p>
-            <w:pPr>
-              <w:jc w:val="center"/>
-            </w:pPr>
-          </w:p>
-        </w:tc>
-        <w:tc>
-          <w:tcPr>
-            <w:tcW w:type="dxa" w:w="712"/>
-          </w:tcPr>
-          <w:p>
-            <w:pPr>
-              <w:jc w:val="center"/>
-            </w:pPr>
-          </w:p>
-        </w:tc>
-        <w:tc>
-          <w:tcPr>
-            <w:tcW w:type="dxa" w:w="712"/>
-          </w:tcPr>
-          <w:p>
-            <w:pPr>
-              <w:jc w:val="center"/>
-            </w:pPr>
-          </w:p>
-        </w:tc>
-        <w:tc>
-          <w:tcPr>
-            <w:tcW w:type="dxa" w:w="712"/>
-          </w:tcPr>
-          <w:p>
-            <w:pPr>
-              <w:jc w:val="center"/>
-            </w:pPr>
-          </w:p>
-        </w:tc>
-        <w:tc>
-          <w:tcPr>
-            <w:tcW w:type="dxa" w:w="712"/>
-          </w:tcPr>
-          <w:p>
-            <w:pPr>
-              <w:jc w:val="center"/>
-            </w:pPr>
-          </w:p>
-        </w:tc>
-        <w:tc>
-          <w:tcPr>
-            <w:tcW w:type="dxa" w:w="712"/>
-          </w:tcPr>
-          <w:p>
-            <w:pPr>
-              <w:jc w:val="center"/>
-            </w:pPr>
-          </w:p>
-        </w:tc>
-        <w:tc>
-          <w:tcPr>
-            <w:tcW w:type="dxa" w:w="712"/>
-          </w:tcPr>
-          <w:p>
-            <w:pPr>
-              <w:jc w:val="center"/>
-            </w:pPr>
-          </w:p>
-        </w:tc>
-        <w:tc>
-          <w:tcPr>
-            <w:tcW w:type="dxa" w:w="712"/>
-          </w:tcPr>
-          <w:p>
-            <w:pPr>
-              <w:jc w:val="center"/>
-            </w:pPr>
-          </w:p>
-        </w:tc>
-        <w:tc>
-          <w:tcPr>
-            <w:tcW w:type="dxa" w:w="712"/>
-          </w:tcPr>
-          <w:p>
-            <w:pPr>
-              <w:jc w:val="center"/>
-            </w:pPr>
-          </w:p>
-        </w:tc>
-        <w:tc>
-          <w:tcPr>
-            <w:tcW w:type="dxa" w:w="712"/>
-          </w:tcPr>
-          <w:p>
-            <w:pPr>
-              <w:jc w:val="center"/>
-            </w:pPr>
-          </w:p>
-        </w:tc>
-        <w:tc>
-          <w:tcPr>
-            <w:tcW w:type="dxa" w:w="712"/>
-          </w:tcPr>
-          <w:p>
-            <w:pPr>
-              <w:jc w:val="center"/>
-            </w:pPr>
-          </w:p>
-        </w:tc>
-        <w:tc>
-          <w:tcPr>
-            <w:tcW w:type="dxa" w:w="712"/>
-          </w:tcPr>
-          <w:p>
-            <w:pPr>
-              <w:jc w:val="center"/>
-            </w:pPr>
-          </w:p>
-        </w:tc>
-        <w:tc>
-          <w:tcPr>
-            <w:tcW w:type="dxa" w:w="712"/>
-          </w:tcPr>
-          <w:p>
-            <w:pPr>
-              <w:jc w:val="center"/>
-            </w:pPr>
-          </w:p>
-        </w:tc>
-        <w:tc>
-          <w:tcPr>
-            <w:tcW w:type="dxa" w:w="712"/>
-          </w:tcPr>
-          <w:p>
-            <w:pPr>
-              <w:jc w:val="center"/>
-            </w:pPr>
-          </w:p>
-        </w:tc>
-      </w:tr>
-      <w:tr>
-        <w:tc>
-          <w:tcPr>
-            <w:tcW w:type="dxa" w:w="712"/>
-          </w:tcPr>
-          <w:p>
-            <w:pPr>
-              <w:jc w:val="center"/>
-            </w:pPr>
-          </w:p>
-        </w:tc>
-        <w:tc>
-          <w:tcPr>
-            <w:tcW w:type="dxa" w:w="712"/>
-          </w:tcPr>
-          <w:p>
-            <w:pPr>
-              <w:jc w:val="center"/>
-            </w:pPr>
-          </w:p>
-        </w:tc>
-        <w:tc>
-          <w:tcPr>
-            <w:tcW w:type="dxa" w:w="712"/>
-          </w:tcPr>
-          <w:p>
-            <w:pPr>
-              <w:jc w:val="center"/>
-            </w:pPr>
-          </w:p>
-        </w:tc>
-        <w:tc>
-          <w:tcPr>
-            <w:tcW w:type="dxa" w:w="712"/>
-          </w:tcPr>
-          <w:p>
-            <w:pPr>
-              <w:jc w:val="center"/>
-            </w:pPr>
-          </w:p>
-        </w:tc>
-        <w:tc>
-          <w:tcPr>
-            <w:tcW w:type="dxa" w:w="712"/>
-          </w:tcPr>
-          <w:p>
-            <w:pPr>
-              <w:jc w:val="center"/>
-            </w:pPr>
-          </w:p>
-        </w:tc>
-        <w:tc>
-          <w:tcPr>
-            <w:tcW w:type="dxa" w:w="712"/>
-          </w:tcPr>
-          <w:p>
-            <w:pPr>
-              <w:jc w:val="center"/>
-            </w:pPr>
-          </w:p>
-        </w:tc>
-        <w:tc>
-          <w:tcPr>
-            <w:tcW w:type="dxa" w:w="712"/>
-          </w:tcPr>
-          <w:p>
-            <w:pPr>
-              <w:jc w:val="center"/>
-            </w:pPr>
-          </w:p>
-        </w:tc>
-        <w:tc>
-          <w:tcPr>
-            <w:tcW w:type="dxa" w:w="712"/>
-          </w:tcPr>
-          <w:p>
-            <w:pPr>
-              <w:jc w:val="center"/>
-            </w:pPr>
-          </w:p>
-        </w:tc>
-        <w:tc>
-          <w:tcPr>
-            <w:tcW w:type="dxa" w:w="712"/>
-          </w:tcPr>
-          <w:p>
-            <w:pPr>
-              <w:jc w:val="center"/>
-            </w:pPr>
-          </w:p>
-        </w:tc>
-        <w:tc>
-          <w:tcPr>
-            <w:tcW w:type="dxa" w:w="712"/>
-          </w:tcPr>
-          <w:p>
-            <w:pPr>
-              <w:jc w:val="center"/>
-            </w:pPr>
-          </w:p>
-        </w:tc>
-        <w:tc>
-          <w:tcPr>
-            <w:tcW w:type="dxa" w:w="712"/>
-          </w:tcPr>
-          <w:p>
-            <w:pPr>
-              <w:jc w:val="center"/>
-            </w:pPr>
-          </w:p>
-        </w:tc>
-        <w:tc>
-          <w:tcPr>
-            <w:tcW w:type="dxa" w:w="712"/>
-          </w:tcPr>
-          <w:p>
-            <w:pPr>
-              <w:jc w:val="center"/>
-            </w:pPr>
-          </w:p>
-        </w:tc>
-        <w:tc>
-          <w:tcPr>
-            <w:tcW w:type="dxa" w:w="712"/>
-          </w:tcPr>
-          <w:p>
-            <w:pPr>
-              <w:jc w:val="center"/>
-            </w:pPr>
-          </w:p>
-        </w:tc>
-        <w:tc>
-          <w:tcPr>
-            <w:tcW w:type="dxa" w:w="712"/>
-          </w:tcPr>
-          <w:p>
-            <w:pPr>
-              <w:jc w:val="center"/>
-            </w:pPr>
-          </w:p>
-        </w:tc>
-      </w:tr>
-      <w:tr>
-        <w:tc>
-          <w:tcPr>
-            <w:tcW w:type="dxa" w:w="712"/>
-          </w:tcPr>
-          <w:p>
-            <w:pPr>
-              <w:jc w:val="center"/>
-            </w:pPr>
-          </w:p>
-        </w:tc>
-        <w:tc>
-          <w:tcPr>
-            <w:tcW w:type="dxa" w:w="712"/>
-          </w:tcPr>
-          <w:p>
-            <w:pPr>
-              <w:jc w:val="center"/>
-            </w:pPr>
-          </w:p>
-        </w:tc>
-        <w:tc>
-          <w:tcPr>
-            <w:tcW w:type="dxa" w:w="712"/>
-          </w:tcPr>
-          <w:p>
-            <w:pPr>
-              <w:jc w:val="center"/>
-            </w:pPr>
-          </w:p>
-        </w:tc>
-        <w:tc>
-          <w:tcPr>
-            <w:tcW w:type="dxa" w:w="712"/>
-          </w:tcPr>
-          <w:p>
-            <w:pPr>
-              <w:jc w:val="center"/>
-            </w:pPr>
-          </w:p>
-        </w:tc>
-        <w:tc>
-          <w:tcPr>
-            <w:tcW w:type="dxa" w:w="712"/>
-          </w:tcPr>
-          <w:p>
-            <w:pPr>
-              <w:jc w:val="center"/>
-            </w:pPr>
-          </w:p>
-        </w:tc>
-        <w:tc>
-          <w:tcPr>
-            <w:tcW w:type="dxa" w:w="712"/>
-          </w:tcPr>
-          <w:p>
-            <w:pPr>
-              <w:jc w:val="center"/>
-            </w:pPr>
-          </w:p>
-        </w:tc>
-        <w:tc>
-          <w:tcPr>
-            <w:tcW w:type="dxa" w:w="712"/>
-          </w:tcPr>
-          <w:p>
-            <w:pPr>
-              <w:jc w:val="center"/>
-            </w:pPr>
-          </w:p>
-        </w:tc>
-        <w:tc>
-          <w:tcPr>
-            <w:tcW w:type="dxa" w:w="712"/>
-          </w:tcPr>
-          <w:p>
-            <w:pPr>
-              <w:jc w:val="center"/>
-            </w:pPr>
-          </w:p>
-        </w:tc>
-        <w:tc>
-          <w:tcPr>
-            <w:tcW w:type="dxa" w:w="712"/>
-          </w:tcPr>
-          <w:p>
-            <w:pPr>
-              <w:jc w:val="center"/>
-            </w:pPr>
-          </w:p>
-        </w:tc>
-        <w:tc>
-          <w:tcPr>
-            <w:tcW w:type="dxa" w:w="712"/>
-          </w:tcPr>
-          <w:p>
-            <w:pPr>
-              <w:jc w:val="center"/>
-            </w:pPr>
-          </w:p>
-        </w:tc>
-        <w:tc>
-          <w:tcPr>
-            <w:tcW w:type="dxa" w:w="712"/>
-          </w:tcPr>
-          <w:p>
-            <w:pPr>
-              <w:jc w:val="center"/>
-            </w:pPr>
-          </w:p>
-        </w:tc>
-        <w:tc>
-          <w:tcPr>
-            <w:tcW w:type="dxa" w:w="712"/>
-          </w:tcPr>
-          <w:p>
-            <w:pPr>
-              <w:jc w:val="center"/>
-            </w:pPr>
-          </w:p>
-        </w:tc>
-        <w:tc>
-          <w:tcPr>
-            <w:tcW w:type="dxa" w:w="712"/>
-          </w:tcPr>
-          <w:p>
-            <w:pPr>
-              <w:jc w:val="center"/>
-            </w:pPr>
-          </w:p>
-        </w:tc>
-        <w:tc>
-          <w:tcPr>
-            <w:tcW w:type="dxa" w:w="712"/>
-          </w:tcPr>
-          <w:p>
-            <w:pPr>
-              <w:jc w:val="center"/>
-            </w:pPr>
-          </w:p>
-        </w:tc>
-      </w:tr>
-      <w:tr>
-        <w:tc>
-          <w:tcPr>
-            <w:tcW w:type="dxa" w:w="712"/>
-          </w:tcPr>
-          <w:p>
-            <w:pPr>
-              <w:jc w:val="center"/>
-            </w:pPr>
-          </w:p>
-        </w:tc>
-        <w:tc>
-          <w:tcPr>
-            <w:tcW w:type="dxa" w:w="712"/>
-          </w:tcPr>
-          <w:p>
-            <w:pPr>
-              <w:jc w:val="center"/>
-            </w:pPr>
-          </w:p>
-        </w:tc>
-        <w:tc>
-          <w:tcPr>
-            <w:tcW w:type="dxa" w:w="712"/>
-          </w:tcPr>
-          <w:p>
-            <w:pPr>
-              <w:jc w:val="center"/>
-            </w:pPr>
-          </w:p>
-        </w:tc>
-        <w:tc>
-          <w:tcPr>
-            <w:tcW w:type="dxa" w:w="712"/>
-          </w:tcPr>
-          <w:p>
-            <w:pPr>
-              <w:jc w:val="center"/>
-            </w:pPr>
-          </w:p>
-        </w:tc>
-        <w:tc>
-          <w:tcPr>
-            <w:tcW w:type="dxa" w:w="712"/>
-          </w:tcPr>
-          <w:p>
-            <w:pPr>
-              <w:jc w:val="center"/>
-            </w:pPr>
-          </w:p>
-        </w:tc>
-        <w:tc>
-          <w:tcPr>
-            <w:tcW w:type="dxa" w:w="712"/>
-          </w:tcPr>
-          <w:p>
-            <w:pPr>
-              <w:jc w:val="center"/>
-            </w:pPr>
-          </w:p>
-        </w:tc>
-        <w:tc>
-          <w:tcPr>
-            <w:tcW w:type="dxa" w:w="712"/>
-          </w:tcPr>
-          <w:p>
-            <w:pPr>
-              <w:jc w:val="center"/>
-            </w:pPr>
-          </w:p>
-        </w:tc>
-        <w:tc>
-          <w:tcPr>
-            <w:tcW w:type="dxa" w:w="712"/>
-          </w:tcPr>
-          <w:p>
-            <w:pPr>
-              <w:jc w:val="center"/>
-            </w:pPr>
-          </w:p>
-        </w:tc>
-        <w:tc>
-          <w:tcPr>
-            <w:tcW w:type="dxa" w:w="712"/>
-          </w:tcPr>
-          <w:p>
-            <w:pPr>
-              <w:jc w:val="center"/>
-            </w:pPr>
-          </w:p>
-        </w:tc>
-        <w:tc>
-          <w:tcPr>
-            <w:tcW w:type="dxa" w:w="712"/>
-          </w:tcPr>
-          <w:p>
-            <w:pPr>
-              <w:jc w:val="center"/>
-            </w:pPr>
-          </w:p>
-        </w:tc>
-        <w:tc>
-          <w:tcPr>
-            <w:tcW w:type="dxa" w:w="712"/>
-          </w:tcPr>
-          <w:p>
-            <w:pPr>
-              <w:jc w:val="center"/>
-            </w:pPr>
-          </w:p>
-        </w:tc>
-        <w:tc>
-          <w:tcPr>
-            <w:tcW w:type="dxa" w:w="712"/>
-          </w:tcPr>
-          <w:p>
-            <w:pPr>
-              <w:jc w:val="center"/>
-            </w:pPr>
-          </w:p>
-        </w:tc>
-        <w:tc>
-          <w:tcPr>
-            <w:tcW w:type="dxa" w:w="712"/>
-          </w:tcPr>
-          <w:p>
-            <w:pPr>
-              <w:jc w:val="center"/>
-            </w:pPr>
-          </w:p>
-        </w:tc>
-        <w:tc>
-          <w:tcPr>
-            <w:tcW w:type="dxa" w:w="712"/>
-          </w:tcPr>
-          <w:p>
-            <w:pPr>
-              <w:jc w:val="center"/>
-            </w:pPr>
-          </w:p>
-        </w:tc>
-      </w:tr>
-      <w:tr>
-        <w:tc>
-          <w:tcPr>
-            <w:tcW w:type="dxa" w:w="712"/>
-          </w:tcPr>
-          <w:p>
-            <w:pPr>
-              <w:jc w:val="center"/>
-            </w:pPr>
-          </w:p>
-        </w:tc>
-        <w:tc>
-          <w:tcPr>
-            <w:tcW w:type="dxa" w:w="712"/>
-          </w:tcPr>
-          <w:p>
-            <w:pPr>
-              <w:jc w:val="center"/>
-            </w:pPr>
-          </w:p>
-        </w:tc>
-        <w:tc>
-          <w:tcPr>
-            <w:tcW w:type="dxa" w:w="712"/>
-          </w:tcPr>
-          <w:p>
-            <w:pPr>
-              <w:jc w:val="center"/>
-            </w:pPr>
-          </w:p>
-        </w:tc>
-        <w:tc>
-          <w:tcPr>
-            <w:tcW w:type="dxa" w:w="712"/>
-          </w:tcPr>
-          <w:p>
-            <w:pPr>
-              <w:jc w:val="center"/>
-            </w:pPr>
-          </w:p>
-        </w:tc>
-        <w:tc>
-          <w:tcPr>
-            <w:tcW w:type="dxa" w:w="712"/>
-          </w:tcPr>
-          <w:p>
-            <w:pPr>
-              <w:jc w:val="center"/>
-            </w:pPr>
-          </w:p>
-        </w:tc>
-        <w:tc>
-          <w:tcPr>
-            <w:tcW w:type="dxa" w:w="712"/>
-          </w:tcPr>
-          <w:p>
-            <w:pPr>
-              <w:jc w:val="center"/>
-            </w:pPr>
-          </w:p>
-        </w:tc>
-        <w:tc>
-          <w:tcPr>
-            <w:tcW w:type="dxa" w:w="712"/>
-          </w:tcPr>
-          <w:p>
-            <w:pPr>
-              <w:jc w:val="center"/>
-            </w:pPr>
-          </w:p>
-        </w:tc>
-        <w:tc>
-          <w:tcPr>
-            <w:tcW w:type="dxa" w:w="712"/>
-          </w:tcPr>
-          <w:p>
-            <w:pPr>
-              <w:jc w:val="center"/>
-            </w:pPr>
-          </w:p>
-        </w:tc>
-        <w:tc>
-          <w:tcPr>
-            <w:tcW w:type="dxa" w:w="712"/>
-          </w:tcPr>
-          <w:p>
-            <w:pPr>
-              <w:jc w:val="center"/>
-            </w:pPr>
-          </w:p>
-        </w:tc>
-        <w:tc>
-          <w:tcPr>
-            <w:tcW w:type="dxa" w:w="712"/>
-          </w:tcPr>
-          <w:p>
-            <w:pPr>
-              <w:jc w:val="center"/>
-            </w:pPr>
-          </w:p>
-        </w:tc>
-        <w:tc>
-          <w:tcPr>
-            <w:tcW w:type="dxa" w:w="712"/>
-          </w:tcPr>
-          <w:p>
-            <w:pPr>
-              <w:jc w:val="center"/>
-            </w:pPr>
-          </w:p>
-        </w:tc>
-        <w:tc>
-          <w:tcPr>
-            <w:tcW w:type="dxa" w:w="712"/>
-          </w:tcPr>
-          <w:p>
-            <w:pPr>
-              <w:jc w:val="center"/>
-            </w:pPr>
-          </w:p>
-        </w:tc>
-        <w:tc>
-          <w:tcPr>
-            <w:tcW w:type="dxa" w:w="712"/>
-          </w:tcPr>
-          <w:p>
-            <w:pPr>
-              <w:jc w:val="center"/>
-            </w:pPr>
-          </w:p>
-        </w:tc>
-        <w:tc>
-          <w:tcPr>
-            <w:tcW w:type="dxa" w:w="712"/>
-          </w:tcPr>
-          <w:p>
-            <w:pPr>
-              <w:jc w:val="center"/>
-            </w:pPr>
-          </w:p>
-        </w:tc>
-      </w:tr>
-    </w:tbl>
-    <w:p/>
-    <w:p>
-      <w:pPr>
-        <w:bidi/>
-      </w:pPr>
-      <w:r>
-        <w:rPr>
-          <w:i/>
-        </w:rPr>
-        <w:t xml:space="preserve">ملاحظة: ضع علامة </w:t>
+        <w:t xml:space="preserve">ملاحظة: </w:t>
       </w:r>
       <w:r>
         <w:rPr>
-          <w:b/>
+          <w:sz w:val="18"/>
         </w:rPr>
-        <w:t>✓</w:t>
-      </w:r>
-      <w:r>
-        <w:rPr>
-          <w:i/>
-        </w:rPr>
-        <w:t xml:space="preserve"> في الخانة المناسبة لكل شهر.</w:t>
+        <w:t>عُبِّئت هذه الجدولة من باب التمثيل فقط، فلا ينبغي التقيد بها من طرف الأندية.</w:t>
       </w:r>
     </w:p>
     <w:sectPr>
-      <w:pgSz w:w="12240" w:h="15840"/>
-      <w:pgMar w:top="850" w:right="1134" w:bottom="850" w:left="1134" w:header="720" w:footer="720" w:gutter="0"/>
+      <w:pgSz w:w="15840" w:h="12240" w:orient="landscape"/>
+      <w:pgMar w:top="680" w:right="850" w:bottom="680" w:left="850" w:header="720" w:footer="720" w:gutter="0"/>
       <w:cols w:space="720"/>
       <w:docGrid w:linePitch="360"/>
     </w:sectPr>
@@ -2192,7 +2926,7 @@
     <w:rsid w:val="00FC693F"/>
     <w:rPr>
       <w:rFonts w:ascii="Arial" w:hAnsi="Arial"/>
-      <w:sz w:val="22"/>
+      <w:sz w:val="20"/>
     </w:rPr>
   </w:style>
   <w:style w:type="paragraph" w:styleId="Header">
